--- a/discoverer-neo/docs/user-guide/manual/Discoverer-Neo-VIEWER-Guide-Quick-fr-FR.docx
+++ b/discoverer-neo/docs/user-guide/manual/Discoverer-Neo-VIEWER-Guide-Quick-fr-FR.docx
@@ -54,7 +54,7 @@
           <w:sz w:val="22"/>
           <w:szCs w:val="22"/>
         </w:rPr>
-        <w:t>Version 2.0.0</w:t>
+        <w:t>Version 2.0.1</w:t>
       </w:r>
     </w:p>
     <w:p>
@@ -74,7 +74,7 @@
     <w:sdt>
       <w:sdtPr>
         <w:alias w:val="Sommaire"/>
-        <w:id w:val="-689911167"/>
+        <w:id w:val="898168745"/>
       </w:sdtPr>
       <w:sdtEndPr/>
       <w:sdtContent>
@@ -102,7 +102,7 @@
           <w:r>
             <w:fldChar w:fldCharType="separate"/>
           </w:r>
-          <w:hyperlink w:anchor="_Toc241669338" w:history="1">
+          <w:hyperlink w:anchor="_Toc241671869" w:history="1">
             <w:r>
               <w:rPr>
                 <w:rStyle w:val="Hiperligao"/>
@@ -126,7 +126,7 @@
               <w:rPr>
                 <w:noProof/>
               </w:rPr>
-              <w:instrText xml:space="preserve"> PAGEREF _Toc241669338 \h </w:instrText>
+              <w:instrText xml:space="preserve"> PAGEREF _Toc241671869 \h </w:instrText>
             </w:r>
             <w:r>
               <w:rPr>
@@ -168,7 +168,7 @@
               <w14:ligatures w14:val="standardContextual"/>
             </w:rPr>
           </w:pPr>
-          <w:hyperlink w:anchor="_Toc241669339" w:history="1">
+          <w:hyperlink w:anchor="_Toc241671870" w:history="1">
             <w:r>
               <w:rPr>
                 <w:rStyle w:val="Hiperligao"/>
@@ -192,7 +192,7 @@
               <w:rPr>
                 <w:noProof/>
               </w:rPr>
-              <w:instrText xml:space="preserve"> PAGEREF _Toc241669339 \h </w:instrText>
+              <w:instrText xml:space="preserve"> PAGEREF _Toc241671870 \h </w:instrText>
             </w:r>
             <w:r>
               <w:rPr>
@@ -234,7 +234,7 @@
               <w14:ligatures w14:val="standardContextual"/>
             </w:rPr>
           </w:pPr>
-          <w:hyperlink w:anchor="_Toc241669340" w:history="1">
+          <w:hyperlink w:anchor="_Toc241671871" w:history="1">
             <w:r>
               <w:rPr>
                 <w:rStyle w:val="Hiperligao"/>
@@ -258,7 +258,7 @@
               <w:rPr>
                 <w:noProof/>
               </w:rPr>
-              <w:instrText xml:space="preserve"> PAGEREF _Toc241669340 \h </w:instrText>
+              <w:instrText xml:space="preserve"> PAGEREF _Toc241671871 \h </w:instrText>
             </w:r>
             <w:r>
               <w:rPr>
@@ -300,7 +300,7 @@
               <w14:ligatures w14:val="standardContextual"/>
             </w:rPr>
           </w:pPr>
-          <w:hyperlink w:anchor="_Toc241669341" w:history="1">
+          <w:hyperlink w:anchor="_Toc241671872" w:history="1">
             <w:r>
               <w:rPr>
                 <w:rStyle w:val="Hiperligao"/>
@@ -324,7 +324,7 @@
               <w:rPr>
                 <w:noProof/>
               </w:rPr>
-              <w:instrText xml:space="preserve"> PAGEREF _Toc241669341 \h </w:instrText>
+              <w:instrText xml:space="preserve"> PAGEREF _Toc241671872 \h </w:instrText>
             </w:r>
             <w:r>
               <w:rPr>
@@ -366,7 +366,7 @@
               <w14:ligatures w14:val="standardContextual"/>
             </w:rPr>
           </w:pPr>
-          <w:hyperlink w:anchor="_Toc241669342" w:history="1">
+          <w:hyperlink w:anchor="_Toc241671873" w:history="1">
             <w:r>
               <w:rPr>
                 <w:rStyle w:val="Hiperligao"/>
@@ -390,7 +390,7 @@
               <w:rPr>
                 <w:noProof/>
               </w:rPr>
-              <w:instrText xml:space="preserve"> PAGEREF _Toc241669342 \h </w:instrText>
+              <w:instrText xml:space="preserve"> PAGEREF _Toc241671873 \h </w:instrText>
             </w:r>
             <w:r>
               <w:rPr>
@@ -432,7 +432,7 @@
               <w14:ligatures w14:val="standardContextual"/>
             </w:rPr>
           </w:pPr>
-          <w:hyperlink w:anchor="_Toc241669343" w:history="1">
+          <w:hyperlink w:anchor="_Toc241671874" w:history="1">
             <w:r>
               <w:rPr>
                 <w:rStyle w:val="Hiperligao"/>
@@ -456,7 +456,7 @@
               <w:rPr>
                 <w:noProof/>
               </w:rPr>
-              <w:instrText xml:space="preserve"> PAGEREF _Toc241669343 \h </w:instrText>
+              <w:instrText xml:space="preserve"> PAGEREF _Toc241671874 \h </w:instrText>
             </w:r>
             <w:r>
               <w:rPr>
@@ -504,7 +504,7 @@
       <w:pPr>
         <w:pStyle w:val="Ttulo1"/>
       </w:pPr>
-      <w:bookmarkStart w:id="0" w:name="_Toc241669338"/>
+      <w:bookmarkStart w:id="0" w:name="_Toc241671869"/>
       <w:r>
         <w:lastRenderedPageBreak/>
         <w:t>Votre rôle en une page</w:t>
@@ -1010,7 +1010,7 @@
           <w:noProof/>
         </w:rPr>
         <w:drawing>
-          <wp:inline distT="0" distB="0" distL="0" distR="0" wp14:anchorId="58F45879" wp14:editId="30F2FFA3">
+          <wp:inline distT="0" distB="0" distL="0" distR="0" wp14:anchorId="3BC4A2B5" wp14:editId="01A2D133">
             <wp:extent cx="5715000" cy="3571875"/>
             <wp:effectExtent l="0" t="0" r="0" b="0"/>
             <wp:docPr id="483" name="01-login.png" descr="La page de connexion avec E-mail, Mot de passe, Rester connecté et le bouton Se connecter." title="La page de connexion avec E-mail, Mot de passe, Rester connecté et le bouton Se connecter."/>
@@ -1063,7 +1063,7 @@
         <w:pStyle w:val="Ttulo1"/>
         <w:pageBreakBefore/>
       </w:pPr>
-      <w:bookmarkStart w:id="1" w:name="_Toc241669339"/>
+      <w:bookmarkStart w:id="1" w:name="_Toc241671870"/>
       <w:r>
         <w:lastRenderedPageBreak/>
         <w:t>Tableau de bord et cartes</w:t>
@@ -1106,7 +1106,7 @@
           <w:noProof/>
         </w:rPr>
         <w:drawing>
-          <wp:inline distT="0" distB="0" distL="0" distR="0" wp14:anchorId="7545D658" wp14:editId="133CEEC6">
+          <wp:inline distT="0" distB="0" distL="0" distR="0" wp14:anchorId="5E404407" wp14:editId="627EAAB7">
             <wp:extent cx="5715000" cy="3429000"/>
             <wp:effectExtent l="0" t="0" r="0" b="0"/>
             <wp:docPr id="484" name="03-maps-all.png" descr="La liste Cartes, onglet Tous, où chaque carte n'a que l'icône Ouvrir." title="La liste Cartes, onglet Tous, où chaque carte n'a que l'icône Ouvrir."/>
@@ -1578,7 +1578,7 @@
         <w:pStyle w:val="Ttulo1"/>
         <w:pageBreakBefore/>
       </w:pPr>
-      <w:bookmarkStart w:id="2" w:name="_Toc241669340"/>
+      <w:bookmarkStart w:id="2" w:name="_Toc241671871"/>
       <w:r>
         <w:lastRenderedPageBreak/>
         <w:t>Exécuter et lire une carte</w:t>
@@ -1601,7 +1601,7 @@
           <w:noProof/>
         </w:rPr>
         <w:drawing>
-          <wp:inline distT="0" distB="0" distL="0" distR="0" wp14:anchorId="23A0DEB3" wp14:editId="6D8C386A">
+          <wp:inline distT="0" distB="0" distL="0" distR="0" wp14:anchorId="3068228C" wp14:editId="26021633">
             <wp:extent cx="5715000" cy="3571875"/>
             <wp:effectExtent l="0" t="0" r="0" b="0"/>
             <wp:docPr id="485" name="06-viewer-results.png" descr="Une exécution terminée avec les boutons Excel, CSV et PDF au-dessus de la grille de résultats." title="Une exécution terminée avec les boutons Excel, CSV et PDF au-dessus de la grille de résultats."/>
@@ -2117,7 +2117,7 @@
         <w:pStyle w:val="Ttulo1"/>
         <w:pageBreakBefore/>
       </w:pPr>
-      <w:bookmarkStart w:id="3" w:name="_Toc241669341"/>
+      <w:bookmarkStart w:id="3" w:name="_Toc241671872"/>
       <w:r>
         <w:lastRenderedPageBreak/>
         <w:t>Exécutions et exportations</w:t>
@@ -2157,7 +2157,7 @@
           <w:noProof/>
         </w:rPr>
         <w:drawing>
-          <wp:inline distT="0" distB="0" distL="0" distR="0" wp14:anchorId="375D2DF9" wp14:editId="0CB97FDA">
+          <wp:inline distT="0" distB="0" distL="0" distR="0" wp14:anchorId="391A64FD" wp14:editId="44A11C2C">
             <wp:extent cx="5715000" cy="3571875"/>
             <wp:effectExtent l="0" t="0" r="0" b="0"/>
             <wp:docPr id="486" name="07-runs.png" descr="La page Exécutions listant les propres exécutions du Viewer." title="La page Exécutions listant les propres exécutions du Viewer."/>
@@ -2538,7 +2538,7 @@
         <w:pStyle w:val="Ttulo1"/>
         <w:pageBreakBefore/>
       </w:pPr>
-      <w:bookmarkStart w:id="4" w:name="_Toc241669342"/>
+      <w:bookmarkStart w:id="4" w:name="_Toc241671873"/>
       <w:r>
         <w:lastRenderedPageBreak/>
         <w:t>Planifications</w:t>
@@ -2591,7 +2591,7 @@
           <w:noProof/>
         </w:rPr>
         <w:drawing>
-          <wp:inline distT="0" distB="0" distL="0" distR="0" wp14:anchorId="436A923B" wp14:editId="6A78B893">
+          <wp:inline distT="0" distB="0" distL="0" distR="0" wp14:anchorId="73C28ACA" wp14:editId="09535A2D">
             <wp:extent cx="5715000" cy="3571875"/>
             <wp:effectExtent l="0" t="0" r="0" b="0"/>
             <wp:docPr id="487" name="09-schedules.png" descr="La page Planifications avec le message Aucune planification pour le moment." title="La page Planifications avec le message Aucune planification pour le moment."/>
@@ -3057,7 +3057,7 @@
         <w:pStyle w:val="Ttulo1"/>
         <w:pageBreakBefore/>
       </w:pPr>
-      <w:bookmarkStart w:id="5" w:name="_Toc241669343"/>
+      <w:bookmarkStart w:id="5" w:name="_Toc241671874"/>
       <w:r>
         <w:lastRenderedPageBreak/>
         <w:t>Paramètres</w:t>
@@ -3090,7 +3090,7 @@
           <w:noProof/>
         </w:rPr>
         <w:drawing>
-          <wp:inline distT="0" distB="0" distL="0" distR="0" wp14:anchorId="344DC2C2" wp14:editId="263560C6">
+          <wp:inline distT="0" distB="0" distL="0" distR="0" wp14:anchorId="5DB72E50" wp14:editId="57789538">
             <wp:extent cx="5715000" cy="3571875"/>
             <wp:effectExtent l="0" t="0" r="0" b="0"/>
             <wp:docPr id="488" name="04-settings.png" descr="La page Paramètres avec les cartes Langue, Thème et Palette de couleurs." title="La page Paramètres avec les cartes Langue, Thème et Palette de couleurs."/>
@@ -3399,7 +3399,7 @@
         <w:sz w:val="16"/>
         <w:szCs w:val="16"/>
       </w:rPr>
-      <w:t>Discoverer Neo 2.0.0 · Guide rapide · VIEWER</w:t>
+      <w:t>Discoverer Neo 2.0.1 · Guide rapide · VIEWER</w:t>
     </w:r>
   </w:p>
 </w:hdr>
@@ -3408,10 +3408,68 @@
 <file path=word/numbering.xml><?xml version="1.0" encoding="utf-8"?>
 <w:numbering xmlns:wpc="http://schemas.microsoft.com/office/word/2010/wordprocessingCanvas" xmlns:cx="http://schemas.microsoft.com/office/drawing/2014/chartex" xmlns:cx1="http://schemas.microsoft.com/office/drawing/2015/9/8/chartex" xmlns:cx2="http://schemas.microsoft.com/office/drawing/2015/10/21/chartex" xmlns:cx3="http://schemas.microsoft.com/office/drawing/2016/5/9/chartex" xmlns:cx4="http://schemas.microsoft.com/office/drawing/2016/5/10/chartex" xmlns:cx5="http://schemas.microsoft.com/office/drawing/2016/5/11/chartex" xmlns:cx6="http://schemas.microsoft.com/office/drawing/2016/5/12/chartex" xmlns:cx7="http://schemas.microsoft.com/office/drawing/2016/5/13/chartex" xmlns:cx8="http://schemas.microsoft.com/office/drawing/2016/5/14/chartex" xmlns:mc="http://schemas.openxmlformats.org/markup-compatibility/2006" xmlns:aink="http://schemas.microsoft.com/office/drawing/2016/ink" xmlns:am3d="http://schemas.microsoft.com/office/drawing/2017/model3d" xmlns:o="urn:schemas-microsoft-com:office:office" xmlns:oel="http://schemas.microsoft.com/office/2019/extlst" xmlns:r="http://schemas.openxmlformats.org/officeDocument/2006/relationships" xmlns:m="http://schemas.openxmlformats.org/officeDocument/2006/math" xmlns:v="urn:schemas-microsoft-com:vml" xmlns:wp14="http://schemas.microsoft.com/office/word/2010/wordprocessingDrawing" xmlns:wp="http://schemas.openxmlformats.org/drawingml/2006/wordprocessingDrawing" xmlns:w10="urn:schemas-microsoft-com:office:word" xmlns:w="http://schemas.openxmlformats.org/wordprocessingml/2006/main" xmlns:w14="http://schemas.microsoft.com/office/word/2010/wordml" xmlns:w15="http://schemas.microsoft.com/office/word/2012/wordml" xmlns:w16cex="http://schemas.microsoft.com/office/word/2018/wordml/cex" xmlns:w16cid="http://schemas.microsoft.com/office/word/2016/wordml/cid" xmlns:w16="http://schemas.microsoft.com/office/word/2018/wordml" xmlns:w16sdtdh="http://schemas.microsoft.com/office/word/2020/wordml/sdtdatahash" xmlns:w16se="http://schemas.microsoft.com/office/word/2015/wordml/symex" xmlns:wpg="http://schemas.microsoft.com/office/word/2010/wordprocessingGroup" xmlns:wpi="http://schemas.microsoft.com/office/word/2010/wordprocessingInk" xmlns:wne="http://schemas.microsoft.com/office/word/2006/wordml" xmlns:wps="http://schemas.microsoft.com/office/word/2010/wordprocessingShape" mc:Ignorable="w14 w15 w16se w16cid w16 w16cex w16sdtdh wp14">
   <w:abstractNum w:abstractNumId="0" w15:restartNumberingAfterBreak="0">
-    <w:nsid w:val="00764B33"/>
+    <w:nsid w:val="25D63F6D"/>
     <w:multiLevelType w:val="hybridMultilevel"/>
-    <w:tmpl w:val="58067954"/>
-    <w:lvl w:ilvl="0" w:tplc="27E02F02">
+    <w:tmpl w:val="CEB2F90C"/>
+    <w:lvl w:ilvl="0" w:tplc="0EC61276" w:tentative="1">
+      <w:start w:val="1"/>
+      <w:numFmt w:val="bullet"/>
+      <w:lvlText w:val="•"/>
+      <w:lvlJc w:val="left"/>
+      <w:pPr>
+        <w:ind w:left="360" w:hanging="260"/>
+      </w:pPr>
+    </w:lvl>
+    <w:lvl w:ilvl="1" w:tplc="A3FEFA40" w:tentative="1">
+      <w:start w:val="1"/>
+      <w:numFmt w:val="bullet"/>
+      <w:lvlText w:val="–"/>
+      <w:lvlJc w:val="left"/>
+      <w:pPr>
+        <w:ind w:left="720" w:hanging="260"/>
+      </w:pPr>
+    </w:lvl>
+    <w:lvl w:ilvl="2" w:tplc="06CC4122">
+      <w:numFmt w:val="decimal"/>
+      <w:lvlText w:val=""/>
+      <w:lvlJc w:val="left"/>
+    </w:lvl>
+    <w:lvl w:ilvl="3" w:tplc="1D3E3F26">
+      <w:numFmt w:val="decimal"/>
+      <w:lvlText w:val=""/>
+      <w:lvlJc w:val="left"/>
+    </w:lvl>
+    <w:lvl w:ilvl="4" w:tplc="05A4D408">
+      <w:numFmt w:val="decimal"/>
+      <w:lvlText w:val=""/>
+      <w:lvlJc w:val="left"/>
+    </w:lvl>
+    <w:lvl w:ilvl="5" w:tplc="C65E8C68">
+      <w:numFmt w:val="decimal"/>
+      <w:lvlText w:val=""/>
+      <w:lvlJc w:val="left"/>
+    </w:lvl>
+    <w:lvl w:ilvl="6" w:tplc="1E6A3880">
+      <w:numFmt w:val="decimal"/>
+      <w:lvlText w:val=""/>
+      <w:lvlJc w:val="left"/>
+    </w:lvl>
+    <w:lvl w:ilvl="7" w:tplc="0A0E0D96">
+      <w:numFmt w:val="decimal"/>
+      <w:lvlText w:val=""/>
+      <w:lvlJc w:val="left"/>
+    </w:lvl>
+    <w:lvl w:ilvl="8" w:tplc="9FC853A2">
+      <w:numFmt w:val="decimal"/>
+      <w:lvlText w:val=""/>
+      <w:lvlJc w:val="left"/>
+    </w:lvl>
+  </w:abstractNum>
+  <w:abstractNum w:abstractNumId="1" w15:restartNumberingAfterBreak="0">
+    <w:nsid w:val="3749376E"/>
+    <w:multiLevelType w:val="hybridMultilevel"/>
+    <w:tmpl w:val="591E46EA"/>
+    <w:lvl w:ilvl="0" w:tplc="E54EA2EA">
       <w:start w:val="1"/>
       <w:numFmt w:val="decimal"/>
       <w:lvlText w:val="%1."/>
@@ -3420,7 +3478,7 @@
         <w:ind w:left="360" w:hanging="300"/>
       </w:pPr>
     </w:lvl>
-    <w:lvl w:ilvl="1" w:tplc="D4FEB816" w:tentative="1">
+    <w:lvl w:ilvl="1" w:tplc="5F42CEA0" w:tentative="1">
       <w:start w:val="1"/>
       <w:numFmt w:val="lowerLetter"/>
       <w:lvlText w:val="%2."/>
@@ -3429,47 +3487,47 @@
         <w:ind w:left="720" w:hanging="300"/>
       </w:pPr>
     </w:lvl>
-    <w:lvl w:ilvl="2" w:tplc="C17AF27C">
+    <w:lvl w:ilvl="2" w:tplc="890E89C0">
       <w:numFmt w:val="decimal"/>
       <w:lvlText w:val=""/>
       <w:lvlJc w:val="left"/>
     </w:lvl>
-    <w:lvl w:ilvl="3" w:tplc="0FEC466E">
+    <w:lvl w:ilvl="3" w:tplc="F698CE7E">
       <w:numFmt w:val="decimal"/>
       <w:lvlText w:val=""/>
       <w:lvlJc w:val="left"/>
     </w:lvl>
-    <w:lvl w:ilvl="4" w:tplc="7D7806D8">
+    <w:lvl w:ilvl="4" w:tplc="32EE5C08">
       <w:numFmt w:val="decimal"/>
       <w:lvlText w:val=""/>
       <w:lvlJc w:val="left"/>
     </w:lvl>
-    <w:lvl w:ilvl="5" w:tplc="D9F6529A">
+    <w:lvl w:ilvl="5" w:tplc="31A4E176">
       <w:numFmt w:val="decimal"/>
       <w:lvlText w:val=""/>
       <w:lvlJc w:val="left"/>
     </w:lvl>
-    <w:lvl w:ilvl="6" w:tplc="3820B256">
+    <w:lvl w:ilvl="6" w:tplc="F2D453B6">
       <w:numFmt w:val="decimal"/>
       <w:lvlText w:val=""/>
       <w:lvlJc w:val="left"/>
     </w:lvl>
-    <w:lvl w:ilvl="7" w:tplc="345AE030">
+    <w:lvl w:ilvl="7" w:tplc="F59603B8">
       <w:numFmt w:val="decimal"/>
       <w:lvlText w:val=""/>
       <w:lvlJc w:val="left"/>
     </w:lvl>
-    <w:lvl w:ilvl="8" w:tplc="4928E582">
+    <w:lvl w:ilvl="8" w:tplc="0DBAF888">
       <w:numFmt w:val="decimal"/>
       <w:lvlText w:val=""/>
       <w:lvlJc w:val="left"/>
     </w:lvl>
   </w:abstractNum>
-  <w:abstractNum w:abstractNumId="1" w15:restartNumberingAfterBreak="0">
-    <w:nsid w:val="1AE46560"/>
+  <w:abstractNum w:abstractNumId="2" w15:restartNumberingAfterBreak="0">
+    <w:nsid w:val="41BC17BF"/>
     <w:multiLevelType w:val="hybridMultilevel"/>
-    <w:tmpl w:val="AEC41808"/>
-    <w:lvl w:ilvl="0" w:tplc="5ACCC226">
+    <w:tmpl w:val="6E8A0F80"/>
+    <w:lvl w:ilvl="0" w:tplc="F9ACBF16">
       <w:start w:val="1"/>
       <w:numFmt w:val="decimal"/>
       <w:lvlText w:val="%1."/>
@@ -3478,7 +3536,7 @@
         <w:ind w:left="360" w:hanging="300"/>
       </w:pPr>
     </w:lvl>
-    <w:lvl w:ilvl="1" w:tplc="D95C3B00" w:tentative="1">
+    <w:lvl w:ilvl="1" w:tplc="52B4480A" w:tentative="1">
       <w:start w:val="1"/>
       <w:numFmt w:val="lowerLetter"/>
       <w:lvlText w:val="%2."/>
@@ -3487,47 +3545,47 @@
         <w:ind w:left="720" w:hanging="300"/>
       </w:pPr>
     </w:lvl>
-    <w:lvl w:ilvl="2" w:tplc="BF1E79A0">
+    <w:lvl w:ilvl="2" w:tplc="FB00E568">
       <w:numFmt w:val="decimal"/>
       <w:lvlText w:val=""/>
       <w:lvlJc w:val="left"/>
     </w:lvl>
-    <w:lvl w:ilvl="3" w:tplc="669CDCBC">
+    <w:lvl w:ilvl="3" w:tplc="54F4A992">
       <w:numFmt w:val="decimal"/>
       <w:lvlText w:val=""/>
       <w:lvlJc w:val="left"/>
     </w:lvl>
-    <w:lvl w:ilvl="4" w:tplc="AE3845A6">
+    <w:lvl w:ilvl="4" w:tplc="BC2C69F6">
       <w:numFmt w:val="decimal"/>
       <w:lvlText w:val=""/>
       <w:lvlJc w:val="left"/>
     </w:lvl>
-    <w:lvl w:ilvl="5" w:tplc="7F2A04C8">
+    <w:lvl w:ilvl="5" w:tplc="93406D78">
       <w:numFmt w:val="decimal"/>
       <w:lvlText w:val=""/>
       <w:lvlJc w:val="left"/>
     </w:lvl>
-    <w:lvl w:ilvl="6" w:tplc="ECA88F9C">
+    <w:lvl w:ilvl="6" w:tplc="FB96405A">
       <w:numFmt w:val="decimal"/>
       <w:lvlText w:val=""/>
       <w:lvlJc w:val="left"/>
     </w:lvl>
-    <w:lvl w:ilvl="7" w:tplc="EB0856B6">
+    <w:lvl w:ilvl="7" w:tplc="0878608C">
       <w:numFmt w:val="decimal"/>
       <w:lvlText w:val=""/>
       <w:lvlJc w:val="left"/>
     </w:lvl>
-    <w:lvl w:ilvl="8" w:tplc="191CBC64">
+    <w:lvl w:ilvl="8" w:tplc="52C81BB6">
       <w:numFmt w:val="decimal"/>
       <w:lvlText w:val=""/>
       <w:lvlJc w:val="left"/>
     </w:lvl>
   </w:abstractNum>
-  <w:abstractNum w:abstractNumId="2" w15:restartNumberingAfterBreak="0">
-    <w:nsid w:val="2BF051BC"/>
+  <w:abstractNum w:abstractNumId="3" w15:restartNumberingAfterBreak="0">
+    <w:nsid w:val="4E696918"/>
     <w:multiLevelType w:val="hybridMultilevel"/>
-    <w:tmpl w:val="B65445A2"/>
-    <w:lvl w:ilvl="0" w:tplc="A8CC0CB4">
+    <w:tmpl w:val="2946C906"/>
+    <w:lvl w:ilvl="0" w:tplc="7ADCDD98">
       <w:start w:val="1"/>
       <w:numFmt w:val="decimal"/>
       <w:lvlText w:val="%1."/>
@@ -3536,7 +3594,7 @@
         <w:ind w:left="360" w:hanging="300"/>
       </w:pPr>
     </w:lvl>
-    <w:lvl w:ilvl="1" w:tplc="B07AA9CE" w:tentative="1">
+    <w:lvl w:ilvl="1" w:tplc="A5E0F918" w:tentative="1">
       <w:start w:val="1"/>
       <w:numFmt w:val="lowerLetter"/>
       <w:lvlText w:val="%2."/>
@@ -3545,47 +3603,47 @@
         <w:ind w:left="720" w:hanging="300"/>
       </w:pPr>
     </w:lvl>
-    <w:lvl w:ilvl="2" w:tplc="C0249DC6">
+    <w:lvl w:ilvl="2" w:tplc="A48AC366">
       <w:numFmt w:val="decimal"/>
       <w:lvlText w:val=""/>
       <w:lvlJc w:val="left"/>
     </w:lvl>
-    <w:lvl w:ilvl="3" w:tplc="638AF95E">
+    <w:lvl w:ilvl="3" w:tplc="A0F2F0A8">
       <w:numFmt w:val="decimal"/>
       <w:lvlText w:val=""/>
       <w:lvlJc w:val="left"/>
     </w:lvl>
-    <w:lvl w:ilvl="4" w:tplc="310AADA0">
+    <w:lvl w:ilvl="4" w:tplc="F996AD60">
       <w:numFmt w:val="decimal"/>
       <w:lvlText w:val=""/>
       <w:lvlJc w:val="left"/>
     </w:lvl>
-    <w:lvl w:ilvl="5" w:tplc="6002BE9A">
+    <w:lvl w:ilvl="5" w:tplc="D0641DC4">
       <w:numFmt w:val="decimal"/>
       <w:lvlText w:val=""/>
       <w:lvlJc w:val="left"/>
     </w:lvl>
-    <w:lvl w:ilvl="6" w:tplc="A1EC8436">
+    <w:lvl w:ilvl="6" w:tplc="63B6C4F0">
       <w:numFmt w:val="decimal"/>
       <w:lvlText w:val=""/>
       <w:lvlJc w:val="left"/>
     </w:lvl>
-    <w:lvl w:ilvl="7" w:tplc="9EA80476">
+    <w:lvl w:ilvl="7" w:tplc="9D4A8DC2">
       <w:numFmt w:val="decimal"/>
       <w:lvlText w:val=""/>
       <w:lvlJc w:val="left"/>
     </w:lvl>
-    <w:lvl w:ilvl="8" w:tplc="694E34A0">
+    <w:lvl w:ilvl="8" w:tplc="DEB6A966">
       <w:numFmt w:val="decimal"/>
       <w:lvlText w:val=""/>
       <w:lvlJc w:val="left"/>
     </w:lvl>
   </w:abstractNum>
-  <w:abstractNum w:abstractNumId="3" w15:restartNumberingAfterBreak="0">
-    <w:nsid w:val="30630667"/>
+  <w:abstractNum w:abstractNumId="4" w15:restartNumberingAfterBreak="0">
+    <w:nsid w:val="62E54892"/>
     <w:multiLevelType w:val="hybridMultilevel"/>
-    <w:tmpl w:val="9E9AF9A4"/>
-    <w:lvl w:ilvl="0" w:tplc="B2E0AADC" w:tentative="1">
+    <w:tmpl w:val="80CED358"/>
+    <w:lvl w:ilvl="0" w:tplc="68BC7160" w:tentative="1">
       <w:start w:val="1"/>
       <w:numFmt w:val="bullet"/>
       <w:lvlText w:val="●"/>
@@ -3594,7 +3652,7 @@
         <w:ind w:left="720" w:hanging="360"/>
       </w:pPr>
     </w:lvl>
-    <w:lvl w:ilvl="1" w:tplc="571EA500" w:tentative="1">
+    <w:lvl w:ilvl="1" w:tplc="D8D866CA" w:tentative="1">
       <w:start w:val="1"/>
       <w:numFmt w:val="bullet"/>
       <w:lvlText w:val="○"/>
@@ -3603,7 +3661,7 @@
         <w:ind w:left="1440" w:hanging="360"/>
       </w:pPr>
     </w:lvl>
-    <w:lvl w:ilvl="2" w:tplc="8E028982" w:tentative="1">
+    <w:lvl w:ilvl="2" w:tplc="E000E2AE" w:tentative="1">
       <w:start w:val="1"/>
       <w:numFmt w:val="bullet"/>
       <w:lvlText w:val="■"/>
@@ -3612,7 +3670,7 @@
         <w:ind w:left="2160" w:hanging="360"/>
       </w:pPr>
     </w:lvl>
-    <w:lvl w:ilvl="3" w:tplc="BAD03068" w:tentative="1">
+    <w:lvl w:ilvl="3" w:tplc="C0C0033A" w:tentative="1">
       <w:start w:val="1"/>
       <w:numFmt w:val="bullet"/>
       <w:lvlText w:val="●"/>
@@ -3621,7 +3679,7 @@
         <w:ind w:left="2880" w:hanging="360"/>
       </w:pPr>
     </w:lvl>
-    <w:lvl w:ilvl="4" w:tplc="65CEF09A" w:tentative="1">
+    <w:lvl w:ilvl="4" w:tplc="2C787110" w:tentative="1">
       <w:start w:val="1"/>
       <w:numFmt w:val="bullet"/>
       <w:lvlText w:val="○"/>
@@ -3630,7 +3688,7 @@
         <w:ind w:left="3600" w:hanging="360"/>
       </w:pPr>
     </w:lvl>
-    <w:lvl w:ilvl="5" w:tplc="CD722A44" w:tentative="1">
+    <w:lvl w:ilvl="5" w:tplc="CD48DF70" w:tentative="1">
       <w:start w:val="1"/>
       <w:numFmt w:val="bullet"/>
       <w:lvlText w:val="■"/>
@@ -3639,7 +3697,7 @@
         <w:ind w:left="4320" w:hanging="360"/>
       </w:pPr>
     </w:lvl>
-    <w:lvl w:ilvl="6" w:tplc="B810B976" w:tentative="1">
+    <w:lvl w:ilvl="6" w:tplc="745A1962" w:tentative="1">
       <w:start w:val="1"/>
       <w:numFmt w:val="bullet"/>
       <w:lvlText w:val="●"/>
@@ -3648,7 +3706,7 @@
         <w:ind w:left="5040" w:hanging="360"/>
       </w:pPr>
     </w:lvl>
-    <w:lvl w:ilvl="7" w:tplc="57AE3DA2" w:tentative="1">
+    <w:lvl w:ilvl="7" w:tplc="1714E22C" w:tentative="1">
       <w:start w:val="1"/>
       <w:numFmt w:val="bullet"/>
       <w:lvlText w:val="●"/>
@@ -3657,7 +3715,7 @@
         <w:ind w:left="5760" w:hanging="360"/>
       </w:pPr>
     </w:lvl>
-    <w:lvl w:ilvl="8" w:tplc="C026056E" w:tentative="1">
+    <w:lvl w:ilvl="8" w:tplc="4E50CF72" w:tentative="1">
       <w:start w:val="1"/>
       <w:numFmt w:val="bullet"/>
       <w:lvlText w:val="●"/>
@@ -3667,11 +3725,11 @@
       </w:pPr>
     </w:lvl>
   </w:abstractNum>
-  <w:abstractNum w:abstractNumId="4" w15:restartNumberingAfterBreak="0">
-    <w:nsid w:val="663959C9"/>
+  <w:abstractNum w:abstractNumId="5" w15:restartNumberingAfterBreak="0">
+    <w:nsid w:val="6AD07D5C"/>
     <w:multiLevelType w:val="hybridMultilevel"/>
-    <w:tmpl w:val="73AE49C8"/>
-    <w:lvl w:ilvl="0" w:tplc="0BC60E02">
+    <w:tmpl w:val="2490FD4C"/>
+    <w:lvl w:ilvl="0" w:tplc="D042F778">
       <w:start w:val="1"/>
       <w:numFmt w:val="decimal"/>
       <w:lvlText w:val="%1."/>
@@ -3680,7 +3738,7 @@
         <w:ind w:left="360" w:hanging="300"/>
       </w:pPr>
     </w:lvl>
-    <w:lvl w:ilvl="1" w:tplc="E870B190" w:tentative="1">
+    <w:lvl w:ilvl="1" w:tplc="4DF669B0" w:tentative="1">
       <w:start w:val="1"/>
       <w:numFmt w:val="lowerLetter"/>
       <w:lvlText w:val="%2."/>
@@ -3689,47 +3747,47 @@
         <w:ind w:left="720" w:hanging="300"/>
       </w:pPr>
     </w:lvl>
-    <w:lvl w:ilvl="2" w:tplc="8FC01D18">
+    <w:lvl w:ilvl="2" w:tplc="07BC054A">
       <w:numFmt w:val="decimal"/>
       <w:lvlText w:val=""/>
       <w:lvlJc w:val="left"/>
     </w:lvl>
-    <w:lvl w:ilvl="3" w:tplc="A9A6D9D2">
+    <w:lvl w:ilvl="3" w:tplc="4C586024">
       <w:numFmt w:val="decimal"/>
       <w:lvlText w:val=""/>
       <w:lvlJc w:val="left"/>
     </w:lvl>
-    <w:lvl w:ilvl="4" w:tplc="DCAE9B04">
+    <w:lvl w:ilvl="4" w:tplc="B9BCEAB2">
       <w:numFmt w:val="decimal"/>
       <w:lvlText w:val=""/>
       <w:lvlJc w:val="left"/>
     </w:lvl>
-    <w:lvl w:ilvl="5" w:tplc="8BDAB850">
+    <w:lvl w:ilvl="5" w:tplc="5394D270">
       <w:numFmt w:val="decimal"/>
       <w:lvlText w:val=""/>
       <w:lvlJc w:val="left"/>
     </w:lvl>
-    <w:lvl w:ilvl="6" w:tplc="7B0ABD8E">
+    <w:lvl w:ilvl="6" w:tplc="94644870">
       <w:numFmt w:val="decimal"/>
       <w:lvlText w:val=""/>
       <w:lvlJc w:val="left"/>
     </w:lvl>
-    <w:lvl w:ilvl="7" w:tplc="A25635BE">
+    <w:lvl w:ilvl="7" w:tplc="6E9E243C">
       <w:numFmt w:val="decimal"/>
       <w:lvlText w:val=""/>
       <w:lvlJc w:val="left"/>
     </w:lvl>
-    <w:lvl w:ilvl="8" w:tplc="2CD42812">
+    <w:lvl w:ilvl="8" w:tplc="6EB0F50E">
       <w:numFmt w:val="decimal"/>
       <w:lvlText w:val=""/>
       <w:lvlJc w:val="left"/>
     </w:lvl>
   </w:abstractNum>
-  <w:abstractNum w:abstractNumId="5" w15:restartNumberingAfterBreak="0">
-    <w:nsid w:val="6865302D"/>
+  <w:abstractNum w:abstractNumId="6" w15:restartNumberingAfterBreak="0">
+    <w:nsid w:val="7BCD3612"/>
     <w:multiLevelType w:val="hybridMultilevel"/>
-    <w:tmpl w:val="B05E85EE"/>
-    <w:lvl w:ilvl="0" w:tplc="8CB4546E">
+    <w:tmpl w:val="411E6E6C"/>
+    <w:lvl w:ilvl="0" w:tplc="A64891D6">
       <w:start w:val="1"/>
       <w:numFmt w:val="decimal"/>
       <w:lvlText w:val="%1."/>
@@ -3738,7 +3796,7 @@
         <w:ind w:left="360" w:hanging="300"/>
       </w:pPr>
     </w:lvl>
-    <w:lvl w:ilvl="1" w:tplc="53A68E56" w:tentative="1">
+    <w:lvl w:ilvl="1" w:tplc="378C827A" w:tentative="1">
       <w:start w:val="1"/>
       <w:numFmt w:val="lowerLetter"/>
       <w:lvlText w:val="%2."/>
@@ -3747,132 +3805,74 @@
         <w:ind w:left="720" w:hanging="300"/>
       </w:pPr>
     </w:lvl>
-    <w:lvl w:ilvl="2" w:tplc="01A80726">
+    <w:lvl w:ilvl="2" w:tplc="0E3C7AA2">
       <w:numFmt w:val="decimal"/>
       <w:lvlText w:val=""/>
       <w:lvlJc w:val="left"/>
     </w:lvl>
-    <w:lvl w:ilvl="3" w:tplc="8A323958">
+    <w:lvl w:ilvl="3" w:tplc="169A7766">
       <w:numFmt w:val="decimal"/>
       <w:lvlText w:val=""/>
       <w:lvlJc w:val="left"/>
     </w:lvl>
-    <w:lvl w:ilvl="4" w:tplc="36D6FCBE">
+    <w:lvl w:ilvl="4" w:tplc="029EDEB6">
       <w:numFmt w:val="decimal"/>
       <w:lvlText w:val=""/>
       <w:lvlJc w:val="left"/>
     </w:lvl>
-    <w:lvl w:ilvl="5" w:tplc="8A8CADC8">
+    <w:lvl w:ilvl="5" w:tplc="AB7A11D0">
       <w:numFmt w:val="decimal"/>
       <w:lvlText w:val=""/>
       <w:lvlJc w:val="left"/>
     </w:lvl>
-    <w:lvl w:ilvl="6" w:tplc="52A88BAC">
+    <w:lvl w:ilvl="6" w:tplc="DD8A8A14">
       <w:numFmt w:val="decimal"/>
       <w:lvlText w:val=""/>
       <w:lvlJc w:val="left"/>
     </w:lvl>
-    <w:lvl w:ilvl="7" w:tplc="C7D6FC90">
+    <w:lvl w:ilvl="7" w:tplc="90F2F73C">
       <w:numFmt w:val="decimal"/>
       <w:lvlText w:val=""/>
       <w:lvlJc w:val="left"/>
     </w:lvl>
-    <w:lvl w:ilvl="8" w:tplc="E7CE8052">
+    <w:lvl w:ilvl="8" w:tplc="62BE9B48">
       <w:numFmt w:val="decimal"/>
       <w:lvlText w:val=""/>
       <w:lvlJc w:val="left"/>
     </w:lvl>
   </w:abstractNum>
-  <w:abstractNum w:abstractNumId="6" w15:restartNumberingAfterBreak="0">
-    <w:nsid w:val="6E1D2453"/>
-    <w:multiLevelType w:val="hybridMultilevel"/>
-    <w:tmpl w:val="60E6D440"/>
-    <w:lvl w:ilvl="0" w:tplc="58041D14" w:tentative="1">
-      <w:start w:val="1"/>
-      <w:numFmt w:val="bullet"/>
-      <w:lvlText w:val="•"/>
-      <w:lvlJc w:val="left"/>
-      <w:pPr>
-        <w:ind w:left="360" w:hanging="260"/>
-      </w:pPr>
-    </w:lvl>
-    <w:lvl w:ilvl="1" w:tplc="E1787336" w:tentative="1">
-      <w:start w:val="1"/>
-      <w:numFmt w:val="bullet"/>
-      <w:lvlText w:val="–"/>
-      <w:lvlJc w:val="left"/>
-      <w:pPr>
-        <w:ind w:left="720" w:hanging="260"/>
-      </w:pPr>
-    </w:lvl>
-    <w:lvl w:ilvl="2" w:tplc="73727452">
-      <w:numFmt w:val="decimal"/>
-      <w:lvlText w:val=""/>
-      <w:lvlJc w:val="left"/>
-    </w:lvl>
-    <w:lvl w:ilvl="3" w:tplc="DB14251A">
-      <w:numFmt w:val="decimal"/>
-      <w:lvlText w:val=""/>
-      <w:lvlJc w:val="left"/>
-    </w:lvl>
-    <w:lvl w:ilvl="4" w:tplc="C686A4EA">
-      <w:numFmt w:val="decimal"/>
-      <w:lvlText w:val=""/>
-      <w:lvlJc w:val="left"/>
-    </w:lvl>
-    <w:lvl w:ilvl="5" w:tplc="2D2078C6">
-      <w:numFmt w:val="decimal"/>
-      <w:lvlText w:val=""/>
-      <w:lvlJc w:val="left"/>
-    </w:lvl>
-    <w:lvl w:ilvl="6" w:tplc="AED0EDC4">
-      <w:numFmt w:val="decimal"/>
-      <w:lvlText w:val=""/>
-      <w:lvlJc w:val="left"/>
-    </w:lvl>
-    <w:lvl w:ilvl="7" w:tplc="3C587324">
-      <w:numFmt w:val="decimal"/>
-      <w:lvlText w:val=""/>
-      <w:lvlJc w:val="left"/>
-    </w:lvl>
-    <w:lvl w:ilvl="8" w:tplc="8E8E6434">
-      <w:numFmt w:val="decimal"/>
-      <w:lvlText w:val=""/>
-      <w:lvlJc w:val="left"/>
-    </w:lvl>
-  </w:abstractNum>
-  <w:num w:numId="1" w16cid:durableId="420956081">
+  <w:num w:numId="1" w16cid:durableId="1841307936">
+    <w:abstractNumId w:val="4"/>
+    <w:lvlOverride w:ilvl="0">
+      <w:startOverride w:val="1"/>
+    </w:lvlOverride>
+  </w:num>
+  <w:num w:numId="2" w16cid:durableId="1287392513">
+    <w:abstractNumId w:val="1"/>
+    <w:lvlOverride w:ilvl="0">
+      <w:startOverride w:val="1"/>
+    </w:lvlOverride>
+  </w:num>
+  <w:num w:numId="3" w16cid:durableId="421294380">
+    <w:abstractNumId w:val="5"/>
+    <w:lvlOverride w:ilvl="0">
+      <w:startOverride w:val="1"/>
+    </w:lvlOverride>
+  </w:num>
+  <w:num w:numId="4" w16cid:durableId="985622999">
     <w:abstractNumId w:val="3"/>
     <w:lvlOverride w:ilvl="0">
       <w:startOverride w:val="1"/>
     </w:lvlOverride>
   </w:num>
-  <w:num w:numId="2" w16cid:durableId="1859737891">
-    <w:abstractNumId w:val="5"/>
+  <w:num w:numId="5" w16cid:durableId="1805460532">
+    <w:abstractNumId w:val="6"/>
     <w:lvlOverride w:ilvl="0">
       <w:startOverride w:val="1"/>
     </w:lvlOverride>
   </w:num>
-  <w:num w:numId="3" w16cid:durableId="1479299097">
-    <w:abstractNumId w:val="1"/>
-    <w:lvlOverride w:ilvl="0">
-      <w:startOverride w:val="1"/>
-    </w:lvlOverride>
-  </w:num>
-  <w:num w:numId="4" w16cid:durableId="1218856811">
-    <w:abstractNumId w:val="4"/>
-    <w:lvlOverride w:ilvl="0">
-      <w:startOverride w:val="1"/>
-    </w:lvlOverride>
-  </w:num>
-  <w:num w:numId="5" w16cid:durableId="1922445810">
+  <w:num w:numId="6" w16cid:durableId="1796874617">
     <w:abstractNumId w:val="2"/>
-    <w:lvlOverride w:ilvl="0">
-      <w:startOverride w:val="1"/>
-    </w:lvlOverride>
-  </w:num>
-  <w:num w:numId="6" w16cid:durableId="1839343618">
-    <w:abstractNumId w:val="0"/>
     <w:lvlOverride w:ilvl="0">
       <w:startOverride w:val="1"/>
     </w:lvlOverride>
@@ -4553,7 +4553,7 @@
     <w:autoRedefine/>
     <w:uiPriority w:val="39"/>
     <w:unhideWhenUsed/>
-    <w:rsid w:val="00873E24"/>
+    <w:rsid w:val="00A31AD3"/>
     <w:pPr>
       <w:spacing w:after="100"/>
     </w:pPr>

--- a/discoverer-neo/docs/user-guide/manual/Discoverer-Neo-VIEWER-Guide-Quick-fr-FR.docx
+++ b/discoverer-neo/docs/user-guide/manual/Discoverer-Neo-VIEWER-Guide-Quick-fr-FR.docx
@@ -54,7 +54,7 @@
           <w:sz w:val="22"/>
           <w:szCs w:val="22"/>
         </w:rPr>
-        <w:t>Version 2.0.1</w:t>
+        <w:t>Version 2.1.0</w:t>
       </w:r>
     </w:p>
     <w:p>
@@ -74,7 +74,7 @@
     <w:sdt>
       <w:sdtPr>
         <w:alias w:val="Sommaire"/>
-        <w:id w:val="898168745"/>
+        <w:id w:val="1328861340"/>
       </w:sdtPr>
       <w:sdtEndPr/>
       <w:sdtContent>
@@ -102,7 +102,7 @@
           <w:r>
             <w:fldChar w:fldCharType="separate"/>
           </w:r>
-          <w:hyperlink w:anchor="_Toc241671869" w:history="1">
+          <w:hyperlink w:anchor="_Toc241697186" w:history="1">
             <w:r>
               <w:rPr>
                 <w:rStyle w:val="Hiperligao"/>
@@ -126,7 +126,7 @@
               <w:rPr>
                 <w:noProof/>
               </w:rPr>
-              <w:instrText xml:space="preserve"> PAGEREF _Toc241671869 \h </w:instrText>
+              <w:instrText xml:space="preserve"> PAGEREF _Toc241697186 \h </w:instrText>
             </w:r>
             <w:r>
               <w:rPr>
@@ -168,7 +168,7 @@
               <w14:ligatures w14:val="standardContextual"/>
             </w:rPr>
           </w:pPr>
-          <w:hyperlink w:anchor="_Toc241671870" w:history="1">
+          <w:hyperlink w:anchor="_Toc241697187" w:history="1">
             <w:r>
               <w:rPr>
                 <w:rStyle w:val="Hiperligao"/>
@@ -192,7 +192,7 @@
               <w:rPr>
                 <w:noProof/>
               </w:rPr>
-              <w:instrText xml:space="preserve"> PAGEREF _Toc241671870 \h </w:instrText>
+              <w:instrText xml:space="preserve"> PAGEREF _Toc241697187 \h </w:instrText>
             </w:r>
             <w:r>
               <w:rPr>
@@ -234,7 +234,7 @@
               <w14:ligatures w14:val="standardContextual"/>
             </w:rPr>
           </w:pPr>
-          <w:hyperlink w:anchor="_Toc241671871" w:history="1">
+          <w:hyperlink w:anchor="_Toc241697188" w:history="1">
             <w:r>
               <w:rPr>
                 <w:rStyle w:val="Hiperligao"/>
@@ -258,7 +258,7 @@
               <w:rPr>
                 <w:noProof/>
               </w:rPr>
-              <w:instrText xml:space="preserve"> PAGEREF _Toc241671871 \h </w:instrText>
+              <w:instrText xml:space="preserve"> PAGEREF _Toc241697188 \h </w:instrText>
             </w:r>
             <w:r>
               <w:rPr>
@@ -300,7 +300,7 @@
               <w14:ligatures w14:val="standardContextual"/>
             </w:rPr>
           </w:pPr>
-          <w:hyperlink w:anchor="_Toc241671872" w:history="1">
+          <w:hyperlink w:anchor="_Toc241697189" w:history="1">
             <w:r>
               <w:rPr>
                 <w:rStyle w:val="Hiperligao"/>
@@ -324,7 +324,7 @@
               <w:rPr>
                 <w:noProof/>
               </w:rPr>
-              <w:instrText xml:space="preserve"> PAGEREF _Toc241671872 \h </w:instrText>
+              <w:instrText xml:space="preserve"> PAGEREF _Toc241697189 \h </w:instrText>
             </w:r>
             <w:r>
               <w:rPr>
@@ -366,7 +366,7 @@
               <w14:ligatures w14:val="standardContextual"/>
             </w:rPr>
           </w:pPr>
-          <w:hyperlink w:anchor="_Toc241671873" w:history="1">
+          <w:hyperlink w:anchor="_Toc241697190" w:history="1">
             <w:r>
               <w:rPr>
                 <w:rStyle w:val="Hiperligao"/>
@@ -390,7 +390,7 @@
               <w:rPr>
                 <w:noProof/>
               </w:rPr>
-              <w:instrText xml:space="preserve"> PAGEREF _Toc241671873 \h </w:instrText>
+              <w:instrText xml:space="preserve"> PAGEREF _Toc241697190 \h </w:instrText>
             </w:r>
             <w:r>
               <w:rPr>
@@ -432,7 +432,7 @@
               <w14:ligatures w14:val="standardContextual"/>
             </w:rPr>
           </w:pPr>
-          <w:hyperlink w:anchor="_Toc241671874" w:history="1">
+          <w:hyperlink w:anchor="_Toc241697191" w:history="1">
             <w:r>
               <w:rPr>
                 <w:rStyle w:val="Hiperligao"/>
@@ -456,7 +456,7 @@
               <w:rPr>
                 <w:noProof/>
               </w:rPr>
-              <w:instrText xml:space="preserve"> PAGEREF _Toc241671874 \h </w:instrText>
+              <w:instrText xml:space="preserve"> PAGEREF _Toc241697191 \h </w:instrText>
             </w:r>
             <w:r>
               <w:rPr>
@@ -504,7 +504,7 @@
       <w:pPr>
         <w:pStyle w:val="Ttulo1"/>
       </w:pPr>
-      <w:bookmarkStart w:id="0" w:name="_Toc241671869"/>
+      <w:bookmarkStart w:id="0" w:name="_Toc241697186"/>
       <w:r>
         <w:lastRenderedPageBreak/>
         <w:t>Votre rôle en une page</w:t>
@@ -561,7 +561,7 @@
           <w:left w:w="10" w:type="dxa"/>
           <w:right w:w="10" w:type="dxa"/>
         </w:tblCellMar>
-        <w:tblLook w:val="0000" w:firstRow="0" w:lastRow="0" w:firstColumn="0" w:lastColumn="0" w:noHBand="0" w:noVBand="0"/>
+        <w:tblLook w:val="04A0" w:firstRow="1" w:lastRow="0" w:firstColumn="1" w:lastColumn="0" w:noHBand="0" w:noVBand="1"/>
       </w:tblPr>
       <w:tblGrid>
         <w:gridCol w:w="3423"/>
@@ -1010,10 +1010,10 @@
           <w:noProof/>
         </w:rPr>
         <w:drawing>
-          <wp:inline distT="0" distB="0" distL="0" distR="0" wp14:anchorId="3BC4A2B5" wp14:editId="01A2D133">
+          <wp:inline distT="0" distB="0" distL="0" distR="0" wp14:anchorId="497C1E87" wp14:editId="39ABFCC2">
             <wp:extent cx="5715000" cy="3571875"/>
             <wp:effectExtent l="0" t="0" r="0" b="0"/>
-            <wp:docPr id="483" name="01-login.png" descr="La page de connexion avec E-mail, Mot de passe, Rester connecté et le bouton Se connecter." title="La page de connexion avec E-mail, Mot de passe, Rester connecté et le bouton Se connecter."/>
+            <wp:docPr id="447" name="01-login.png" descr="La page de connexion avec E-mail, Mot de passe, Rester connecté et le bouton Se connecter." title="La page de connexion avec E-mail, Mot de passe, Rester connecté et le bouton Se connecter."/>
             <wp:cNvGraphicFramePr>
               <a:graphicFrameLocks xmlns:a="http://schemas.openxmlformats.org/drawingml/2006/main" noChangeAspect="1"/>
             </wp:cNvGraphicFramePr>
@@ -1063,7 +1063,7 @@
         <w:pStyle w:val="Ttulo1"/>
         <w:pageBreakBefore/>
       </w:pPr>
-      <w:bookmarkStart w:id="1" w:name="_Toc241671870"/>
+      <w:bookmarkStart w:id="1" w:name="_Toc241697187"/>
       <w:r>
         <w:lastRenderedPageBreak/>
         <w:t>Tableau de bord et cartes</w:t>
@@ -1106,10 +1106,10 @@
           <w:noProof/>
         </w:rPr>
         <w:drawing>
-          <wp:inline distT="0" distB="0" distL="0" distR="0" wp14:anchorId="5E404407" wp14:editId="627EAAB7">
+          <wp:inline distT="0" distB="0" distL="0" distR="0" wp14:anchorId="160C5E8B" wp14:editId="7393B995">
             <wp:extent cx="5715000" cy="3429000"/>
             <wp:effectExtent l="0" t="0" r="0" b="0"/>
-            <wp:docPr id="484" name="03-maps-all.png" descr="La liste Cartes, onglet Tous, où chaque carte n'a que l'icône Ouvrir." title="La liste Cartes, onglet Tous, où chaque carte n'a que l'icône Ouvrir."/>
+            <wp:docPr id="448" name="03-maps-all.png" descr="La liste Cartes, onglet Tous, où chaque carte n'a que l'icône Ouvrir." title="La liste Cartes, onglet Tous, où chaque carte n'a que l'icône Ouvrir."/>
             <wp:cNvGraphicFramePr>
               <a:graphicFrameLocks xmlns:a="http://schemas.openxmlformats.org/drawingml/2006/main" noChangeAspect="1"/>
             </wp:cNvGraphicFramePr>
@@ -1266,7 +1266,7 @@
           <w:left w:w="10" w:type="dxa"/>
           <w:right w:w="10" w:type="dxa"/>
         </w:tblCellMar>
-        <w:tblLook w:val="0000" w:firstRow="0" w:lastRow="0" w:firstColumn="0" w:lastColumn="0" w:noHBand="0" w:noVBand="0"/>
+        <w:tblLook w:val="04A0" w:firstRow="1" w:lastRow="0" w:firstColumn="1" w:lastColumn="0" w:noHBand="0" w:noVBand="1"/>
       </w:tblPr>
       <w:tblGrid>
         <w:gridCol w:w="4513"/>
@@ -1578,7 +1578,7 @@
         <w:pStyle w:val="Ttulo1"/>
         <w:pageBreakBefore/>
       </w:pPr>
-      <w:bookmarkStart w:id="2" w:name="_Toc241671871"/>
+      <w:bookmarkStart w:id="2" w:name="_Toc241697188"/>
       <w:r>
         <w:lastRenderedPageBreak/>
         <w:t>Exécuter et lire une carte</w:t>
@@ -1601,10 +1601,10 @@
           <w:noProof/>
         </w:rPr>
         <w:drawing>
-          <wp:inline distT="0" distB="0" distL="0" distR="0" wp14:anchorId="3068228C" wp14:editId="26021633">
+          <wp:inline distT="0" distB="0" distL="0" distR="0" wp14:anchorId="05438716" wp14:editId="0AA21782">
             <wp:extent cx="5715000" cy="3571875"/>
             <wp:effectExtent l="0" t="0" r="0" b="0"/>
-            <wp:docPr id="485" name="06-viewer-results.png" descr="Une exécution terminée avec les boutons Excel, CSV et PDF au-dessus de la grille de résultats." title="Une exécution terminée avec les boutons Excel, CSV et PDF au-dessus de la grille de résultats."/>
+            <wp:docPr id="449" name="06-viewer-results.png" descr="Une exécution terminée avec les boutons Excel, CSV et PDF au-dessus de la grille de résultats." title="Une exécution terminée avec les boutons Excel, CSV et PDF au-dessus de la grille de résultats."/>
             <wp:cNvGraphicFramePr>
               <a:graphicFrameLocks xmlns:a="http://schemas.openxmlformats.org/drawingml/2006/main" noChangeAspect="1"/>
             </wp:cNvGraphicFramePr>
@@ -1794,7 +1794,7 @@
           <w:left w:w="10" w:type="dxa"/>
           <w:right w:w="10" w:type="dxa"/>
         </w:tblCellMar>
-        <w:tblLook w:val="0000" w:firstRow="0" w:lastRow="0" w:firstColumn="0" w:lastColumn="0" w:noHBand="0" w:noVBand="0"/>
+        <w:tblLook w:val="04A0" w:firstRow="1" w:lastRow="0" w:firstColumn="1" w:lastColumn="0" w:noHBand="0" w:noVBand="1"/>
       </w:tblPr>
       <w:tblGrid>
         <w:gridCol w:w="4513"/>
@@ -2117,7 +2117,7 @@
         <w:pStyle w:val="Ttulo1"/>
         <w:pageBreakBefore/>
       </w:pPr>
-      <w:bookmarkStart w:id="3" w:name="_Toc241671872"/>
+      <w:bookmarkStart w:id="3" w:name="_Toc241697189"/>
       <w:r>
         <w:lastRenderedPageBreak/>
         <w:t>Exécutions et exportations</w:t>
@@ -2157,10 +2157,10 @@
           <w:noProof/>
         </w:rPr>
         <w:drawing>
-          <wp:inline distT="0" distB="0" distL="0" distR="0" wp14:anchorId="391A64FD" wp14:editId="44A11C2C">
+          <wp:inline distT="0" distB="0" distL="0" distR="0" wp14:anchorId="076C98C4" wp14:editId="6C2D5611">
             <wp:extent cx="5715000" cy="3571875"/>
             <wp:effectExtent l="0" t="0" r="0" b="0"/>
-            <wp:docPr id="486" name="07-runs.png" descr="La page Exécutions listant les propres exécutions du Viewer." title="La page Exécutions listant les propres exécutions du Viewer."/>
+            <wp:docPr id="450" name="07-runs.png" descr="La page Exécutions listant les propres exécutions du Viewer." title="La page Exécutions listant les propres exécutions du Viewer."/>
             <wp:cNvGraphicFramePr>
               <a:graphicFrameLocks xmlns:a="http://schemas.openxmlformats.org/drawingml/2006/main" noChangeAspect="1"/>
             </wp:cNvGraphicFramePr>
@@ -2324,7 +2324,7 @@
           <w:left w:w="10" w:type="dxa"/>
           <w:right w:w="10" w:type="dxa"/>
         </w:tblCellMar>
-        <w:tblLook w:val="0000" w:firstRow="0" w:lastRow="0" w:firstColumn="0" w:lastColumn="0" w:noHBand="0" w:noVBand="0"/>
+        <w:tblLook w:val="04A0" w:firstRow="1" w:lastRow="0" w:firstColumn="1" w:lastColumn="0" w:noHBand="0" w:noVBand="1"/>
       </w:tblPr>
       <w:tblGrid>
         <w:gridCol w:w="4513"/>
@@ -2538,7 +2538,7 @@
         <w:pStyle w:val="Ttulo1"/>
         <w:pageBreakBefore/>
       </w:pPr>
-      <w:bookmarkStart w:id="4" w:name="_Toc241671873"/>
+      <w:bookmarkStart w:id="4" w:name="_Toc241697190"/>
       <w:r>
         <w:lastRenderedPageBreak/>
         <w:t>Planifications</w:t>
@@ -2591,10 +2591,10 @@
           <w:noProof/>
         </w:rPr>
         <w:drawing>
-          <wp:inline distT="0" distB="0" distL="0" distR="0" wp14:anchorId="73C28ACA" wp14:editId="09535A2D">
+          <wp:inline distT="0" distB="0" distL="0" distR="0" wp14:anchorId="224BB33A" wp14:editId="4D278505">
             <wp:extent cx="5715000" cy="3571875"/>
             <wp:effectExtent l="0" t="0" r="0" b="0"/>
-            <wp:docPr id="487" name="09-schedules.png" descr="La page Planifications avec le message Aucune planification pour le moment." title="La page Planifications avec le message Aucune planification pour le moment."/>
+            <wp:docPr id="451" name="09-schedules.png" descr="La page Planifications avec le message Aucune planification pour le moment." title="La page Planifications avec le message Aucune planification pour le moment."/>
             <wp:cNvGraphicFramePr>
               <a:graphicFrameLocks xmlns:a="http://schemas.openxmlformats.org/drawingml/2006/main" noChangeAspect="1"/>
             </wp:cNvGraphicFramePr>
@@ -2791,7 +2791,7 @@
           <w:left w:w="10" w:type="dxa"/>
           <w:right w:w="10" w:type="dxa"/>
         </w:tblCellMar>
-        <w:tblLook w:val="0000" w:firstRow="0" w:lastRow="0" w:firstColumn="0" w:lastColumn="0" w:noHBand="0" w:noVBand="0"/>
+        <w:tblLook w:val="04A0" w:firstRow="1" w:lastRow="0" w:firstColumn="1" w:lastColumn="0" w:noHBand="0" w:noVBand="1"/>
       </w:tblPr>
       <w:tblGrid>
         <w:gridCol w:w="4513"/>
@@ -3057,7 +3057,7 @@
         <w:pStyle w:val="Ttulo1"/>
         <w:pageBreakBefore/>
       </w:pPr>
-      <w:bookmarkStart w:id="5" w:name="_Toc241671874"/>
+      <w:bookmarkStart w:id="5" w:name="_Toc241697191"/>
       <w:r>
         <w:lastRenderedPageBreak/>
         <w:t>Paramètres</w:t>
@@ -3090,10 +3090,10 @@
           <w:noProof/>
         </w:rPr>
         <w:drawing>
-          <wp:inline distT="0" distB="0" distL="0" distR="0" wp14:anchorId="5DB72E50" wp14:editId="57789538">
+          <wp:inline distT="0" distB="0" distL="0" distR="0" wp14:anchorId="0026FF91" wp14:editId="7326FC9E">
             <wp:extent cx="5715000" cy="3571875"/>
             <wp:effectExtent l="0" t="0" r="0" b="0"/>
-            <wp:docPr id="488" name="04-settings.png" descr="La page Paramètres avec les cartes Langue, Thème et Palette de couleurs." title="La page Paramètres avec les cartes Langue, Thème et Palette de couleurs."/>
+            <wp:docPr id="452" name="04-settings.png" descr="La page Paramètres avec les cartes Langue, Thème et Palette de couleurs." title="La page Paramètres avec les cartes Langue, Thème et Palette de couleurs."/>
             <wp:cNvGraphicFramePr>
               <a:graphicFrameLocks xmlns:a="http://schemas.openxmlformats.org/drawingml/2006/main" noChangeAspect="1"/>
             </wp:cNvGraphicFramePr>
@@ -3399,7 +3399,7 @@
         <w:sz w:val="16"/>
         <w:szCs w:val="16"/>
       </w:rPr>
-      <w:t>Discoverer Neo 2.0.1 · Guide rapide · VIEWER</w:t>
+      <w:t>Discoverer Neo 2.1.0 · Guide rapide · VIEWER</w:t>
     </w:r>
   </w:p>
 </w:hdr>
@@ -3408,10 +3408,212 @@
 <file path=word/numbering.xml><?xml version="1.0" encoding="utf-8"?>
 <w:numbering xmlns:wpc="http://schemas.microsoft.com/office/word/2010/wordprocessingCanvas" xmlns:cx="http://schemas.microsoft.com/office/drawing/2014/chartex" xmlns:cx1="http://schemas.microsoft.com/office/drawing/2015/9/8/chartex" xmlns:cx2="http://schemas.microsoft.com/office/drawing/2015/10/21/chartex" xmlns:cx3="http://schemas.microsoft.com/office/drawing/2016/5/9/chartex" xmlns:cx4="http://schemas.microsoft.com/office/drawing/2016/5/10/chartex" xmlns:cx5="http://schemas.microsoft.com/office/drawing/2016/5/11/chartex" xmlns:cx6="http://schemas.microsoft.com/office/drawing/2016/5/12/chartex" xmlns:cx7="http://schemas.microsoft.com/office/drawing/2016/5/13/chartex" xmlns:cx8="http://schemas.microsoft.com/office/drawing/2016/5/14/chartex" xmlns:mc="http://schemas.openxmlformats.org/markup-compatibility/2006" xmlns:aink="http://schemas.microsoft.com/office/drawing/2016/ink" xmlns:am3d="http://schemas.microsoft.com/office/drawing/2017/model3d" xmlns:o="urn:schemas-microsoft-com:office:office" xmlns:oel="http://schemas.microsoft.com/office/2019/extlst" xmlns:r="http://schemas.openxmlformats.org/officeDocument/2006/relationships" xmlns:m="http://schemas.openxmlformats.org/officeDocument/2006/math" xmlns:v="urn:schemas-microsoft-com:vml" xmlns:wp14="http://schemas.microsoft.com/office/word/2010/wordprocessingDrawing" xmlns:wp="http://schemas.openxmlformats.org/drawingml/2006/wordprocessingDrawing" xmlns:w10="urn:schemas-microsoft-com:office:word" xmlns:w="http://schemas.openxmlformats.org/wordprocessingml/2006/main" xmlns:w14="http://schemas.microsoft.com/office/word/2010/wordml" xmlns:w15="http://schemas.microsoft.com/office/word/2012/wordml" xmlns:w16cex="http://schemas.microsoft.com/office/word/2018/wordml/cex" xmlns:w16cid="http://schemas.microsoft.com/office/word/2016/wordml/cid" xmlns:w16="http://schemas.microsoft.com/office/word/2018/wordml" xmlns:w16sdtdh="http://schemas.microsoft.com/office/word/2020/wordml/sdtdatahash" xmlns:w16se="http://schemas.microsoft.com/office/word/2015/wordml/symex" xmlns:wpg="http://schemas.microsoft.com/office/word/2010/wordprocessingGroup" xmlns:wpi="http://schemas.microsoft.com/office/word/2010/wordprocessingInk" xmlns:wne="http://schemas.microsoft.com/office/word/2006/wordml" xmlns:wps="http://schemas.microsoft.com/office/word/2010/wordprocessingShape" mc:Ignorable="w14 w15 w16se w16cid w16 w16cex w16sdtdh wp14">
   <w:abstractNum w:abstractNumId="0" w15:restartNumberingAfterBreak="0">
-    <w:nsid w:val="25D63F6D"/>
+    <w:nsid w:val="0B3050B4"/>
     <w:multiLevelType w:val="hybridMultilevel"/>
-    <w:tmpl w:val="CEB2F90C"/>
-    <w:lvl w:ilvl="0" w:tplc="0EC61276" w:tentative="1">
+    <w:tmpl w:val="C396C2F4"/>
+    <w:lvl w:ilvl="0" w:tplc="90EAC2FA">
+      <w:start w:val="1"/>
+      <w:numFmt w:val="decimal"/>
+      <w:lvlText w:val="%1."/>
+      <w:lvlJc w:val="left"/>
+      <w:pPr>
+        <w:ind w:left="360" w:hanging="300"/>
+      </w:pPr>
+    </w:lvl>
+    <w:lvl w:ilvl="1" w:tplc="97147058" w:tentative="1">
+      <w:start w:val="1"/>
+      <w:numFmt w:val="lowerLetter"/>
+      <w:lvlText w:val="%2."/>
+      <w:lvlJc w:val="left"/>
+      <w:pPr>
+        <w:ind w:left="720" w:hanging="300"/>
+      </w:pPr>
+    </w:lvl>
+    <w:lvl w:ilvl="2" w:tplc="5498B93A">
+      <w:numFmt w:val="decimal"/>
+      <w:lvlText w:val=""/>
+      <w:lvlJc w:val="left"/>
+    </w:lvl>
+    <w:lvl w:ilvl="3" w:tplc="9FB469E4">
+      <w:numFmt w:val="decimal"/>
+      <w:lvlText w:val=""/>
+      <w:lvlJc w:val="left"/>
+    </w:lvl>
+    <w:lvl w:ilvl="4" w:tplc="EB2A6C4A">
+      <w:numFmt w:val="decimal"/>
+      <w:lvlText w:val=""/>
+      <w:lvlJc w:val="left"/>
+    </w:lvl>
+    <w:lvl w:ilvl="5" w:tplc="D70EC4B6">
+      <w:numFmt w:val="decimal"/>
+      <w:lvlText w:val=""/>
+      <w:lvlJc w:val="left"/>
+    </w:lvl>
+    <w:lvl w:ilvl="6" w:tplc="0CAECF8E">
+      <w:numFmt w:val="decimal"/>
+      <w:lvlText w:val=""/>
+      <w:lvlJc w:val="left"/>
+    </w:lvl>
+    <w:lvl w:ilvl="7" w:tplc="2460BAAE">
+      <w:numFmt w:val="decimal"/>
+      <w:lvlText w:val=""/>
+      <w:lvlJc w:val="left"/>
+    </w:lvl>
+    <w:lvl w:ilvl="8" w:tplc="4F9A47EC">
+      <w:numFmt w:val="decimal"/>
+      <w:lvlText w:val=""/>
+      <w:lvlJc w:val="left"/>
+    </w:lvl>
+  </w:abstractNum>
+  <w:abstractNum w:abstractNumId="1" w15:restartNumberingAfterBreak="0">
+    <w:nsid w:val="0BB555E3"/>
+    <w:multiLevelType w:val="hybridMultilevel"/>
+    <w:tmpl w:val="4A086148"/>
+    <w:lvl w:ilvl="0" w:tplc="666A7CDC">
+      <w:start w:val="1"/>
+      <w:numFmt w:val="decimal"/>
+      <w:lvlText w:val="%1."/>
+      <w:lvlJc w:val="left"/>
+      <w:pPr>
+        <w:ind w:left="360" w:hanging="300"/>
+      </w:pPr>
+    </w:lvl>
+    <w:lvl w:ilvl="1" w:tplc="8710EB4C" w:tentative="1">
+      <w:start w:val="1"/>
+      <w:numFmt w:val="lowerLetter"/>
+      <w:lvlText w:val="%2."/>
+      <w:lvlJc w:val="left"/>
+      <w:pPr>
+        <w:ind w:left="720" w:hanging="300"/>
+      </w:pPr>
+    </w:lvl>
+    <w:lvl w:ilvl="2" w:tplc="7808431C">
+      <w:numFmt w:val="decimal"/>
+      <w:lvlText w:val=""/>
+      <w:lvlJc w:val="left"/>
+    </w:lvl>
+    <w:lvl w:ilvl="3" w:tplc="088C57B8">
+      <w:numFmt w:val="decimal"/>
+      <w:lvlText w:val=""/>
+      <w:lvlJc w:val="left"/>
+    </w:lvl>
+    <w:lvl w:ilvl="4" w:tplc="C13A44EC">
+      <w:numFmt w:val="decimal"/>
+      <w:lvlText w:val=""/>
+      <w:lvlJc w:val="left"/>
+    </w:lvl>
+    <w:lvl w:ilvl="5" w:tplc="797AE26A">
+      <w:numFmt w:val="decimal"/>
+      <w:lvlText w:val=""/>
+      <w:lvlJc w:val="left"/>
+    </w:lvl>
+    <w:lvl w:ilvl="6" w:tplc="BA248174">
+      <w:numFmt w:val="decimal"/>
+      <w:lvlText w:val=""/>
+      <w:lvlJc w:val="left"/>
+    </w:lvl>
+    <w:lvl w:ilvl="7" w:tplc="9D8A31E2">
+      <w:numFmt w:val="decimal"/>
+      <w:lvlText w:val=""/>
+      <w:lvlJc w:val="left"/>
+    </w:lvl>
+    <w:lvl w:ilvl="8" w:tplc="084E0140">
+      <w:numFmt w:val="decimal"/>
+      <w:lvlText w:val=""/>
+      <w:lvlJc w:val="left"/>
+    </w:lvl>
+  </w:abstractNum>
+  <w:abstractNum w:abstractNumId="2" w15:restartNumberingAfterBreak="0">
+    <w:nsid w:val="104A18D7"/>
+    <w:multiLevelType w:val="hybridMultilevel"/>
+    <w:tmpl w:val="61184110"/>
+    <w:lvl w:ilvl="0" w:tplc="77465268" w:tentative="1">
+      <w:start w:val="1"/>
+      <w:numFmt w:val="bullet"/>
+      <w:lvlText w:val="●"/>
+      <w:lvlJc w:val="left"/>
+      <w:pPr>
+        <w:ind w:left="720" w:hanging="360"/>
+      </w:pPr>
+    </w:lvl>
+    <w:lvl w:ilvl="1" w:tplc="D6D094E2" w:tentative="1">
+      <w:start w:val="1"/>
+      <w:numFmt w:val="bullet"/>
+      <w:lvlText w:val="○"/>
+      <w:lvlJc w:val="left"/>
+      <w:pPr>
+        <w:ind w:left="1440" w:hanging="360"/>
+      </w:pPr>
+    </w:lvl>
+    <w:lvl w:ilvl="2" w:tplc="40101114" w:tentative="1">
+      <w:start w:val="1"/>
+      <w:numFmt w:val="bullet"/>
+      <w:lvlText w:val="■"/>
+      <w:lvlJc w:val="left"/>
+      <w:pPr>
+        <w:ind w:left="2160" w:hanging="360"/>
+      </w:pPr>
+    </w:lvl>
+    <w:lvl w:ilvl="3" w:tplc="9E98C20C" w:tentative="1">
+      <w:start w:val="1"/>
+      <w:numFmt w:val="bullet"/>
+      <w:lvlText w:val="●"/>
+      <w:lvlJc w:val="left"/>
+      <w:pPr>
+        <w:ind w:left="2880" w:hanging="360"/>
+      </w:pPr>
+    </w:lvl>
+    <w:lvl w:ilvl="4" w:tplc="DEF4F90C" w:tentative="1">
+      <w:start w:val="1"/>
+      <w:numFmt w:val="bullet"/>
+      <w:lvlText w:val="○"/>
+      <w:lvlJc w:val="left"/>
+      <w:pPr>
+        <w:ind w:left="3600" w:hanging="360"/>
+      </w:pPr>
+    </w:lvl>
+    <w:lvl w:ilvl="5" w:tplc="CA968334" w:tentative="1">
+      <w:start w:val="1"/>
+      <w:numFmt w:val="bullet"/>
+      <w:lvlText w:val="■"/>
+      <w:lvlJc w:val="left"/>
+      <w:pPr>
+        <w:ind w:left="4320" w:hanging="360"/>
+      </w:pPr>
+    </w:lvl>
+    <w:lvl w:ilvl="6" w:tplc="0A48A5BC" w:tentative="1">
+      <w:start w:val="1"/>
+      <w:numFmt w:val="bullet"/>
+      <w:lvlText w:val="●"/>
+      <w:lvlJc w:val="left"/>
+      <w:pPr>
+        <w:ind w:left="5040" w:hanging="360"/>
+      </w:pPr>
+    </w:lvl>
+    <w:lvl w:ilvl="7" w:tplc="A5CC016C" w:tentative="1">
+      <w:start w:val="1"/>
+      <w:numFmt w:val="bullet"/>
+      <w:lvlText w:val="●"/>
+      <w:lvlJc w:val="left"/>
+      <w:pPr>
+        <w:ind w:left="5760" w:hanging="360"/>
+      </w:pPr>
+    </w:lvl>
+    <w:lvl w:ilvl="8" w:tplc="FEFE1C1C" w:tentative="1">
+      <w:start w:val="1"/>
+      <w:numFmt w:val="bullet"/>
+      <w:lvlText w:val="●"/>
+      <w:lvlJc w:val="left"/>
+      <w:pPr>
+        <w:ind w:left="6480" w:hanging="360"/>
+      </w:pPr>
+    </w:lvl>
+  </w:abstractNum>
+  <w:abstractNum w:abstractNumId="3" w15:restartNumberingAfterBreak="0">
+    <w:nsid w:val="1EBE1427"/>
+    <w:multiLevelType w:val="hybridMultilevel"/>
+    <w:tmpl w:val="BB50964A"/>
+    <w:lvl w:ilvl="0" w:tplc="01322A1E" w:tentative="1">
       <w:start w:val="1"/>
       <w:numFmt w:val="bullet"/>
       <w:lvlText w:val="•"/>
@@ -3420,7 +3622,7 @@
         <w:ind w:left="360" w:hanging="260"/>
       </w:pPr>
     </w:lvl>
-    <w:lvl w:ilvl="1" w:tplc="A3FEFA40" w:tentative="1">
+    <w:lvl w:ilvl="1" w:tplc="26BC7EDE" w:tentative="1">
       <w:start w:val="1"/>
       <w:numFmt w:val="bullet"/>
       <w:lvlText w:val="–"/>
@@ -3429,47 +3631,47 @@
         <w:ind w:left="720" w:hanging="260"/>
       </w:pPr>
     </w:lvl>
-    <w:lvl w:ilvl="2" w:tplc="06CC4122">
+    <w:lvl w:ilvl="2" w:tplc="92287DB2">
       <w:numFmt w:val="decimal"/>
       <w:lvlText w:val=""/>
       <w:lvlJc w:val="left"/>
     </w:lvl>
-    <w:lvl w:ilvl="3" w:tplc="1D3E3F26">
+    <w:lvl w:ilvl="3" w:tplc="A2E23E48">
       <w:numFmt w:val="decimal"/>
       <w:lvlText w:val=""/>
       <w:lvlJc w:val="left"/>
     </w:lvl>
-    <w:lvl w:ilvl="4" w:tplc="05A4D408">
+    <w:lvl w:ilvl="4" w:tplc="D206A610">
       <w:numFmt w:val="decimal"/>
       <w:lvlText w:val=""/>
       <w:lvlJc w:val="left"/>
     </w:lvl>
-    <w:lvl w:ilvl="5" w:tplc="C65E8C68">
+    <w:lvl w:ilvl="5" w:tplc="34BEE20A">
       <w:numFmt w:val="decimal"/>
       <w:lvlText w:val=""/>
       <w:lvlJc w:val="left"/>
     </w:lvl>
-    <w:lvl w:ilvl="6" w:tplc="1E6A3880">
+    <w:lvl w:ilvl="6" w:tplc="43266DEA">
       <w:numFmt w:val="decimal"/>
       <w:lvlText w:val=""/>
       <w:lvlJc w:val="left"/>
     </w:lvl>
-    <w:lvl w:ilvl="7" w:tplc="0A0E0D96">
+    <w:lvl w:ilvl="7" w:tplc="4D9229F8">
       <w:numFmt w:val="decimal"/>
       <w:lvlText w:val=""/>
       <w:lvlJc w:val="left"/>
     </w:lvl>
-    <w:lvl w:ilvl="8" w:tplc="9FC853A2">
+    <w:lvl w:ilvl="8" w:tplc="5754CC72">
       <w:numFmt w:val="decimal"/>
       <w:lvlText w:val=""/>
       <w:lvlJc w:val="left"/>
     </w:lvl>
   </w:abstractNum>
-  <w:abstractNum w:abstractNumId="1" w15:restartNumberingAfterBreak="0">
-    <w:nsid w:val="3749376E"/>
+  <w:abstractNum w:abstractNumId="4" w15:restartNumberingAfterBreak="0">
+    <w:nsid w:val="415641DC"/>
     <w:multiLevelType w:val="hybridMultilevel"/>
-    <w:tmpl w:val="591E46EA"/>
-    <w:lvl w:ilvl="0" w:tplc="E54EA2EA">
+    <w:tmpl w:val="BDFE6BAE"/>
+    <w:lvl w:ilvl="0" w:tplc="8AE26C96">
       <w:start w:val="1"/>
       <w:numFmt w:val="decimal"/>
       <w:lvlText w:val="%1."/>
@@ -3478,7 +3680,7 @@
         <w:ind w:left="360" w:hanging="300"/>
       </w:pPr>
     </w:lvl>
-    <w:lvl w:ilvl="1" w:tplc="5F42CEA0" w:tentative="1">
+    <w:lvl w:ilvl="1" w:tplc="4CFCEF18" w:tentative="1">
       <w:start w:val="1"/>
       <w:numFmt w:val="lowerLetter"/>
       <w:lvlText w:val="%2."/>
@@ -3487,47 +3689,47 @@
         <w:ind w:left="720" w:hanging="300"/>
       </w:pPr>
     </w:lvl>
-    <w:lvl w:ilvl="2" w:tplc="890E89C0">
+    <w:lvl w:ilvl="2" w:tplc="29A4E924">
       <w:numFmt w:val="decimal"/>
       <w:lvlText w:val=""/>
       <w:lvlJc w:val="left"/>
     </w:lvl>
-    <w:lvl w:ilvl="3" w:tplc="F698CE7E">
+    <w:lvl w:ilvl="3" w:tplc="960E0B2E">
       <w:numFmt w:val="decimal"/>
       <w:lvlText w:val=""/>
       <w:lvlJc w:val="left"/>
     </w:lvl>
-    <w:lvl w:ilvl="4" w:tplc="32EE5C08">
+    <w:lvl w:ilvl="4" w:tplc="3C8C27D0">
       <w:numFmt w:val="decimal"/>
       <w:lvlText w:val=""/>
       <w:lvlJc w:val="left"/>
     </w:lvl>
-    <w:lvl w:ilvl="5" w:tplc="31A4E176">
+    <w:lvl w:ilvl="5" w:tplc="D946D978">
       <w:numFmt w:val="decimal"/>
       <w:lvlText w:val=""/>
       <w:lvlJc w:val="left"/>
     </w:lvl>
-    <w:lvl w:ilvl="6" w:tplc="F2D453B6">
+    <w:lvl w:ilvl="6" w:tplc="7E249054">
       <w:numFmt w:val="decimal"/>
       <w:lvlText w:val=""/>
       <w:lvlJc w:val="left"/>
     </w:lvl>
-    <w:lvl w:ilvl="7" w:tplc="F59603B8">
+    <w:lvl w:ilvl="7" w:tplc="811EDC6E">
       <w:numFmt w:val="decimal"/>
       <w:lvlText w:val=""/>
       <w:lvlJc w:val="left"/>
     </w:lvl>
-    <w:lvl w:ilvl="8" w:tplc="0DBAF888">
+    <w:lvl w:ilvl="8" w:tplc="0660EA2C">
       <w:numFmt w:val="decimal"/>
       <w:lvlText w:val=""/>
       <w:lvlJc w:val="left"/>
     </w:lvl>
   </w:abstractNum>
-  <w:abstractNum w:abstractNumId="2" w15:restartNumberingAfterBreak="0">
-    <w:nsid w:val="41BC17BF"/>
+  <w:abstractNum w:abstractNumId="5" w15:restartNumberingAfterBreak="0">
+    <w:nsid w:val="52141E1B"/>
     <w:multiLevelType w:val="hybridMultilevel"/>
-    <w:tmpl w:val="6E8A0F80"/>
-    <w:lvl w:ilvl="0" w:tplc="F9ACBF16">
+    <w:tmpl w:val="2EACC70C"/>
+    <w:lvl w:ilvl="0" w:tplc="A64C5974">
       <w:start w:val="1"/>
       <w:numFmt w:val="decimal"/>
       <w:lvlText w:val="%1."/>
@@ -3536,7 +3738,7 @@
         <w:ind w:left="360" w:hanging="300"/>
       </w:pPr>
     </w:lvl>
-    <w:lvl w:ilvl="1" w:tplc="52B4480A" w:tentative="1">
+    <w:lvl w:ilvl="1" w:tplc="1E10BB5A" w:tentative="1">
       <w:start w:val="1"/>
       <w:numFmt w:val="lowerLetter"/>
       <w:lvlText w:val="%2."/>
@@ -3545,47 +3747,47 @@
         <w:ind w:left="720" w:hanging="300"/>
       </w:pPr>
     </w:lvl>
-    <w:lvl w:ilvl="2" w:tplc="FB00E568">
+    <w:lvl w:ilvl="2" w:tplc="FDEC04D6">
       <w:numFmt w:val="decimal"/>
       <w:lvlText w:val=""/>
       <w:lvlJc w:val="left"/>
     </w:lvl>
-    <w:lvl w:ilvl="3" w:tplc="54F4A992">
+    <w:lvl w:ilvl="3" w:tplc="07EC33F4">
       <w:numFmt w:val="decimal"/>
       <w:lvlText w:val=""/>
       <w:lvlJc w:val="left"/>
     </w:lvl>
-    <w:lvl w:ilvl="4" w:tplc="BC2C69F6">
+    <w:lvl w:ilvl="4" w:tplc="6C1286D6">
       <w:numFmt w:val="decimal"/>
       <w:lvlText w:val=""/>
       <w:lvlJc w:val="left"/>
     </w:lvl>
-    <w:lvl w:ilvl="5" w:tplc="93406D78">
+    <w:lvl w:ilvl="5" w:tplc="4AAAE6C6">
       <w:numFmt w:val="decimal"/>
       <w:lvlText w:val=""/>
       <w:lvlJc w:val="left"/>
     </w:lvl>
-    <w:lvl w:ilvl="6" w:tplc="FB96405A">
+    <w:lvl w:ilvl="6" w:tplc="DEFE4E14">
       <w:numFmt w:val="decimal"/>
       <w:lvlText w:val=""/>
       <w:lvlJc w:val="left"/>
     </w:lvl>
-    <w:lvl w:ilvl="7" w:tplc="0878608C">
+    <w:lvl w:ilvl="7" w:tplc="C34A9B7A">
       <w:numFmt w:val="decimal"/>
       <w:lvlText w:val=""/>
       <w:lvlJc w:val="left"/>
     </w:lvl>
-    <w:lvl w:ilvl="8" w:tplc="52C81BB6">
+    <w:lvl w:ilvl="8" w:tplc="2D56BDA8">
       <w:numFmt w:val="decimal"/>
       <w:lvlText w:val=""/>
       <w:lvlJc w:val="left"/>
     </w:lvl>
   </w:abstractNum>
-  <w:abstractNum w:abstractNumId="3" w15:restartNumberingAfterBreak="0">
-    <w:nsid w:val="4E696918"/>
+  <w:abstractNum w:abstractNumId="6" w15:restartNumberingAfterBreak="0">
+    <w:nsid w:val="7F617BAF"/>
     <w:multiLevelType w:val="hybridMultilevel"/>
-    <w:tmpl w:val="2946C906"/>
-    <w:lvl w:ilvl="0" w:tplc="7ADCDD98">
+    <w:tmpl w:val="96A83670"/>
+    <w:lvl w:ilvl="0" w:tplc="B5A643A0">
       <w:start w:val="1"/>
       <w:numFmt w:val="decimal"/>
       <w:lvlText w:val="%1."/>
@@ -3594,7 +3796,7 @@
         <w:ind w:left="360" w:hanging="300"/>
       </w:pPr>
     </w:lvl>
-    <w:lvl w:ilvl="1" w:tplc="A5E0F918" w:tentative="1">
+    <w:lvl w:ilvl="1" w:tplc="E23A6718" w:tentative="1">
       <w:start w:val="1"/>
       <w:numFmt w:val="lowerLetter"/>
       <w:lvlText w:val="%2."/>
@@ -3603,276 +3805,74 @@
         <w:ind w:left="720" w:hanging="300"/>
       </w:pPr>
     </w:lvl>
-    <w:lvl w:ilvl="2" w:tplc="A48AC366">
+    <w:lvl w:ilvl="2" w:tplc="7750B2D0">
       <w:numFmt w:val="decimal"/>
       <w:lvlText w:val=""/>
       <w:lvlJc w:val="left"/>
     </w:lvl>
-    <w:lvl w:ilvl="3" w:tplc="A0F2F0A8">
+    <w:lvl w:ilvl="3" w:tplc="6C464EF0">
       <w:numFmt w:val="decimal"/>
       <w:lvlText w:val=""/>
       <w:lvlJc w:val="left"/>
     </w:lvl>
-    <w:lvl w:ilvl="4" w:tplc="F996AD60">
+    <w:lvl w:ilvl="4" w:tplc="D47C59BA">
       <w:numFmt w:val="decimal"/>
       <w:lvlText w:val=""/>
       <w:lvlJc w:val="left"/>
     </w:lvl>
-    <w:lvl w:ilvl="5" w:tplc="D0641DC4">
+    <w:lvl w:ilvl="5" w:tplc="C8BA2A62">
       <w:numFmt w:val="decimal"/>
       <w:lvlText w:val=""/>
       <w:lvlJc w:val="left"/>
     </w:lvl>
-    <w:lvl w:ilvl="6" w:tplc="63B6C4F0">
+    <w:lvl w:ilvl="6" w:tplc="5A501512">
       <w:numFmt w:val="decimal"/>
       <w:lvlText w:val=""/>
       <w:lvlJc w:val="left"/>
     </w:lvl>
-    <w:lvl w:ilvl="7" w:tplc="9D4A8DC2">
+    <w:lvl w:ilvl="7" w:tplc="D93A13F4">
       <w:numFmt w:val="decimal"/>
       <w:lvlText w:val=""/>
       <w:lvlJc w:val="left"/>
     </w:lvl>
-    <w:lvl w:ilvl="8" w:tplc="DEB6A966">
+    <w:lvl w:ilvl="8" w:tplc="BB1469C0">
       <w:numFmt w:val="decimal"/>
       <w:lvlText w:val=""/>
       <w:lvlJc w:val="left"/>
     </w:lvl>
   </w:abstractNum>
-  <w:abstractNum w:abstractNumId="4" w15:restartNumberingAfterBreak="0">
-    <w:nsid w:val="62E54892"/>
-    <w:multiLevelType w:val="hybridMultilevel"/>
-    <w:tmpl w:val="80CED358"/>
-    <w:lvl w:ilvl="0" w:tplc="68BC7160" w:tentative="1">
-      <w:start w:val="1"/>
-      <w:numFmt w:val="bullet"/>
-      <w:lvlText w:val="●"/>
-      <w:lvlJc w:val="left"/>
-      <w:pPr>
-        <w:ind w:left="720" w:hanging="360"/>
-      </w:pPr>
-    </w:lvl>
-    <w:lvl w:ilvl="1" w:tplc="D8D866CA" w:tentative="1">
-      <w:start w:val="1"/>
-      <w:numFmt w:val="bullet"/>
-      <w:lvlText w:val="○"/>
-      <w:lvlJc w:val="left"/>
-      <w:pPr>
-        <w:ind w:left="1440" w:hanging="360"/>
-      </w:pPr>
-    </w:lvl>
-    <w:lvl w:ilvl="2" w:tplc="E000E2AE" w:tentative="1">
-      <w:start w:val="1"/>
-      <w:numFmt w:val="bullet"/>
-      <w:lvlText w:val="■"/>
-      <w:lvlJc w:val="left"/>
-      <w:pPr>
-        <w:ind w:left="2160" w:hanging="360"/>
-      </w:pPr>
-    </w:lvl>
-    <w:lvl w:ilvl="3" w:tplc="C0C0033A" w:tentative="1">
-      <w:start w:val="1"/>
-      <w:numFmt w:val="bullet"/>
-      <w:lvlText w:val="●"/>
-      <w:lvlJc w:val="left"/>
-      <w:pPr>
-        <w:ind w:left="2880" w:hanging="360"/>
-      </w:pPr>
-    </w:lvl>
-    <w:lvl w:ilvl="4" w:tplc="2C787110" w:tentative="1">
-      <w:start w:val="1"/>
-      <w:numFmt w:val="bullet"/>
-      <w:lvlText w:val="○"/>
-      <w:lvlJc w:val="left"/>
-      <w:pPr>
-        <w:ind w:left="3600" w:hanging="360"/>
-      </w:pPr>
-    </w:lvl>
-    <w:lvl w:ilvl="5" w:tplc="CD48DF70" w:tentative="1">
-      <w:start w:val="1"/>
-      <w:numFmt w:val="bullet"/>
-      <w:lvlText w:val="■"/>
-      <w:lvlJc w:val="left"/>
-      <w:pPr>
-        <w:ind w:left="4320" w:hanging="360"/>
-      </w:pPr>
-    </w:lvl>
-    <w:lvl w:ilvl="6" w:tplc="745A1962" w:tentative="1">
-      <w:start w:val="1"/>
-      <w:numFmt w:val="bullet"/>
-      <w:lvlText w:val="●"/>
-      <w:lvlJc w:val="left"/>
-      <w:pPr>
-        <w:ind w:left="5040" w:hanging="360"/>
-      </w:pPr>
-    </w:lvl>
-    <w:lvl w:ilvl="7" w:tplc="1714E22C" w:tentative="1">
-      <w:start w:val="1"/>
-      <w:numFmt w:val="bullet"/>
-      <w:lvlText w:val="●"/>
-      <w:lvlJc w:val="left"/>
-      <w:pPr>
-        <w:ind w:left="5760" w:hanging="360"/>
-      </w:pPr>
-    </w:lvl>
-    <w:lvl w:ilvl="8" w:tplc="4E50CF72" w:tentative="1">
-      <w:start w:val="1"/>
-      <w:numFmt w:val="bullet"/>
-      <w:lvlText w:val="●"/>
-      <w:lvlJc w:val="left"/>
-      <w:pPr>
-        <w:ind w:left="6480" w:hanging="360"/>
-      </w:pPr>
-    </w:lvl>
-  </w:abstractNum>
-  <w:abstractNum w:abstractNumId="5" w15:restartNumberingAfterBreak="0">
-    <w:nsid w:val="6AD07D5C"/>
-    <w:multiLevelType w:val="hybridMultilevel"/>
-    <w:tmpl w:val="2490FD4C"/>
-    <w:lvl w:ilvl="0" w:tplc="D042F778">
-      <w:start w:val="1"/>
-      <w:numFmt w:val="decimal"/>
-      <w:lvlText w:val="%1."/>
-      <w:lvlJc w:val="left"/>
-      <w:pPr>
-        <w:ind w:left="360" w:hanging="300"/>
-      </w:pPr>
-    </w:lvl>
-    <w:lvl w:ilvl="1" w:tplc="4DF669B0" w:tentative="1">
-      <w:start w:val="1"/>
-      <w:numFmt w:val="lowerLetter"/>
-      <w:lvlText w:val="%2."/>
-      <w:lvlJc w:val="left"/>
-      <w:pPr>
-        <w:ind w:left="720" w:hanging="300"/>
-      </w:pPr>
-    </w:lvl>
-    <w:lvl w:ilvl="2" w:tplc="07BC054A">
-      <w:numFmt w:val="decimal"/>
-      <w:lvlText w:val=""/>
-      <w:lvlJc w:val="left"/>
-    </w:lvl>
-    <w:lvl w:ilvl="3" w:tplc="4C586024">
-      <w:numFmt w:val="decimal"/>
-      <w:lvlText w:val=""/>
-      <w:lvlJc w:val="left"/>
-    </w:lvl>
-    <w:lvl w:ilvl="4" w:tplc="B9BCEAB2">
-      <w:numFmt w:val="decimal"/>
-      <w:lvlText w:val=""/>
-      <w:lvlJc w:val="left"/>
-    </w:lvl>
-    <w:lvl w:ilvl="5" w:tplc="5394D270">
-      <w:numFmt w:val="decimal"/>
-      <w:lvlText w:val=""/>
-      <w:lvlJc w:val="left"/>
-    </w:lvl>
-    <w:lvl w:ilvl="6" w:tplc="94644870">
-      <w:numFmt w:val="decimal"/>
-      <w:lvlText w:val=""/>
-      <w:lvlJc w:val="left"/>
-    </w:lvl>
-    <w:lvl w:ilvl="7" w:tplc="6E9E243C">
-      <w:numFmt w:val="decimal"/>
-      <w:lvlText w:val=""/>
-      <w:lvlJc w:val="left"/>
-    </w:lvl>
-    <w:lvl w:ilvl="8" w:tplc="6EB0F50E">
-      <w:numFmt w:val="decimal"/>
-      <w:lvlText w:val=""/>
-      <w:lvlJc w:val="left"/>
-    </w:lvl>
-  </w:abstractNum>
-  <w:abstractNum w:abstractNumId="6" w15:restartNumberingAfterBreak="0">
-    <w:nsid w:val="7BCD3612"/>
-    <w:multiLevelType w:val="hybridMultilevel"/>
-    <w:tmpl w:val="411E6E6C"/>
-    <w:lvl w:ilvl="0" w:tplc="A64891D6">
-      <w:start w:val="1"/>
-      <w:numFmt w:val="decimal"/>
-      <w:lvlText w:val="%1."/>
-      <w:lvlJc w:val="left"/>
-      <w:pPr>
-        <w:ind w:left="360" w:hanging="300"/>
-      </w:pPr>
-    </w:lvl>
-    <w:lvl w:ilvl="1" w:tplc="378C827A" w:tentative="1">
-      <w:start w:val="1"/>
-      <w:numFmt w:val="lowerLetter"/>
-      <w:lvlText w:val="%2."/>
-      <w:lvlJc w:val="left"/>
-      <w:pPr>
-        <w:ind w:left="720" w:hanging="300"/>
-      </w:pPr>
-    </w:lvl>
-    <w:lvl w:ilvl="2" w:tplc="0E3C7AA2">
-      <w:numFmt w:val="decimal"/>
-      <w:lvlText w:val=""/>
-      <w:lvlJc w:val="left"/>
-    </w:lvl>
-    <w:lvl w:ilvl="3" w:tplc="169A7766">
-      <w:numFmt w:val="decimal"/>
-      <w:lvlText w:val=""/>
-      <w:lvlJc w:val="left"/>
-    </w:lvl>
-    <w:lvl w:ilvl="4" w:tplc="029EDEB6">
-      <w:numFmt w:val="decimal"/>
-      <w:lvlText w:val=""/>
-      <w:lvlJc w:val="left"/>
-    </w:lvl>
-    <w:lvl w:ilvl="5" w:tplc="AB7A11D0">
-      <w:numFmt w:val="decimal"/>
-      <w:lvlText w:val=""/>
-      <w:lvlJc w:val="left"/>
-    </w:lvl>
-    <w:lvl w:ilvl="6" w:tplc="DD8A8A14">
-      <w:numFmt w:val="decimal"/>
-      <w:lvlText w:val=""/>
-      <w:lvlJc w:val="left"/>
-    </w:lvl>
-    <w:lvl w:ilvl="7" w:tplc="90F2F73C">
-      <w:numFmt w:val="decimal"/>
-      <w:lvlText w:val=""/>
-      <w:lvlJc w:val="left"/>
-    </w:lvl>
-    <w:lvl w:ilvl="8" w:tplc="62BE9B48">
-      <w:numFmt w:val="decimal"/>
-      <w:lvlText w:val=""/>
-      <w:lvlJc w:val="left"/>
-    </w:lvl>
-  </w:abstractNum>
-  <w:num w:numId="1" w16cid:durableId="1841307936">
+  <w:num w:numId="1" w16cid:durableId="1695962779">
+    <w:abstractNumId w:val="2"/>
+    <w:lvlOverride w:ilvl="0">
+      <w:startOverride w:val="1"/>
+    </w:lvlOverride>
+  </w:num>
+  <w:num w:numId="2" w16cid:durableId="1291866192">
+    <w:abstractNumId w:val="5"/>
+    <w:lvlOverride w:ilvl="0">
+      <w:startOverride w:val="1"/>
+    </w:lvlOverride>
+  </w:num>
+  <w:num w:numId="3" w16cid:durableId="586424944">
     <w:abstractNumId w:val="4"/>
     <w:lvlOverride w:ilvl="0">
       <w:startOverride w:val="1"/>
     </w:lvlOverride>
   </w:num>
-  <w:num w:numId="2" w16cid:durableId="1287392513">
+  <w:num w:numId="4" w16cid:durableId="959844351">
     <w:abstractNumId w:val="1"/>
     <w:lvlOverride w:ilvl="0">
       <w:startOverride w:val="1"/>
     </w:lvlOverride>
   </w:num>
-  <w:num w:numId="3" w16cid:durableId="421294380">
-    <w:abstractNumId w:val="5"/>
+  <w:num w:numId="5" w16cid:durableId="1597708760">
+    <w:abstractNumId w:val="0"/>
     <w:lvlOverride w:ilvl="0">
       <w:startOverride w:val="1"/>
     </w:lvlOverride>
   </w:num>
-  <w:num w:numId="4" w16cid:durableId="985622999">
-    <w:abstractNumId w:val="3"/>
-    <w:lvlOverride w:ilvl="0">
-      <w:startOverride w:val="1"/>
-    </w:lvlOverride>
-  </w:num>
-  <w:num w:numId="5" w16cid:durableId="1805460532">
+  <w:num w:numId="6" w16cid:durableId="1108625420">
     <w:abstractNumId w:val="6"/>
-    <w:lvlOverride w:ilvl="0">
-      <w:startOverride w:val="1"/>
-    </w:lvlOverride>
-  </w:num>
-  <w:num w:numId="6" w16cid:durableId="1796874617">
-    <w:abstractNumId w:val="2"/>
     <w:lvlOverride w:ilvl="0">
       <w:startOverride w:val="1"/>
     </w:lvlOverride>
@@ -4553,7 +4553,7 @@
     <w:autoRedefine/>
     <w:uiPriority w:val="39"/>
     <w:unhideWhenUsed/>
-    <w:rsid w:val="00A31AD3"/>
+    <w:rsid w:val="00D25E5E"/>
     <w:pPr>
       <w:spacing w:after="100"/>
     </w:pPr>

--- a/discoverer-neo/docs/user-guide/manual/Discoverer-Neo-VIEWER-Guide-Quick-fr-FR.docx
+++ b/discoverer-neo/docs/user-guide/manual/Discoverer-Neo-VIEWER-Guide-Quick-fr-FR.docx
@@ -74,7 +74,7 @@
     <w:sdt>
       <w:sdtPr>
         <w:alias w:val="Sommaire"/>
-        <w:id w:val="1328861340"/>
+        <w:id w:val="-2026619048"/>
       </w:sdtPr>
       <w:sdtEndPr/>
       <w:sdtContent>
@@ -102,7 +102,7 @@
           <w:r>
             <w:fldChar w:fldCharType="separate"/>
           </w:r>
-          <w:hyperlink w:anchor="_Toc241697186" w:history="1">
+          <w:hyperlink w:anchor="_Toc241746058" w:history="1">
             <w:r>
               <w:rPr>
                 <w:rStyle w:val="Hiperligao"/>
@@ -126,7 +126,7 @@
               <w:rPr>
                 <w:noProof/>
               </w:rPr>
-              <w:instrText xml:space="preserve"> PAGEREF _Toc241697186 \h </w:instrText>
+              <w:instrText xml:space="preserve"> PAGEREF _Toc241746058 \h </w:instrText>
             </w:r>
             <w:r>
               <w:rPr>
@@ -168,7 +168,7 @@
               <w14:ligatures w14:val="standardContextual"/>
             </w:rPr>
           </w:pPr>
-          <w:hyperlink w:anchor="_Toc241697187" w:history="1">
+          <w:hyperlink w:anchor="_Toc241746059" w:history="1">
             <w:r>
               <w:rPr>
                 <w:rStyle w:val="Hiperligao"/>
@@ -192,7 +192,7 @@
               <w:rPr>
                 <w:noProof/>
               </w:rPr>
-              <w:instrText xml:space="preserve"> PAGEREF _Toc241697187 \h </w:instrText>
+              <w:instrText xml:space="preserve"> PAGEREF _Toc241746059 \h </w:instrText>
             </w:r>
             <w:r>
               <w:rPr>
@@ -234,7 +234,7 @@
               <w14:ligatures w14:val="standardContextual"/>
             </w:rPr>
           </w:pPr>
-          <w:hyperlink w:anchor="_Toc241697188" w:history="1">
+          <w:hyperlink w:anchor="_Toc241746060" w:history="1">
             <w:r>
               <w:rPr>
                 <w:rStyle w:val="Hiperligao"/>
@@ -258,7 +258,7 @@
               <w:rPr>
                 <w:noProof/>
               </w:rPr>
-              <w:instrText xml:space="preserve"> PAGEREF _Toc241697188 \h </w:instrText>
+              <w:instrText xml:space="preserve"> PAGEREF _Toc241746060 \h </w:instrText>
             </w:r>
             <w:r>
               <w:rPr>
@@ -300,7 +300,7 @@
               <w14:ligatures w14:val="standardContextual"/>
             </w:rPr>
           </w:pPr>
-          <w:hyperlink w:anchor="_Toc241697189" w:history="1">
+          <w:hyperlink w:anchor="_Toc241746061" w:history="1">
             <w:r>
               <w:rPr>
                 <w:rStyle w:val="Hiperligao"/>
@@ -324,7 +324,7 @@
               <w:rPr>
                 <w:noProof/>
               </w:rPr>
-              <w:instrText xml:space="preserve"> PAGEREF _Toc241697189 \h </w:instrText>
+              <w:instrText xml:space="preserve"> PAGEREF _Toc241746061 \h </w:instrText>
             </w:r>
             <w:r>
               <w:rPr>
@@ -366,7 +366,7 @@
               <w14:ligatures w14:val="standardContextual"/>
             </w:rPr>
           </w:pPr>
-          <w:hyperlink w:anchor="_Toc241697190" w:history="1">
+          <w:hyperlink w:anchor="_Toc241746062" w:history="1">
             <w:r>
               <w:rPr>
                 <w:rStyle w:val="Hiperligao"/>
@@ -390,7 +390,7 @@
               <w:rPr>
                 <w:noProof/>
               </w:rPr>
-              <w:instrText xml:space="preserve"> PAGEREF _Toc241697190 \h </w:instrText>
+              <w:instrText xml:space="preserve"> PAGEREF _Toc241746062 \h </w:instrText>
             </w:r>
             <w:r>
               <w:rPr>
@@ -432,7 +432,7 @@
               <w14:ligatures w14:val="standardContextual"/>
             </w:rPr>
           </w:pPr>
-          <w:hyperlink w:anchor="_Toc241697191" w:history="1">
+          <w:hyperlink w:anchor="_Toc241746063" w:history="1">
             <w:r>
               <w:rPr>
                 <w:rStyle w:val="Hiperligao"/>
@@ -456,7 +456,7 @@
               <w:rPr>
                 <w:noProof/>
               </w:rPr>
-              <w:instrText xml:space="preserve"> PAGEREF _Toc241697191 \h </w:instrText>
+              <w:instrText xml:space="preserve"> PAGEREF _Toc241746063 \h </w:instrText>
             </w:r>
             <w:r>
               <w:rPr>
@@ -504,7 +504,7 @@
       <w:pPr>
         <w:pStyle w:val="Ttulo1"/>
       </w:pPr>
-      <w:bookmarkStart w:id="0" w:name="_Toc241697186"/>
+      <w:bookmarkStart w:id="0" w:name="_Toc241746058"/>
       <w:r>
         <w:lastRenderedPageBreak/>
         <w:t>Votre rôle en une page</w:t>
@@ -1010,7 +1010,7 @@
           <w:noProof/>
         </w:rPr>
         <w:drawing>
-          <wp:inline distT="0" distB="0" distL="0" distR="0" wp14:anchorId="497C1E87" wp14:editId="39ABFCC2">
+          <wp:inline distT="0" distB="0" distL="0" distR="0" wp14:anchorId="10216605" wp14:editId="6C5379C2">
             <wp:extent cx="5715000" cy="3571875"/>
             <wp:effectExtent l="0" t="0" r="0" b="0"/>
             <wp:docPr id="447" name="01-login.png" descr="La page de connexion avec E-mail, Mot de passe, Rester connecté et le bouton Se connecter." title="La page de connexion avec E-mail, Mot de passe, Rester connecté et le bouton Se connecter."/>
@@ -1063,7 +1063,7 @@
         <w:pStyle w:val="Ttulo1"/>
         <w:pageBreakBefore/>
       </w:pPr>
-      <w:bookmarkStart w:id="1" w:name="_Toc241697187"/>
+      <w:bookmarkStart w:id="1" w:name="_Toc241746059"/>
       <w:r>
         <w:lastRenderedPageBreak/>
         <w:t>Tableau de bord et cartes</w:t>
@@ -1106,7 +1106,7 @@
           <w:noProof/>
         </w:rPr>
         <w:drawing>
-          <wp:inline distT="0" distB="0" distL="0" distR="0" wp14:anchorId="160C5E8B" wp14:editId="7393B995">
+          <wp:inline distT="0" distB="0" distL="0" distR="0" wp14:anchorId="597308EA" wp14:editId="2D29DDCA">
             <wp:extent cx="5715000" cy="3429000"/>
             <wp:effectExtent l="0" t="0" r="0" b="0"/>
             <wp:docPr id="448" name="03-maps-all.png" descr="La liste Cartes, onglet Tous, où chaque carte n'a que l'icône Ouvrir." title="La liste Cartes, onglet Tous, où chaque carte n'a que l'icône Ouvrir."/>
@@ -1578,7 +1578,7 @@
         <w:pStyle w:val="Ttulo1"/>
         <w:pageBreakBefore/>
       </w:pPr>
-      <w:bookmarkStart w:id="2" w:name="_Toc241697188"/>
+      <w:bookmarkStart w:id="2" w:name="_Toc241746060"/>
       <w:r>
         <w:lastRenderedPageBreak/>
         <w:t>Exécuter et lire une carte</w:t>
@@ -1601,7 +1601,7 @@
           <w:noProof/>
         </w:rPr>
         <w:drawing>
-          <wp:inline distT="0" distB="0" distL="0" distR="0" wp14:anchorId="05438716" wp14:editId="0AA21782">
+          <wp:inline distT="0" distB="0" distL="0" distR="0" wp14:anchorId="3A2E4D9F" wp14:editId="1D64B24B">
             <wp:extent cx="5715000" cy="3571875"/>
             <wp:effectExtent l="0" t="0" r="0" b="0"/>
             <wp:docPr id="449" name="06-viewer-results.png" descr="Une exécution terminée avec les boutons Excel, CSV et PDF au-dessus de la grille de résultats." title="Une exécution terminée avec les boutons Excel, CSV et PDF au-dessus de la grille de résultats."/>
@@ -2117,7 +2117,7 @@
         <w:pStyle w:val="Ttulo1"/>
         <w:pageBreakBefore/>
       </w:pPr>
-      <w:bookmarkStart w:id="3" w:name="_Toc241697189"/>
+      <w:bookmarkStart w:id="3" w:name="_Toc241746061"/>
       <w:r>
         <w:lastRenderedPageBreak/>
         <w:t>Exécutions et exportations</w:t>
@@ -2157,7 +2157,7 @@
           <w:noProof/>
         </w:rPr>
         <w:drawing>
-          <wp:inline distT="0" distB="0" distL="0" distR="0" wp14:anchorId="076C98C4" wp14:editId="6C2D5611">
+          <wp:inline distT="0" distB="0" distL="0" distR="0" wp14:anchorId="3B189F71" wp14:editId="3AA994BB">
             <wp:extent cx="5715000" cy="3571875"/>
             <wp:effectExtent l="0" t="0" r="0" b="0"/>
             <wp:docPr id="450" name="07-runs.png" descr="La page Exécutions listant les propres exécutions du Viewer." title="La page Exécutions listant les propres exécutions du Viewer."/>
@@ -2538,7 +2538,7 @@
         <w:pStyle w:val="Ttulo1"/>
         <w:pageBreakBefore/>
       </w:pPr>
-      <w:bookmarkStart w:id="4" w:name="_Toc241697190"/>
+      <w:bookmarkStart w:id="4" w:name="_Toc241746062"/>
       <w:r>
         <w:lastRenderedPageBreak/>
         <w:t>Planifications</w:t>
@@ -2591,7 +2591,7 @@
           <w:noProof/>
         </w:rPr>
         <w:drawing>
-          <wp:inline distT="0" distB="0" distL="0" distR="0" wp14:anchorId="224BB33A" wp14:editId="4D278505">
+          <wp:inline distT="0" distB="0" distL="0" distR="0" wp14:anchorId="16BBAC3E" wp14:editId="38CB85FD">
             <wp:extent cx="5715000" cy="3571875"/>
             <wp:effectExtent l="0" t="0" r="0" b="0"/>
             <wp:docPr id="451" name="09-schedules.png" descr="La page Planifications avec le message Aucune planification pour le moment." title="La page Planifications avec le message Aucune planification pour le moment."/>
@@ -3057,7 +3057,7 @@
         <w:pStyle w:val="Ttulo1"/>
         <w:pageBreakBefore/>
       </w:pPr>
-      <w:bookmarkStart w:id="5" w:name="_Toc241697191"/>
+      <w:bookmarkStart w:id="5" w:name="_Toc241746063"/>
       <w:r>
         <w:lastRenderedPageBreak/>
         <w:t>Paramètres</w:t>
@@ -3090,7 +3090,7 @@
           <w:noProof/>
         </w:rPr>
         <w:drawing>
-          <wp:inline distT="0" distB="0" distL="0" distR="0" wp14:anchorId="0026FF91" wp14:editId="7326FC9E">
+          <wp:inline distT="0" distB="0" distL="0" distR="0" wp14:anchorId="72E00EFA" wp14:editId="18AB8562">
             <wp:extent cx="5715000" cy="3571875"/>
             <wp:effectExtent l="0" t="0" r="0" b="0"/>
             <wp:docPr id="452" name="04-settings.png" descr="La page Paramètres avec les cartes Langue, Thème et Palette de couleurs." title="La page Paramètres avec les cartes Langue, Thème et Palette de couleurs."/>
@@ -3408,10 +3408,10 @@
 <file path=word/numbering.xml><?xml version="1.0" encoding="utf-8"?>
 <w:numbering xmlns:wpc="http://schemas.microsoft.com/office/word/2010/wordprocessingCanvas" xmlns:cx="http://schemas.microsoft.com/office/drawing/2014/chartex" xmlns:cx1="http://schemas.microsoft.com/office/drawing/2015/9/8/chartex" xmlns:cx2="http://schemas.microsoft.com/office/drawing/2015/10/21/chartex" xmlns:cx3="http://schemas.microsoft.com/office/drawing/2016/5/9/chartex" xmlns:cx4="http://schemas.microsoft.com/office/drawing/2016/5/10/chartex" xmlns:cx5="http://schemas.microsoft.com/office/drawing/2016/5/11/chartex" xmlns:cx6="http://schemas.microsoft.com/office/drawing/2016/5/12/chartex" xmlns:cx7="http://schemas.microsoft.com/office/drawing/2016/5/13/chartex" xmlns:cx8="http://schemas.microsoft.com/office/drawing/2016/5/14/chartex" xmlns:mc="http://schemas.openxmlformats.org/markup-compatibility/2006" xmlns:aink="http://schemas.microsoft.com/office/drawing/2016/ink" xmlns:am3d="http://schemas.microsoft.com/office/drawing/2017/model3d" xmlns:o="urn:schemas-microsoft-com:office:office" xmlns:oel="http://schemas.microsoft.com/office/2019/extlst" xmlns:r="http://schemas.openxmlformats.org/officeDocument/2006/relationships" xmlns:m="http://schemas.openxmlformats.org/officeDocument/2006/math" xmlns:v="urn:schemas-microsoft-com:vml" xmlns:wp14="http://schemas.microsoft.com/office/word/2010/wordprocessingDrawing" xmlns:wp="http://schemas.openxmlformats.org/drawingml/2006/wordprocessingDrawing" xmlns:w10="urn:schemas-microsoft-com:office:word" xmlns:w="http://schemas.openxmlformats.org/wordprocessingml/2006/main" xmlns:w14="http://schemas.microsoft.com/office/word/2010/wordml" xmlns:w15="http://schemas.microsoft.com/office/word/2012/wordml" xmlns:w16cex="http://schemas.microsoft.com/office/word/2018/wordml/cex" xmlns:w16cid="http://schemas.microsoft.com/office/word/2016/wordml/cid" xmlns:w16="http://schemas.microsoft.com/office/word/2018/wordml" xmlns:w16sdtdh="http://schemas.microsoft.com/office/word/2020/wordml/sdtdatahash" xmlns:w16se="http://schemas.microsoft.com/office/word/2015/wordml/symex" xmlns:wpg="http://schemas.microsoft.com/office/word/2010/wordprocessingGroup" xmlns:wpi="http://schemas.microsoft.com/office/word/2010/wordprocessingInk" xmlns:wne="http://schemas.microsoft.com/office/word/2006/wordml" xmlns:wps="http://schemas.microsoft.com/office/word/2010/wordprocessingShape" mc:Ignorable="w14 w15 w16se w16cid w16 w16cex w16sdtdh wp14">
   <w:abstractNum w:abstractNumId="0" w15:restartNumberingAfterBreak="0">
-    <w:nsid w:val="0B3050B4"/>
+    <w:nsid w:val="01926E24"/>
     <w:multiLevelType w:val="hybridMultilevel"/>
-    <w:tmpl w:val="C396C2F4"/>
-    <w:lvl w:ilvl="0" w:tplc="90EAC2FA">
+    <w:tmpl w:val="714CDC1C"/>
+    <w:lvl w:ilvl="0" w:tplc="BAEC7C30">
       <w:start w:val="1"/>
       <w:numFmt w:val="decimal"/>
       <w:lvlText w:val="%1."/>
@@ -3420,7 +3420,7 @@
         <w:ind w:left="360" w:hanging="300"/>
       </w:pPr>
     </w:lvl>
-    <w:lvl w:ilvl="1" w:tplc="97147058" w:tentative="1">
+    <w:lvl w:ilvl="1" w:tplc="E244DC88" w:tentative="1">
       <w:start w:val="1"/>
       <w:numFmt w:val="lowerLetter"/>
       <w:lvlText w:val="%2."/>
@@ -3429,47 +3429,47 @@
         <w:ind w:left="720" w:hanging="300"/>
       </w:pPr>
     </w:lvl>
-    <w:lvl w:ilvl="2" w:tplc="5498B93A">
+    <w:lvl w:ilvl="2" w:tplc="DB2CA844">
       <w:numFmt w:val="decimal"/>
       <w:lvlText w:val=""/>
       <w:lvlJc w:val="left"/>
     </w:lvl>
-    <w:lvl w:ilvl="3" w:tplc="9FB469E4">
+    <w:lvl w:ilvl="3" w:tplc="D0E0C32E">
       <w:numFmt w:val="decimal"/>
       <w:lvlText w:val=""/>
       <w:lvlJc w:val="left"/>
     </w:lvl>
-    <w:lvl w:ilvl="4" w:tplc="EB2A6C4A">
+    <w:lvl w:ilvl="4" w:tplc="667AC92C">
       <w:numFmt w:val="decimal"/>
       <w:lvlText w:val=""/>
       <w:lvlJc w:val="left"/>
     </w:lvl>
-    <w:lvl w:ilvl="5" w:tplc="D70EC4B6">
+    <w:lvl w:ilvl="5" w:tplc="42F2B7AA">
       <w:numFmt w:val="decimal"/>
       <w:lvlText w:val=""/>
       <w:lvlJc w:val="left"/>
     </w:lvl>
-    <w:lvl w:ilvl="6" w:tplc="0CAECF8E">
+    <w:lvl w:ilvl="6" w:tplc="A1002152">
       <w:numFmt w:val="decimal"/>
       <w:lvlText w:val=""/>
       <w:lvlJc w:val="left"/>
     </w:lvl>
-    <w:lvl w:ilvl="7" w:tplc="2460BAAE">
+    <w:lvl w:ilvl="7" w:tplc="AD64492C">
       <w:numFmt w:val="decimal"/>
       <w:lvlText w:val=""/>
       <w:lvlJc w:val="left"/>
     </w:lvl>
-    <w:lvl w:ilvl="8" w:tplc="4F9A47EC">
+    <w:lvl w:ilvl="8" w:tplc="9F6A1398">
       <w:numFmt w:val="decimal"/>
       <w:lvlText w:val=""/>
       <w:lvlJc w:val="left"/>
     </w:lvl>
   </w:abstractNum>
   <w:abstractNum w:abstractNumId="1" w15:restartNumberingAfterBreak="0">
-    <w:nsid w:val="0BB555E3"/>
+    <w:nsid w:val="1F2F1025"/>
     <w:multiLevelType w:val="hybridMultilevel"/>
-    <w:tmpl w:val="4A086148"/>
-    <w:lvl w:ilvl="0" w:tplc="666A7CDC">
+    <w:tmpl w:val="FD7ABF9C"/>
+    <w:lvl w:ilvl="0" w:tplc="4A8C3098">
       <w:start w:val="1"/>
       <w:numFmt w:val="decimal"/>
       <w:lvlText w:val="%1."/>
@@ -3478,7 +3478,7 @@
         <w:ind w:left="360" w:hanging="300"/>
       </w:pPr>
     </w:lvl>
-    <w:lvl w:ilvl="1" w:tplc="8710EB4C" w:tentative="1">
+    <w:lvl w:ilvl="1" w:tplc="8A8489FA" w:tentative="1">
       <w:start w:val="1"/>
       <w:numFmt w:val="lowerLetter"/>
       <w:lvlText w:val="%2."/>
@@ -3487,47 +3487,221 @@
         <w:ind w:left="720" w:hanging="300"/>
       </w:pPr>
     </w:lvl>
-    <w:lvl w:ilvl="2" w:tplc="7808431C">
+    <w:lvl w:ilvl="2" w:tplc="E00CAC90">
       <w:numFmt w:val="decimal"/>
       <w:lvlText w:val=""/>
       <w:lvlJc w:val="left"/>
     </w:lvl>
-    <w:lvl w:ilvl="3" w:tplc="088C57B8">
+    <w:lvl w:ilvl="3" w:tplc="AB5C63B8">
       <w:numFmt w:val="decimal"/>
       <w:lvlText w:val=""/>
       <w:lvlJc w:val="left"/>
     </w:lvl>
-    <w:lvl w:ilvl="4" w:tplc="C13A44EC">
+    <w:lvl w:ilvl="4" w:tplc="0A6A015A">
       <w:numFmt w:val="decimal"/>
       <w:lvlText w:val=""/>
       <w:lvlJc w:val="left"/>
     </w:lvl>
-    <w:lvl w:ilvl="5" w:tplc="797AE26A">
+    <w:lvl w:ilvl="5" w:tplc="1640EE42">
       <w:numFmt w:val="decimal"/>
       <w:lvlText w:val=""/>
       <w:lvlJc w:val="left"/>
     </w:lvl>
-    <w:lvl w:ilvl="6" w:tplc="BA248174">
+    <w:lvl w:ilvl="6" w:tplc="E8B63A80">
       <w:numFmt w:val="decimal"/>
       <w:lvlText w:val=""/>
       <w:lvlJc w:val="left"/>
     </w:lvl>
-    <w:lvl w:ilvl="7" w:tplc="9D8A31E2">
+    <w:lvl w:ilvl="7" w:tplc="A47C9998">
       <w:numFmt w:val="decimal"/>
       <w:lvlText w:val=""/>
       <w:lvlJc w:val="left"/>
     </w:lvl>
-    <w:lvl w:ilvl="8" w:tplc="084E0140">
+    <w:lvl w:ilvl="8" w:tplc="CDF823FE">
       <w:numFmt w:val="decimal"/>
       <w:lvlText w:val=""/>
       <w:lvlJc w:val="left"/>
     </w:lvl>
   </w:abstractNum>
   <w:abstractNum w:abstractNumId="2" w15:restartNumberingAfterBreak="0">
-    <w:nsid w:val="104A18D7"/>
+    <w:nsid w:val="213237A3"/>
     <w:multiLevelType w:val="hybridMultilevel"/>
-    <w:tmpl w:val="61184110"/>
-    <w:lvl w:ilvl="0" w:tplc="77465268" w:tentative="1">
+    <w:tmpl w:val="2E3C050A"/>
+    <w:lvl w:ilvl="0" w:tplc="A30C7C10" w:tentative="1">
+      <w:start w:val="1"/>
+      <w:numFmt w:val="bullet"/>
+      <w:lvlText w:val="•"/>
+      <w:lvlJc w:val="left"/>
+      <w:pPr>
+        <w:ind w:left="360" w:hanging="260"/>
+      </w:pPr>
+    </w:lvl>
+    <w:lvl w:ilvl="1" w:tplc="E01C1B02" w:tentative="1">
+      <w:start w:val="1"/>
+      <w:numFmt w:val="bullet"/>
+      <w:lvlText w:val="–"/>
+      <w:lvlJc w:val="left"/>
+      <w:pPr>
+        <w:ind w:left="720" w:hanging="260"/>
+      </w:pPr>
+    </w:lvl>
+    <w:lvl w:ilvl="2" w:tplc="8506AA5E">
+      <w:numFmt w:val="decimal"/>
+      <w:lvlText w:val=""/>
+      <w:lvlJc w:val="left"/>
+    </w:lvl>
+    <w:lvl w:ilvl="3" w:tplc="71508932">
+      <w:numFmt w:val="decimal"/>
+      <w:lvlText w:val=""/>
+      <w:lvlJc w:val="left"/>
+    </w:lvl>
+    <w:lvl w:ilvl="4" w:tplc="A73E6CC8">
+      <w:numFmt w:val="decimal"/>
+      <w:lvlText w:val=""/>
+      <w:lvlJc w:val="left"/>
+    </w:lvl>
+    <w:lvl w:ilvl="5" w:tplc="9DBE1B16">
+      <w:numFmt w:val="decimal"/>
+      <w:lvlText w:val=""/>
+      <w:lvlJc w:val="left"/>
+    </w:lvl>
+    <w:lvl w:ilvl="6" w:tplc="676E80FE">
+      <w:numFmt w:val="decimal"/>
+      <w:lvlText w:val=""/>
+      <w:lvlJc w:val="left"/>
+    </w:lvl>
+    <w:lvl w:ilvl="7" w:tplc="25D4899C">
+      <w:numFmt w:val="decimal"/>
+      <w:lvlText w:val=""/>
+      <w:lvlJc w:val="left"/>
+    </w:lvl>
+    <w:lvl w:ilvl="8" w:tplc="A79C99F4">
+      <w:numFmt w:val="decimal"/>
+      <w:lvlText w:val=""/>
+      <w:lvlJc w:val="left"/>
+    </w:lvl>
+  </w:abstractNum>
+  <w:abstractNum w:abstractNumId="3" w15:restartNumberingAfterBreak="0">
+    <w:nsid w:val="221411B8"/>
+    <w:multiLevelType w:val="hybridMultilevel"/>
+    <w:tmpl w:val="F87EB006"/>
+    <w:lvl w:ilvl="0" w:tplc="7A2414B6">
+      <w:start w:val="1"/>
+      <w:numFmt w:val="decimal"/>
+      <w:lvlText w:val="%1."/>
+      <w:lvlJc w:val="left"/>
+      <w:pPr>
+        <w:ind w:left="360" w:hanging="300"/>
+      </w:pPr>
+    </w:lvl>
+    <w:lvl w:ilvl="1" w:tplc="FBDA78A2" w:tentative="1">
+      <w:start w:val="1"/>
+      <w:numFmt w:val="lowerLetter"/>
+      <w:lvlText w:val="%2."/>
+      <w:lvlJc w:val="left"/>
+      <w:pPr>
+        <w:ind w:left="720" w:hanging="300"/>
+      </w:pPr>
+    </w:lvl>
+    <w:lvl w:ilvl="2" w:tplc="3AD0979E">
+      <w:numFmt w:val="decimal"/>
+      <w:lvlText w:val=""/>
+      <w:lvlJc w:val="left"/>
+    </w:lvl>
+    <w:lvl w:ilvl="3" w:tplc="153E5BA0">
+      <w:numFmt w:val="decimal"/>
+      <w:lvlText w:val=""/>
+      <w:lvlJc w:val="left"/>
+    </w:lvl>
+    <w:lvl w:ilvl="4" w:tplc="7F0ED30E">
+      <w:numFmt w:val="decimal"/>
+      <w:lvlText w:val=""/>
+      <w:lvlJc w:val="left"/>
+    </w:lvl>
+    <w:lvl w:ilvl="5" w:tplc="46E40CCC">
+      <w:numFmt w:val="decimal"/>
+      <w:lvlText w:val=""/>
+      <w:lvlJc w:val="left"/>
+    </w:lvl>
+    <w:lvl w:ilvl="6" w:tplc="45ECF71C">
+      <w:numFmt w:val="decimal"/>
+      <w:lvlText w:val=""/>
+      <w:lvlJc w:val="left"/>
+    </w:lvl>
+    <w:lvl w:ilvl="7" w:tplc="9D6A9740">
+      <w:numFmt w:val="decimal"/>
+      <w:lvlText w:val=""/>
+      <w:lvlJc w:val="left"/>
+    </w:lvl>
+    <w:lvl w:ilvl="8" w:tplc="F58478FE">
+      <w:numFmt w:val="decimal"/>
+      <w:lvlText w:val=""/>
+      <w:lvlJc w:val="left"/>
+    </w:lvl>
+  </w:abstractNum>
+  <w:abstractNum w:abstractNumId="4" w15:restartNumberingAfterBreak="0">
+    <w:nsid w:val="25612D40"/>
+    <w:multiLevelType w:val="hybridMultilevel"/>
+    <w:tmpl w:val="7D464690"/>
+    <w:lvl w:ilvl="0" w:tplc="72DCCD34">
+      <w:start w:val="1"/>
+      <w:numFmt w:val="decimal"/>
+      <w:lvlText w:val="%1."/>
+      <w:lvlJc w:val="left"/>
+      <w:pPr>
+        <w:ind w:left="360" w:hanging="300"/>
+      </w:pPr>
+    </w:lvl>
+    <w:lvl w:ilvl="1" w:tplc="CFF43956" w:tentative="1">
+      <w:start w:val="1"/>
+      <w:numFmt w:val="lowerLetter"/>
+      <w:lvlText w:val="%2."/>
+      <w:lvlJc w:val="left"/>
+      <w:pPr>
+        <w:ind w:left="720" w:hanging="300"/>
+      </w:pPr>
+    </w:lvl>
+    <w:lvl w:ilvl="2" w:tplc="0292FE18">
+      <w:numFmt w:val="decimal"/>
+      <w:lvlText w:val=""/>
+      <w:lvlJc w:val="left"/>
+    </w:lvl>
+    <w:lvl w:ilvl="3" w:tplc="97120174">
+      <w:numFmt w:val="decimal"/>
+      <w:lvlText w:val=""/>
+      <w:lvlJc w:val="left"/>
+    </w:lvl>
+    <w:lvl w:ilvl="4" w:tplc="23281260">
+      <w:numFmt w:val="decimal"/>
+      <w:lvlText w:val=""/>
+      <w:lvlJc w:val="left"/>
+    </w:lvl>
+    <w:lvl w:ilvl="5" w:tplc="580C476A">
+      <w:numFmt w:val="decimal"/>
+      <w:lvlText w:val=""/>
+      <w:lvlJc w:val="left"/>
+    </w:lvl>
+    <w:lvl w:ilvl="6" w:tplc="275A0BA4">
+      <w:numFmt w:val="decimal"/>
+      <w:lvlText w:val=""/>
+      <w:lvlJc w:val="left"/>
+    </w:lvl>
+    <w:lvl w:ilvl="7" w:tplc="E8688C68">
+      <w:numFmt w:val="decimal"/>
+      <w:lvlText w:val=""/>
+      <w:lvlJc w:val="left"/>
+    </w:lvl>
+    <w:lvl w:ilvl="8" w:tplc="E6F26DD8">
+      <w:numFmt w:val="decimal"/>
+      <w:lvlText w:val=""/>
+      <w:lvlJc w:val="left"/>
+    </w:lvl>
+  </w:abstractNum>
+  <w:abstractNum w:abstractNumId="5" w15:restartNumberingAfterBreak="0">
+    <w:nsid w:val="4DB85D32"/>
+    <w:multiLevelType w:val="hybridMultilevel"/>
+    <w:tmpl w:val="FD7C3BD0"/>
+    <w:lvl w:ilvl="0" w:tplc="099AC2B8" w:tentative="1">
       <w:start w:val="1"/>
       <w:numFmt w:val="bullet"/>
       <w:lvlText w:val="●"/>
@@ -3536,7 +3710,7 @@
         <w:ind w:left="720" w:hanging="360"/>
       </w:pPr>
     </w:lvl>
-    <w:lvl w:ilvl="1" w:tplc="D6D094E2" w:tentative="1">
+    <w:lvl w:ilvl="1" w:tplc="9AE60190" w:tentative="1">
       <w:start w:val="1"/>
       <w:numFmt w:val="bullet"/>
       <w:lvlText w:val="○"/>
@@ -3545,7 +3719,7 @@
         <w:ind w:left="1440" w:hanging="360"/>
       </w:pPr>
     </w:lvl>
-    <w:lvl w:ilvl="2" w:tplc="40101114" w:tentative="1">
+    <w:lvl w:ilvl="2" w:tplc="59AC72E0" w:tentative="1">
       <w:start w:val="1"/>
       <w:numFmt w:val="bullet"/>
       <w:lvlText w:val="■"/>
@@ -3554,7 +3728,7 @@
         <w:ind w:left="2160" w:hanging="360"/>
       </w:pPr>
     </w:lvl>
-    <w:lvl w:ilvl="3" w:tplc="9E98C20C" w:tentative="1">
+    <w:lvl w:ilvl="3" w:tplc="6DC8FE3A" w:tentative="1">
       <w:start w:val="1"/>
       <w:numFmt w:val="bullet"/>
       <w:lvlText w:val="●"/>
@@ -3563,7 +3737,7 @@
         <w:ind w:left="2880" w:hanging="360"/>
       </w:pPr>
     </w:lvl>
-    <w:lvl w:ilvl="4" w:tplc="DEF4F90C" w:tentative="1">
+    <w:lvl w:ilvl="4" w:tplc="B2D4F8DE" w:tentative="1">
       <w:start w:val="1"/>
       <w:numFmt w:val="bullet"/>
       <w:lvlText w:val="○"/>
@@ -3572,7 +3746,7 @@
         <w:ind w:left="3600" w:hanging="360"/>
       </w:pPr>
     </w:lvl>
-    <w:lvl w:ilvl="5" w:tplc="CA968334" w:tentative="1">
+    <w:lvl w:ilvl="5" w:tplc="116CD30A" w:tentative="1">
       <w:start w:val="1"/>
       <w:numFmt w:val="bullet"/>
       <w:lvlText w:val="■"/>
@@ -3581,7 +3755,7 @@
         <w:ind w:left="4320" w:hanging="360"/>
       </w:pPr>
     </w:lvl>
-    <w:lvl w:ilvl="6" w:tplc="0A48A5BC" w:tentative="1">
+    <w:lvl w:ilvl="6" w:tplc="BC2EC86E" w:tentative="1">
       <w:start w:val="1"/>
       <w:numFmt w:val="bullet"/>
       <w:lvlText w:val="●"/>
@@ -3590,7 +3764,7 @@
         <w:ind w:left="5040" w:hanging="360"/>
       </w:pPr>
     </w:lvl>
-    <w:lvl w:ilvl="7" w:tplc="A5CC016C" w:tentative="1">
+    <w:lvl w:ilvl="7" w:tplc="AB288B68" w:tentative="1">
       <w:start w:val="1"/>
       <w:numFmt w:val="bullet"/>
       <w:lvlText w:val="●"/>
@@ -3599,7 +3773,7 @@
         <w:ind w:left="5760" w:hanging="360"/>
       </w:pPr>
     </w:lvl>
-    <w:lvl w:ilvl="8" w:tplc="FEFE1C1C" w:tentative="1">
+    <w:lvl w:ilvl="8" w:tplc="B66A9B5A" w:tentative="1">
       <w:start w:val="1"/>
       <w:numFmt w:val="bullet"/>
       <w:lvlText w:val="●"/>
@@ -3609,69 +3783,11 @@
       </w:pPr>
     </w:lvl>
   </w:abstractNum>
-  <w:abstractNum w:abstractNumId="3" w15:restartNumberingAfterBreak="0">
-    <w:nsid w:val="1EBE1427"/>
+  <w:abstractNum w:abstractNumId="6" w15:restartNumberingAfterBreak="0">
+    <w:nsid w:val="681E070F"/>
     <w:multiLevelType w:val="hybridMultilevel"/>
-    <w:tmpl w:val="BB50964A"/>
-    <w:lvl w:ilvl="0" w:tplc="01322A1E" w:tentative="1">
-      <w:start w:val="1"/>
-      <w:numFmt w:val="bullet"/>
-      <w:lvlText w:val="•"/>
-      <w:lvlJc w:val="left"/>
-      <w:pPr>
-        <w:ind w:left="360" w:hanging="260"/>
-      </w:pPr>
-    </w:lvl>
-    <w:lvl w:ilvl="1" w:tplc="26BC7EDE" w:tentative="1">
-      <w:start w:val="1"/>
-      <w:numFmt w:val="bullet"/>
-      <w:lvlText w:val="–"/>
-      <w:lvlJc w:val="left"/>
-      <w:pPr>
-        <w:ind w:left="720" w:hanging="260"/>
-      </w:pPr>
-    </w:lvl>
-    <w:lvl w:ilvl="2" w:tplc="92287DB2">
-      <w:numFmt w:val="decimal"/>
-      <w:lvlText w:val=""/>
-      <w:lvlJc w:val="left"/>
-    </w:lvl>
-    <w:lvl w:ilvl="3" w:tplc="A2E23E48">
-      <w:numFmt w:val="decimal"/>
-      <w:lvlText w:val=""/>
-      <w:lvlJc w:val="left"/>
-    </w:lvl>
-    <w:lvl w:ilvl="4" w:tplc="D206A610">
-      <w:numFmt w:val="decimal"/>
-      <w:lvlText w:val=""/>
-      <w:lvlJc w:val="left"/>
-    </w:lvl>
-    <w:lvl w:ilvl="5" w:tplc="34BEE20A">
-      <w:numFmt w:val="decimal"/>
-      <w:lvlText w:val=""/>
-      <w:lvlJc w:val="left"/>
-    </w:lvl>
-    <w:lvl w:ilvl="6" w:tplc="43266DEA">
-      <w:numFmt w:val="decimal"/>
-      <w:lvlText w:val=""/>
-      <w:lvlJc w:val="left"/>
-    </w:lvl>
-    <w:lvl w:ilvl="7" w:tplc="4D9229F8">
-      <w:numFmt w:val="decimal"/>
-      <w:lvlText w:val=""/>
-      <w:lvlJc w:val="left"/>
-    </w:lvl>
-    <w:lvl w:ilvl="8" w:tplc="5754CC72">
-      <w:numFmt w:val="decimal"/>
-      <w:lvlText w:val=""/>
-      <w:lvlJc w:val="left"/>
-    </w:lvl>
-  </w:abstractNum>
-  <w:abstractNum w:abstractNumId="4" w15:restartNumberingAfterBreak="0">
-    <w:nsid w:val="415641DC"/>
-    <w:multiLevelType w:val="hybridMultilevel"/>
-    <w:tmpl w:val="BDFE6BAE"/>
-    <w:lvl w:ilvl="0" w:tplc="8AE26C96">
+    <w:tmpl w:val="1626ECF2"/>
+    <w:lvl w:ilvl="0" w:tplc="9E00EADE">
       <w:start w:val="1"/>
       <w:numFmt w:val="decimal"/>
       <w:lvlText w:val="%1."/>
@@ -3680,7 +3796,7 @@
         <w:ind w:left="360" w:hanging="300"/>
       </w:pPr>
     </w:lvl>
-    <w:lvl w:ilvl="1" w:tplc="4CFCEF18" w:tentative="1">
+    <w:lvl w:ilvl="1" w:tplc="0A2EDF10" w:tentative="1">
       <w:start w:val="1"/>
       <w:numFmt w:val="lowerLetter"/>
       <w:lvlText w:val="%2."/>
@@ -3689,189 +3805,73 @@
         <w:ind w:left="720" w:hanging="300"/>
       </w:pPr>
     </w:lvl>
-    <w:lvl w:ilvl="2" w:tplc="29A4E924">
+    <w:lvl w:ilvl="2" w:tplc="00B46152">
       <w:numFmt w:val="decimal"/>
       <w:lvlText w:val=""/>
       <w:lvlJc w:val="left"/>
     </w:lvl>
-    <w:lvl w:ilvl="3" w:tplc="960E0B2E">
+    <w:lvl w:ilvl="3" w:tplc="FCE0B54E">
       <w:numFmt w:val="decimal"/>
       <w:lvlText w:val=""/>
       <w:lvlJc w:val="left"/>
     </w:lvl>
-    <w:lvl w:ilvl="4" w:tplc="3C8C27D0">
+    <w:lvl w:ilvl="4" w:tplc="293681C4">
       <w:numFmt w:val="decimal"/>
       <w:lvlText w:val=""/>
       <w:lvlJc w:val="left"/>
     </w:lvl>
-    <w:lvl w:ilvl="5" w:tplc="D946D978">
+    <w:lvl w:ilvl="5" w:tplc="C4E06F4C">
       <w:numFmt w:val="decimal"/>
       <w:lvlText w:val=""/>
       <w:lvlJc w:val="left"/>
     </w:lvl>
-    <w:lvl w:ilvl="6" w:tplc="7E249054">
+    <w:lvl w:ilvl="6" w:tplc="1038BBA4">
       <w:numFmt w:val="decimal"/>
       <w:lvlText w:val=""/>
       <w:lvlJc w:val="left"/>
     </w:lvl>
-    <w:lvl w:ilvl="7" w:tplc="811EDC6E">
+    <w:lvl w:ilvl="7" w:tplc="2320F7EE">
       <w:numFmt w:val="decimal"/>
       <w:lvlText w:val=""/>
       <w:lvlJc w:val="left"/>
     </w:lvl>
-    <w:lvl w:ilvl="8" w:tplc="0660EA2C">
+    <w:lvl w:ilvl="8" w:tplc="0F020FD0">
       <w:numFmt w:val="decimal"/>
       <w:lvlText w:val=""/>
       <w:lvlJc w:val="left"/>
     </w:lvl>
   </w:abstractNum>
-  <w:abstractNum w:abstractNumId="5" w15:restartNumberingAfterBreak="0">
-    <w:nsid w:val="52141E1B"/>
-    <w:multiLevelType w:val="hybridMultilevel"/>
-    <w:tmpl w:val="2EACC70C"/>
-    <w:lvl w:ilvl="0" w:tplc="A64C5974">
-      <w:start w:val="1"/>
-      <w:numFmt w:val="decimal"/>
-      <w:lvlText w:val="%1."/>
-      <w:lvlJc w:val="left"/>
-      <w:pPr>
-        <w:ind w:left="360" w:hanging="300"/>
-      </w:pPr>
-    </w:lvl>
-    <w:lvl w:ilvl="1" w:tplc="1E10BB5A" w:tentative="1">
-      <w:start w:val="1"/>
-      <w:numFmt w:val="lowerLetter"/>
-      <w:lvlText w:val="%2."/>
-      <w:lvlJc w:val="left"/>
-      <w:pPr>
-        <w:ind w:left="720" w:hanging="300"/>
-      </w:pPr>
-    </w:lvl>
-    <w:lvl w:ilvl="2" w:tplc="FDEC04D6">
-      <w:numFmt w:val="decimal"/>
-      <w:lvlText w:val=""/>
-      <w:lvlJc w:val="left"/>
-    </w:lvl>
-    <w:lvl w:ilvl="3" w:tplc="07EC33F4">
-      <w:numFmt w:val="decimal"/>
-      <w:lvlText w:val=""/>
-      <w:lvlJc w:val="left"/>
-    </w:lvl>
-    <w:lvl w:ilvl="4" w:tplc="6C1286D6">
-      <w:numFmt w:val="decimal"/>
-      <w:lvlText w:val=""/>
-      <w:lvlJc w:val="left"/>
-    </w:lvl>
-    <w:lvl w:ilvl="5" w:tplc="4AAAE6C6">
-      <w:numFmt w:val="decimal"/>
-      <w:lvlText w:val=""/>
-      <w:lvlJc w:val="left"/>
-    </w:lvl>
-    <w:lvl w:ilvl="6" w:tplc="DEFE4E14">
-      <w:numFmt w:val="decimal"/>
-      <w:lvlText w:val=""/>
-      <w:lvlJc w:val="left"/>
-    </w:lvl>
-    <w:lvl w:ilvl="7" w:tplc="C34A9B7A">
-      <w:numFmt w:val="decimal"/>
-      <w:lvlText w:val=""/>
-      <w:lvlJc w:val="left"/>
-    </w:lvl>
-    <w:lvl w:ilvl="8" w:tplc="2D56BDA8">
-      <w:numFmt w:val="decimal"/>
-      <w:lvlText w:val=""/>
-      <w:lvlJc w:val="left"/>
-    </w:lvl>
-  </w:abstractNum>
-  <w:abstractNum w:abstractNumId="6" w15:restartNumberingAfterBreak="0">
-    <w:nsid w:val="7F617BAF"/>
-    <w:multiLevelType w:val="hybridMultilevel"/>
-    <w:tmpl w:val="96A83670"/>
-    <w:lvl w:ilvl="0" w:tplc="B5A643A0">
-      <w:start w:val="1"/>
-      <w:numFmt w:val="decimal"/>
-      <w:lvlText w:val="%1."/>
-      <w:lvlJc w:val="left"/>
-      <w:pPr>
-        <w:ind w:left="360" w:hanging="300"/>
-      </w:pPr>
-    </w:lvl>
-    <w:lvl w:ilvl="1" w:tplc="E23A6718" w:tentative="1">
-      <w:start w:val="1"/>
-      <w:numFmt w:val="lowerLetter"/>
-      <w:lvlText w:val="%2."/>
-      <w:lvlJc w:val="left"/>
-      <w:pPr>
-        <w:ind w:left="720" w:hanging="300"/>
-      </w:pPr>
-    </w:lvl>
-    <w:lvl w:ilvl="2" w:tplc="7750B2D0">
-      <w:numFmt w:val="decimal"/>
-      <w:lvlText w:val=""/>
-      <w:lvlJc w:val="left"/>
-    </w:lvl>
-    <w:lvl w:ilvl="3" w:tplc="6C464EF0">
-      <w:numFmt w:val="decimal"/>
-      <w:lvlText w:val=""/>
-      <w:lvlJc w:val="left"/>
-    </w:lvl>
-    <w:lvl w:ilvl="4" w:tplc="D47C59BA">
-      <w:numFmt w:val="decimal"/>
-      <w:lvlText w:val=""/>
-      <w:lvlJc w:val="left"/>
-    </w:lvl>
-    <w:lvl w:ilvl="5" w:tplc="C8BA2A62">
-      <w:numFmt w:val="decimal"/>
-      <w:lvlText w:val=""/>
-      <w:lvlJc w:val="left"/>
-    </w:lvl>
-    <w:lvl w:ilvl="6" w:tplc="5A501512">
-      <w:numFmt w:val="decimal"/>
-      <w:lvlText w:val=""/>
-      <w:lvlJc w:val="left"/>
-    </w:lvl>
-    <w:lvl w:ilvl="7" w:tplc="D93A13F4">
-      <w:numFmt w:val="decimal"/>
-      <w:lvlText w:val=""/>
-      <w:lvlJc w:val="left"/>
-    </w:lvl>
-    <w:lvl w:ilvl="8" w:tplc="BB1469C0">
-      <w:numFmt w:val="decimal"/>
-      <w:lvlText w:val=""/>
-      <w:lvlJc w:val="left"/>
-    </w:lvl>
-  </w:abstractNum>
-  <w:num w:numId="1" w16cid:durableId="1695962779">
-    <w:abstractNumId w:val="2"/>
-    <w:lvlOverride w:ilvl="0">
-      <w:startOverride w:val="1"/>
-    </w:lvlOverride>
-  </w:num>
-  <w:num w:numId="2" w16cid:durableId="1291866192">
+  <w:num w:numId="1" w16cid:durableId="533349622">
     <w:abstractNumId w:val="5"/>
     <w:lvlOverride w:ilvl="0">
       <w:startOverride w:val="1"/>
     </w:lvlOverride>
   </w:num>
-  <w:num w:numId="3" w16cid:durableId="586424944">
+  <w:num w:numId="2" w16cid:durableId="1438216498">
+    <w:abstractNumId w:val="3"/>
+    <w:lvlOverride w:ilvl="0">
+      <w:startOverride w:val="1"/>
+    </w:lvlOverride>
+  </w:num>
+  <w:num w:numId="3" w16cid:durableId="1041635972">
+    <w:abstractNumId w:val="0"/>
+    <w:lvlOverride w:ilvl="0">
+      <w:startOverride w:val="1"/>
+    </w:lvlOverride>
+  </w:num>
+  <w:num w:numId="4" w16cid:durableId="1509519279">
     <w:abstractNumId w:val="4"/>
     <w:lvlOverride w:ilvl="0">
       <w:startOverride w:val="1"/>
     </w:lvlOverride>
   </w:num>
-  <w:num w:numId="4" w16cid:durableId="959844351">
+  <w:num w:numId="5" w16cid:durableId="1150247326">
     <w:abstractNumId w:val="1"/>
     <w:lvlOverride w:ilvl="0">
       <w:startOverride w:val="1"/>
     </w:lvlOverride>
   </w:num>
-  <w:num w:numId="5" w16cid:durableId="1597708760">
-    <w:abstractNumId w:val="0"/>
-    <w:lvlOverride w:ilvl="0">
-      <w:startOverride w:val="1"/>
-    </w:lvlOverride>
-  </w:num>
-  <w:num w:numId="6" w16cid:durableId="1108625420">
+  <w:num w:numId="6" w16cid:durableId="1182280101">
     <w:abstractNumId w:val="6"/>
     <w:lvlOverride w:ilvl="0">
       <w:startOverride w:val="1"/>
@@ -4553,7 +4553,7 @@
     <w:autoRedefine/>
     <w:uiPriority w:val="39"/>
     <w:unhideWhenUsed/>
-    <w:rsid w:val="00D25E5E"/>
+    <w:rsid w:val="00A8213F"/>
     <w:pPr>
       <w:spacing w:after="100"/>
     </w:pPr>

--- a/discoverer-neo/docs/user-guide/manual/Discoverer-Neo-VIEWER-Guide-Quick-fr-FR.docx
+++ b/discoverer-neo/docs/user-guide/manual/Discoverer-Neo-VIEWER-Guide-Quick-fr-FR.docx
@@ -54,7 +54,7 @@
           <w:sz w:val="22"/>
           <w:szCs w:val="22"/>
         </w:rPr>
-        <w:t>Version 2.1.0</w:t>
+        <w:t>Version 2.1.1</w:t>
       </w:r>
     </w:p>
     <w:p>
@@ -74,7 +74,7 @@
     <w:sdt>
       <w:sdtPr>
         <w:alias w:val="Sommaire"/>
-        <w:id w:val="-2026619048"/>
+        <w:id w:val="-1007750809"/>
       </w:sdtPr>
       <w:sdtEndPr/>
       <w:sdtContent>
@@ -102,7 +102,7 @@
           <w:r>
             <w:fldChar w:fldCharType="separate"/>
           </w:r>
-          <w:hyperlink w:anchor="_Toc241746058" w:history="1">
+          <w:hyperlink w:anchor="_Toc241748898" w:history="1">
             <w:r>
               <w:rPr>
                 <w:rStyle w:val="Hiperligao"/>
@@ -126,7 +126,7 @@
               <w:rPr>
                 <w:noProof/>
               </w:rPr>
-              <w:instrText xml:space="preserve"> PAGEREF _Toc241746058 \h </w:instrText>
+              <w:instrText xml:space="preserve"> PAGEREF _Toc241748898 \h </w:instrText>
             </w:r>
             <w:r>
               <w:rPr>
@@ -168,7 +168,7 @@
               <w14:ligatures w14:val="standardContextual"/>
             </w:rPr>
           </w:pPr>
-          <w:hyperlink w:anchor="_Toc241746059" w:history="1">
+          <w:hyperlink w:anchor="_Toc241748899" w:history="1">
             <w:r>
               <w:rPr>
                 <w:rStyle w:val="Hiperligao"/>
@@ -192,7 +192,7 @@
               <w:rPr>
                 <w:noProof/>
               </w:rPr>
-              <w:instrText xml:space="preserve"> PAGEREF _Toc241746059 \h </w:instrText>
+              <w:instrText xml:space="preserve"> PAGEREF _Toc241748899 \h </w:instrText>
             </w:r>
             <w:r>
               <w:rPr>
@@ -234,7 +234,7 @@
               <w14:ligatures w14:val="standardContextual"/>
             </w:rPr>
           </w:pPr>
-          <w:hyperlink w:anchor="_Toc241746060" w:history="1">
+          <w:hyperlink w:anchor="_Toc241748900" w:history="1">
             <w:r>
               <w:rPr>
                 <w:rStyle w:val="Hiperligao"/>
@@ -258,7 +258,7 @@
               <w:rPr>
                 <w:noProof/>
               </w:rPr>
-              <w:instrText xml:space="preserve"> PAGEREF _Toc241746060 \h </w:instrText>
+              <w:instrText xml:space="preserve"> PAGEREF _Toc241748900 \h </w:instrText>
             </w:r>
             <w:r>
               <w:rPr>
@@ -300,7 +300,7 @@
               <w14:ligatures w14:val="standardContextual"/>
             </w:rPr>
           </w:pPr>
-          <w:hyperlink w:anchor="_Toc241746061" w:history="1">
+          <w:hyperlink w:anchor="_Toc241748901" w:history="1">
             <w:r>
               <w:rPr>
                 <w:rStyle w:val="Hiperligao"/>
@@ -324,7 +324,7 @@
               <w:rPr>
                 <w:noProof/>
               </w:rPr>
-              <w:instrText xml:space="preserve"> PAGEREF _Toc241746061 \h </w:instrText>
+              <w:instrText xml:space="preserve"> PAGEREF _Toc241748901 \h </w:instrText>
             </w:r>
             <w:r>
               <w:rPr>
@@ -366,7 +366,7 @@
               <w14:ligatures w14:val="standardContextual"/>
             </w:rPr>
           </w:pPr>
-          <w:hyperlink w:anchor="_Toc241746062" w:history="1">
+          <w:hyperlink w:anchor="_Toc241748902" w:history="1">
             <w:r>
               <w:rPr>
                 <w:rStyle w:val="Hiperligao"/>
@@ -390,7 +390,7 @@
               <w:rPr>
                 <w:noProof/>
               </w:rPr>
-              <w:instrText xml:space="preserve"> PAGEREF _Toc241746062 \h </w:instrText>
+              <w:instrText xml:space="preserve"> PAGEREF _Toc241748902 \h </w:instrText>
             </w:r>
             <w:r>
               <w:rPr>
@@ -432,7 +432,7 @@
               <w14:ligatures w14:val="standardContextual"/>
             </w:rPr>
           </w:pPr>
-          <w:hyperlink w:anchor="_Toc241746063" w:history="1">
+          <w:hyperlink w:anchor="_Toc241748903" w:history="1">
             <w:r>
               <w:rPr>
                 <w:rStyle w:val="Hiperligao"/>
@@ -456,7 +456,7 @@
               <w:rPr>
                 <w:noProof/>
               </w:rPr>
-              <w:instrText xml:space="preserve"> PAGEREF _Toc241746063 \h </w:instrText>
+              <w:instrText xml:space="preserve"> PAGEREF _Toc241748903 \h </w:instrText>
             </w:r>
             <w:r>
               <w:rPr>
@@ -504,7 +504,7 @@
       <w:pPr>
         <w:pStyle w:val="Ttulo1"/>
       </w:pPr>
-      <w:bookmarkStart w:id="0" w:name="_Toc241746058"/>
+      <w:bookmarkStart w:id="0" w:name="_Toc241748898"/>
       <w:r>
         <w:lastRenderedPageBreak/>
         <w:t>Votre rôle en une page</w:t>
@@ -1010,7 +1010,7 @@
           <w:noProof/>
         </w:rPr>
         <w:drawing>
-          <wp:inline distT="0" distB="0" distL="0" distR="0" wp14:anchorId="10216605" wp14:editId="6C5379C2">
+          <wp:inline distT="0" distB="0" distL="0" distR="0" wp14:anchorId="39CBC554" wp14:editId="595DEF98">
             <wp:extent cx="5715000" cy="3571875"/>
             <wp:effectExtent l="0" t="0" r="0" b="0"/>
             <wp:docPr id="447" name="01-login.png" descr="La page de connexion avec E-mail, Mot de passe, Rester connecté et le bouton Se connecter." title="La page de connexion avec E-mail, Mot de passe, Rester connecté et le bouton Se connecter."/>
@@ -1063,7 +1063,7 @@
         <w:pStyle w:val="Ttulo1"/>
         <w:pageBreakBefore/>
       </w:pPr>
-      <w:bookmarkStart w:id="1" w:name="_Toc241746059"/>
+      <w:bookmarkStart w:id="1" w:name="_Toc241748899"/>
       <w:r>
         <w:lastRenderedPageBreak/>
         <w:t>Tableau de bord et cartes</w:t>
@@ -1106,7 +1106,7 @@
           <w:noProof/>
         </w:rPr>
         <w:drawing>
-          <wp:inline distT="0" distB="0" distL="0" distR="0" wp14:anchorId="597308EA" wp14:editId="2D29DDCA">
+          <wp:inline distT="0" distB="0" distL="0" distR="0" wp14:anchorId="03BD9062" wp14:editId="1A58C43D">
             <wp:extent cx="5715000" cy="3429000"/>
             <wp:effectExtent l="0" t="0" r="0" b="0"/>
             <wp:docPr id="448" name="03-maps-all.png" descr="La liste Cartes, onglet Tous, où chaque carte n'a que l'icône Ouvrir." title="La liste Cartes, onglet Tous, où chaque carte n'a que l'icône Ouvrir."/>
@@ -1578,7 +1578,7 @@
         <w:pStyle w:val="Ttulo1"/>
         <w:pageBreakBefore/>
       </w:pPr>
-      <w:bookmarkStart w:id="2" w:name="_Toc241746060"/>
+      <w:bookmarkStart w:id="2" w:name="_Toc241748900"/>
       <w:r>
         <w:lastRenderedPageBreak/>
         <w:t>Exécuter et lire une carte</w:t>
@@ -1601,7 +1601,7 @@
           <w:noProof/>
         </w:rPr>
         <w:drawing>
-          <wp:inline distT="0" distB="0" distL="0" distR="0" wp14:anchorId="3A2E4D9F" wp14:editId="1D64B24B">
+          <wp:inline distT="0" distB="0" distL="0" distR="0" wp14:anchorId="5A6D1A52" wp14:editId="2697A48A">
             <wp:extent cx="5715000" cy="3571875"/>
             <wp:effectExtent l="0" t="0" r="0" b="0"/>
             <wp:docPr id="449" name="06-viewer-results.png" descr="Une exécution terminée avec les boutons Excel, CSV et PDF au-dessus de la grille de résultats." title="Une exécution terminée avec les boutons Excel, CSV et PDF au-dessus de la grille de résultats."/>
@@ -2117,7 +2117,7 @@
         <w:pStyle w:val="Ttulo1"/>
         <w:pageBreakBefore/>
       </w:pPr>
-      <w:bookmarkStart w:id="3" w:name="_Toc241746061"/>
+      <w:bookmarkStart w:id="3" w:name="_Toc241748901"/>
       <w:r>
         <w:lastRenderedPageBreak/>
         <w:t>Exécutions et exportations</w:t>
@@ -2157,7 +2157,7 @@
           <w:noProof/>
         </w:rPr>
         <w:drawing>
-          <wp:inline distT="0" distB="0" distL="0" distR="0" wp14:anchorId="3B189F71" wp14:editId="3AA994BB">
+          <wp:inline distT="0" distB="0" distL="0" distR="0" wp14:anchorId="2290196D" wp14:editId="0D2C3588">
             <wp:extent cx="5715000" cy="3571875"/>
             <wp:effectExtent l="0" t="0" r="0" b="0"/>
             <wp:docPr id="450" name="07-runs.png" descr="La page Exécutions listant les propres exécutions du Viewer." title="La page Exécutions listant les propres exécutions du Viewer."/>
@@ -2538,7 +2538,7 @@
         <w:pStyle w:val="Ttulo1"/>
         <w:pageBreakBefore/>
       </w:pPr>
-      <w:bookmarkStart w:id="4" w:name="_Toc241746062"/>
+      <w:bookmarkStart w:id="4" w:name="_Toc241748902"/>
       <w:r>
         <w:lastRenderedPageBreak/>
         <w:t>Planifications</w:t>
@@ -2591,7 +2591,7 @@
           <w:noProof/>
         </w:rPr>
         <w:drawing>
-          <wp:inline distT="0" distB="0" distL="0" distR="0" wp14:anchorId="16BBAC3E" wp14:editId="38CB85FD">
+          <wp:inline distT="0" distB="0" distL="0" distR="0" wp14:anchorId="740E4818" wp14:editId="62F0A891">
             <wp:extent cx="5715000" cy="3571875"/>
             <wp:effectExtent l="0" t="0" r="0" b="0"/>
             <wp:docPr id="451" name="09-schedules.png" descr="La page Planifications avec le message Aucune planification pour le moment." title="La page Planifications avec le message Aucune planification pour le moment."/>
@@ -3057,7 +3057,7 @@
         <w:pStyle w:val="Ttulo1"/>
         <w:pageBreakBefore/>
       </w:pPr>
-      <w:bookmarkStart w:id="5" w:name="_Toc241746063"/>
+      <w:bookmarkStart w:id="5" w:name="_Toc241748903"/>
       <w:r>
         <w:lastRenderedPageBreak/>
         <w:t>Paramètres</w:t>
@@ -3090,7 +3090,7 @@
           <w:noProof/>
         </w:rPr>
         <w:drawing>
-          <wp:inline distT="0" distB="0" distL="0" distR="0" wp14:anchorId="72E00EFA" wp14:editId="18AB8562">
+          <wp:inline distT="0" distB="0" distL="0" distR="0" wp14:anchorId="457FB996" wp14:editId="4FFF9372">
             <wp:extent cx="5715000" cy="3571875"/>
             <wp:effectExtent l="0" t="0" r="0" b="0"/>
             <wp:docPr id="452" name="04-settings.png" descr="La page Paramètres avec les cartes Langue, Thème et Palette de couleurs." title="La page Paramètres avec les cartes Langue, Thème et Palette de couleurs."/>
@@ -3399,7 +3399,7 @@
         <w:sz w:val="16"/>
         <w:szCs w:val="16"/>
       </w:rPr>
-      <w:t>Discoverer Neo 2.1.0 · Guide rapide · VIEWER</w:t>
+      <w:t>Discoverer Neo 2.1.1 · Guide rapide · VIEWER</w:t>
     </w:r>
   </w:p>
 </w:hdr>
@@ -3408,10 +3408,10 @@
 <file path=word/numbering.xml><?xml version="1.0" encoding="utf-8"?>
 <w:numbering xmlns:wpc="http://schemas.microsoft.com/office/word/2010/wordprocessingCanvas" xmlns:cx="http://schemas.microsoft.com/office/drawing/2014/chartex" xmlns:cx1="http://schemas.microsoft.com/office/drawing/2015/9/8/chartex" xmlns:cx2="http://schemas.microsoft.com/office/drawing/2015/10/21/chartex" xmlns:cx3="http://schemas.microsoft.com/office/drawing/2016/5/9/chartex" xmlns:cx4="http://schemas.microsoft.com/office/drawing/2016/5/10/chartex" xmlns:cx5="http://schemas.microsoft.com/office/drawing/2016/5/11/chartex" xmlns:cx6="http://schemas.microsoft.com/office/drawing/2016/5/12/chartex" xmlns:cx7="http://schemas.microsoft.com/office/drawing/2016/5/13/chartex" xmlns:cx8="http://schemas.microsoft.com/office/drawing/2016/5/14/chartex" xmlns:mc="http://schemas.openxmlformats.org/markup-compatibility/2006" xmlns:aink="http://schemas.microsoft.com/office/drawing/2016/ink" xmlns:am3d="http://schemas.microsoft.com/office/drawing/2017/model3d" xmlns:o="urn:schemas-microsoft-com:office:office" xmlns:oel="http://schemas.microsoft.com/office/2019/extlst" xmlns:r="http://schemas.openxmlformats.org/officeDocument/2006/relationships" xmlns:m="http://schemas.openxmlformats.org/officeDocument/2006/math" xmlns:v="urn:schemas-microsoft-com:vml" xmlns:wp14="http://schemas.microsoft.com/office/word/2010/wordprocessingDrawing" xmlns:wp="http://schemas.openxmlformats.org/drawingml/2006/wordprocessingDrawing" xmlns:w10="urn:schemas-microsoft-com:office:word" xmlns:w="http://schemas.openxmlformats.org/wordprocessingml/2006/main" xmlns:w14="http://schemas.microsoft.com/office/word/2010/wordml" xmlns:w15="http://schemas.microsoft.com/office/word/2012/wordml" xmlns:w16cex="http://schemas.microsoft.com/office/word/2018/wordml/cex" xmlns:w16cid="http://schemas.microsoft.com/office/word/2016/wordml/cid" xmlns:w16="http://schemas.microsoft.com/office/word/2018/wordml" xmlns:w16sdtdh="http://schemas.microsoft.com/office/word/2020/wordml/sdtdatahash" xmlns:w16se="http://schemas.microsoft.com/office/word/2015/wordml/symex" xmlns:wpg="http://schemas.microsoft.com/office/word/2010/wordprocessingGroup" xmlns:wpi="http://schemas.microsoft.com/office/word/2010/wordprocessingInk" xmlns:wne="http://schemas.microsoft.com/office/word/2006/wordml" xmlns:wps="http://schemas.microsoft.com/office/word/2010/wordprocessingShape" mc:Ignorable="w14 w15 w16se w16cid w16 w16cex w16sdtdh wp14">
   <w:abstractNum w:abstractNumId="0" w15:restartNumberingAfterBreak="0">
-    <w:nsid w:val="01926E24"/>
+    <w:nsid w:val="221A7A25"/>
     <w:multiLevelType w:val="hybridMultilevel"/>
-    <w:tmpl w:val="714CDC1C"/>
-    <w:lvl w:ilvl="0" w:tplc="BAEC7C30">
+    <w:tmpl w:val="747AF058"/>
+    <w:lvl w:ilvl="0" w:tplc="ECFC2EE2">
       <w:start w:val="1"/>
       <w:numFmt w:val="decimal"/>
       <w:lvlText w:val="%1."/>
@@ -3420,7 +3420,7 @@
         <w:ind w:left="360" w:hanging="300"/>
       </w:pPr>
     </w:lvl>
-    <w:lvl w:ilvl="1" w:tplc="E244DC88" w:tentative="1">
+    <w:lvl w:ilvl="1" w:tplc="08981C1E" w:tentative="1">
       <w:start w:val="1"/>
       <w:numFmt w:val="lowerLetter"/>
       <w:lvlText w:val="%2."/>
@@ -3429,47 +3429,105 @@
         <w:ind w:left="720" w:hanging="300"/>
       </w:pPr>
     </w:lvl>
-    <w:lvl w:ilvl="2" w:tplc="DB2CA844">
+    <w:lvl w:ilvl="2" w:tplc="0D9EA466">
       <w:numFmt w:val="decimal"/>
       <w:lvlText w:val=""/>
       <w:lvlJc w:val="left"/>
     </w:lvl>
-    <w:lvl w:ilvl="3" w:tplc="D0E0C32E">
+    <w:lvl w:ilvl="3" w:tplc="61DA7D22">
       <w:numFmt w:val="decimal"/>
       <w:lvlText w:val=""/>
       <w:lvlJc w:val="left"/>
     </w:lvl>
-    <w:lvl w:ilvl="4" w:tplc="667AC92C">
+    <w:lvl w:ilvl="4" w:tplc="065E8256">
       <w:numFmt w:val="decimal"/>
       <w:lvlText w:val=""/>
       <w:lvlJc w:val="left"/>
     </w:lvl>
-    <w:lvl w:ilvl="5" w:tplc="42F2B7AA">
+    <w:lvl w:ilvl="5" w:tplc="BEE87FF4">
       <w:numFmt w:val="decimal"/>
       <w:lvlText w:val=""/>
       <w:lvlJc w:val="left"/>
     </w:lvl>
-    <w:lvl w:ilvl="6" w:tplc="A1002152">
+    <w:lvl w:ilvl="6" w:tplc="4FBA055C">
       <w:numFmt w:val="decimal"/>
       <w:lvlText w:val=""/>
       <w:lvlJc w:val="left"/>
     </w:lvl>
-    <w:lvl w:ilvl="7" w:tplc="AD64492C">
+    <w:lvl w:ilvl="7" w:tplc="1BB082FC">
       <w:numFmt w:val="decimal"/>
       <w:lvlText w:val=""/>
       <w:lvlJc w:val="left"/>
     </w:lvl>
-    <w:lvl w:ilvl="8" w:tplc="9F6A1398">
+    <w:lvl w:ilvl="8" w:tplc="6E321554">
       <w:numFmt w:val="decimal"/>
       <w:lvlText w:val=""/>
       <w:lvlJc w:val="left"/>
     </w:lvl>
   </w:abstractNum>
   <w:abstractNum w:abstractNumId="1" w15:restartNumberingAfterBreak="0">
-    <w:nsid w:val="1F2F1025"/>
+    <w:nsid w:val="2B69053B"/>
     <w:multiLevelType w:val="hybridMultilevel"/>
-    <w:tmpl w:val="FD7ABF9C"/>
-    <w:lvl w:ilvl="0" w:tplc="4A8C3098">
+    <w:tmpl w:val="A91E5C40"/>
+    <w:lvl w:ilvl="0" w:tplc="9CD891D6" w:tentative="1">
+      <w:start w:val="1"/>
+      <w:numFmt w:val="bullet"/>
+      <w:lvlText w:val="•"/>
+      <w:lvlJc w:val="left"/>
+      <w:pPr>
+        <w:ind w:left="360" w:hanging="260"/>
+      </w:pPr>
+    </w:lvl>
+    <w:lvl w:ilvl="1" w:tplc="66B6E05E" w:tentative="1">
+      <w:start w:val="1"/>
+      <w:numFmt w:val="bullet"/>
+      <w:lvlText w:val="–"/>
+      <w:lvlJc w:val="left"/>
+      <w:pPr>
+        <w:ind w:left="720" w:hanging="260"/>
+      </w:pPr>
+    </w:lvl>
+    <w:lvl w:ilvl="2" w:tplc="0F742E36">
+      <w:numFmt w:val="decimal"/>
+      <w:lvlText w:val=""/>
+      <w:lvlJc w:val="left"/>
+    </w:lvl>
+    <w:lvl w:ilvl="3" w:tplc="47D64E54">
+      <w:numFmt w:val="decimal"/>
+      <w:lvlText w:val=""/>
+      <w:lvlJc w:val="left"/>
+    </w:lvl>
+    <w:lvl w:ilvl="4" w:tplc="7E68D0C2">
+      <w:numFmt w:val="decimal"/>
+      <w:lvlText w:val=""/>
+      <w:lvlJc w:val="left"/>
+    </w:lvl>
+    <w:lvl w:ilvl="5" w:tplc="2D4E710A">
+      <w:numFmt w:val="decimal"/>
+      <w:lvlText w:val=""/>
+      <w:lvlJc w:val="left"/>
+    </w:lvl>
+    <w:lvl w:ilvl="6" w:tplc="E578AE6C">
+      <w:numFmt w:val="decimal"/>
+      <w:lvlText w:val=""/>
+      <w:lvlJc w:val="left"/>
+    </w:lvl>
+    <w:lvl w:ilvl="7" w:tplc="FBEC3EF0">
+      <w:numFmt w:val="decimal"/>
+      <w:lvlText w:val=""/>
+      <w:lvlJc w:val="left"/>
+    </w:lvl>
+    <w:lvl w:ilvl="8" w:tplc="06FC5B02">
+      <w:numFmt w:val="decimal"/>
+      <w:lvlText w:val=""/>
+      <w:lvlJc w:val="left"/>
+    </w:lvl>
+  </w:abstractNum>
+  <w:abstractNum w:abstractNumId="2" w15:restartNumberingAfterBreak="0">
+    <w:nsid w:val="407F16F8"/>
+    <w:multiLevelType w:val="hybridMultilevel"/>
+    <w:tmpl w:val="CF4C3090"/>
+    <w:lvl w:ilvl="0" w:tplc="4904B19E">
       <w:start w:val="1"/>
       <w:numFmt w:val="decimal"/>
       <w:lvlText w:val="%1."/>
@@ -3478,7 +3536,7 @@
         <w:ind w:left="360" w:hanging="300"/>
       </w:pPr>
     </w:lvl>
-    <w:lvl w:ilvl="1" w:tplc="8A8489FA" w:tentative="1">
+    <w:lvl w:ilvl="1" w:tplc="ADDA22C4" w:tentative="1">
       <w:start w:val="1"/>
       <w:numFmt w:val="lowerLetter"/>
       <w:lvlText w:val="%2."/>
@@ -3487,105 +3545,47 @@
         <w:ind w:left="720" w:hanging="300"/>
       </w:pPr>
     </w:lvl>
-    <w:lvl w:ilvl="2" w:tplc="E00CAC90">
+    <w:lvl w:ilvl="2" w:tplc="0F5ED2FA">
       <w:numFmt w:val="decimal"/>
       <w:lvlText w:val=""/>
       <w:lvlJc w:val="left"/>
     </w:lvl>
-    <w:lvl w:ilvl="3" w:tplc="AB5C63B8">
+    <w:lvl w:ilvl="3" w:tplc="51C679AC">
       <w:numFmt w:val="decimal"/>
       <w:lvlText w:val=""/>
       <w:lvlJc w:val="left"/>
     </w:lvl>
-    <w:lvl w:ilvl="4" w:tplc="0A6A015A">
+    <w:lvl w:ilvl="4" w:tplc="55A04B24">
       <w:numFmt w:val="decimal"/>
       <w:lvlText w:val=""/>
       <w:lvlJc w:val="left"/>
     </w:lvl>
-    <w:lvl w:ilvl="5" w:tplc="1640EE42">
+    <w:lvl w:ilvl="5" w:tplc="224AE54E">
       <w:numFmt w:val="decimal"/>
       <w:lvlText w:val=""/>
       <w:lvlJc w:val="left"/>
     </w:lvl>
-    <w:lvl w:ilvl="6" w:tplc="E8B63A80">
+    <w:lvl w:ilvl="6" w:tplc="66008D6E">
       <w:numFmt w:val="decimal"/>
       <w:lvlText w:val=""/>
       <w:lvlJc w:val="left"/>
     </w:lvl>
-    <w:lvl w:ilvl="7" w:tplc="A47C9998">
+    <w:lvl w:ilvl="7" w:tplc="2CA074CA">
       <w:numFmt w:val="decimal"/>
       <w:lvlText w:val=""/>
       <w:lvlJc w:val="left"/>
     </w:lvl>
-    <w:lvl w:ilvl="8" w:tplc="CDF823FE">
+    <w:lvl w:ilvl="8" w:tplc="F03E23D2">
       <w:numFmt w:val="decimal"/>
       <w:lvlText w:val=""/>
       <w:lvlJc w:val="left"/>
     </w:lvl>
   </w:abstractNum>
-  <w:abstractNum w:abstractNumId="2" w15:restartNumberingAfterBreak="0">
-    <w:nsid w:val="213237A3"/>
+  <w:abstractNum w:abstractNumId="3" w15:restartNumberingAfterBreak="0">
+    <w:nsid w:val="44F64AB5"/>
     <w:multiLevelType w:val="hybridMultilevel"/>
-    <w:tmpl w:val="2E3C050A"/>
-    <w:lvl w:ilvl="0" w:tplc="A30C7C10" w:tentative="1">
-      <w:start w:val="1"/>
-      <w:numFmt w:val="bullet"/>
-      <w:lvlText w:val="•"/>
-      <w:lvlJc w:val="left"/>
-      <w:pPr>
-        <w:ind w:left="360" w:hanging="260"/>
-      </w:pPr>
-    </w:lvl>
-    <w:lvl w:ilvl="1" w:tplc="E01C1B02" w:tentative="1">
-      <w:start w:val="1"/>
-      <w:numFmt w:val="bullet"/>
-      <w:lvlText w:val="–"/>
-      <w:lvlJc w:val="left"/>
-      <w:pPr>
-        <w:ind w:left="720" w:hanging="260"/>
-      </w:pPr>
-    </w:lvl>
-    <w:lvl w:ilvl="2" w:tplc="8506AA5E">
-      <w:numFmt w:val="decimal"/>
-      <w:lvlText w:val=""/>
-      <w:lvlJc w:val="left"/>
-    </w:lvl>
-    <w:lvl w:ilvl="3" w:tplc="71508932">
-      <w:numFmt w:val="decimal"/>
-      <w:lvlText w:val=""/>
-      <w:lvlJc w:val="left"/>
-    </w:lvl>
-    <w:lvl w:ilvl="4" w:tplc="A73E6CC8">
-      <w:numFmt w:val="decimal"/>
-      <w:lvlText w:val=""/>
-      <w:lvlJc w:val="left"/>
-    </w:lvl>
-    <w:lvl w:ilvl="5" w:tplc="9DBE1B16">
-      <w:numFmt w:val="decimal"/>
-      <w:lvlText w:val=""/>
-      <w:lvlJc w:val="left"/>
-    </w:lvl>
-    <w:lvl w:ilvl="6" w:tplc="676E80FE">
-      <w:numFmt w:val="decimal"/>
-      <w:lvlText w:val=""/>
-      <w:lvlJc w:val="left"/>
-    </w:lvl>
-    <w:lvl w:ilvl="7" w:tplc="25D4899C">
-      <w:numFmt w:val="decimal"/>
-      <w:lvlText w:val=""/>
-      <w:lvlJc w:val="left"/>
-    </w:lvl>
-    <w:lvl w:ilvl="8" w:tplc="A79C99F4">
-      <w:numFmt w:val="decimal"/>
-      <w:lvlText w:val=""/>
-      <w:lvlJc w:val="left"/>
-    </w:lvl>
-  </w:abstractNum>
-  <w:abstractNum w:abstractNumId="3" w15:restartNumberingAfterBreak="0">
-    <w:nsid w:val="221411B8"/>
-    <w:multiLevelType w:val="hybridMultilevel"/>
-    <w:tmpl w:val="F87EB006"/>
-    <w:lvl w:ilvl="0" w:tplc="7A2414B6">
+    <w:tmpl w:val="A6E4F4E0"/>
+    <w:lvl w:ilvl="0" w:tplc="BD526714">
       <w:start w:val="1"/>
       <w:numFmt w:val="decimal"/>
       <w:lvlText w:val="%1."/>
@@ -3594,7 +3594,7 @@
         <w:ind w:left="360" w:hanging="300"/>
       </w:pPr>
     </w:lvl>
-    <w:lvl w:ilvl="1" w:tplc="FBDA78A2" w:tentative="1">
+    <w:lvl w:ilvl="1" w:tplc="D5163020" w:tentative="1">
       <w:start w:val="1"/>
       <w:numFmt w:val="lowerLetter"/>
       <w:lvlText w:val="%2."/>
@@ -3603,47 +3603,133 @@
         <w:ind w:left="720" w:hanging="300"/>
       </w:pPr>
     </w:lvl>
-    <w:lvl w:ilvl="2" w:tplc="3AD0979E">
+    <w:lvl w:ilvl="2" w:tplc="BD90B416">
       <w:numFmt w:val="decimal"/>
       <w:lvlText w:val=""/>
       <w:lvlJc w:val="left"/>
     </w:lvl>
-    <w:lvl w:ilvl="3" w:tplc="153E5BA0">
+    <w:lvl w:ilvl="3" w:tplc="23328DB6">
       <w:numFmt w:val="decimal"/>
       <w:lvlText w:val=""/>
       <w:lvlJc w:val="left"/>
     </w:lvl>
-    <w:lvl w:ilvl="4" w:tplc="7F0ED30E">
+    <w:lvl w:ilvl="4" w:tplc="24BA71DC">
       <w:numFmt w:val="decimal"/>
       <w:lvlText w:val=""/>
       <w:lvlJc w:val="left"/>
     </w:lvl>
-    <w:lvl w:ilvl="5" w:tplc="46E40CCC">
+    <w:lvl w:ilvl="5" w:tplc="9998CED2">
       <w:numFmt w:val="decimal"/>
       <w:lvlText w:val=""/>
       <w:lvlJc w:val="left"/>
     </w:lvl>
-    <w:lvl w:ilvl="6" w:tplc="45ECF71C">
+    <w:lvl w:ilvl="6" w:tplc="E0B65CF8">
       <w:numFmt w:val="decimal"/>
       <w:lvlText w:val=""/>
       <w:lvlJc w:val="left"/>
     </w:lvl>
-    <w:lvl w:ilvl="7" w:tplc="9D6A9740">
+    <w:lvl w:ilvl="7" w:tplc="F2ECE490">
       <w:numFmt w:val="decimal"/>
       <w:lvlText w:val=""/>
       <w:lvlJc w:val="left"/>
     </w:lvl>
-    <w:lvl w:ilvl="8" w:tplc="F58478FE">
+    <w:lvl w:ilvl="8" w:tplc="EE6EB424">
       <w:numFmt w:val="decimal"/>
       <w:lvlText w:val=""/>
       <w:lvlJc w:val="left"/>
     </w:lvl>
   </w:abstractNum>
   <w:abstractNum w:abstractNumId="4" w15:restartNumberingAfterBreak="0">
-    <w:nsid w:val="25612D40"/>
+    <w:nsid w:val="50A93860"/>
     <w:multiLevelType w:val="hybridMultilevel"/>
-    <w:tmpl w:val="7D464690"/>
-    <w:lvl w:ilvl="0" w:tplc="72DCCD34">
+    <w:tmpl w:val="E03E6106"/>
+    <w:lvl w:ilvl="0" w:tplc="85605478" w:tentative="1">
+      <w:start w:val="1"/>
+      <w:numFmt w:val="bullet"/>
+      <w:lvlText w:val="●"/>
+      <w:lvlJc w:val="left"/>
+      <w:pPr>
+        <w:ind w:left="720" w:hanging="360"/>
+      </w:pPr>
+    </w:lvl>
+    <w:lvl w:ilvl="1" w:tplc="EB5EF710" w:tentative="1">
+      <w:start w:val="1"/>
+      <w:numFmt w:val="bullet"/>
+      <w:lvlText w:val="○"/>
+      <w:lvlJc w:val="left"/>
+      <w:pPr>
+        <w:ind w:left="1440" w:hanging="360"/>
+      </w:pPr>
+    </w:lvl>
+    <w:lvl w:ilvl="2" w:tplc="A8F66E98" w:tentative="1">
+      <w:start w:val="1"/>
+      <w:numFmt w:val="bullet"/>
+      <w:lvlText w:val="■"/>
+      <w:lvlJc w:val="left"/>
+      <w:pPr>
+        <w:ind w:left="2160" w:hanging="360"/>
+      </w:pPr>
+    </w:lvl>
+    <w:lvl w:ilvl="3" w:tplc="33CA2E66" w:tentative="1">
+      <w:start w:val="1"/>
+      <w:numFmt w:val="bullet"/>
+      <w:lvlText w:val="●"/>
+      <w:lvlJc w:val="left"/>
+      <w:pPr>
+        <w:ind w:left="2880" w:hanging="360"/>
+      </w:pPr>
+    </w:lvl>
+    <w:lvl w:ilvl="4" w:tplc="4EFA4CBE" w:tentative="1">
+      <w:start w:val="1"/>
+      <w:numFmt w:val="bullet"/>
+      <w:lvlText w:val="○"/>
+      <w:lvlJc w:val="left"/>
+      <w:pPr>
+        <w:ind w:left="3600" w:hanging="360"/>
+      </w:pPr>
+    </w:lvl>
+    <w:lvl w:ilvl="5" w:tplc="912476D2" w:tentative="1">
+      <w:start w:val="1"/>
+      <w:numFmt w:val="bullet"/>
+      <w:lvlText w:val="■"/>
+      <w:lvlJc w:val="left"/>
+      <w:pPr>
+        <w:ind w:left="4320" w:hanging="360"/>
+      </w:pPr>
+    </w:lvl>
+    <w:lvl w:ilvl="6" w:tplc="F18ADC46" w:tentative="1">
+      <w:start w:val="1"/>
+      <w:numFmt w:val="bullet"/>
+      <w:lvlText w:val="●"/>
+      <w:lvlJc w:val="left"/>
+      <w:pPr>
+        <w:ind w:left="5040" w:hanging="360"/>
+      </w:pPr>
+    </w:lvl>
+    <w:lvl w:ilvl="7" w:tplc="1BB2FB44" w:tentative="1">
+      <w:start w:val="1"/>
+      <w:numFmt w:val="bullet"/>
+      <w:lvlText w:val="●"/>
+      <w:lvlJc w:val="left"/>
+      <w:pPr>
+        <w:ind w:left="5760" w:hanging="360"/>
+      </w:pPr>
+    </w:lvl>
+    <w:lvl w:ilvl="8" w:tplc="F3187D68" w:tentative="1">
+      <w:start w:val="1"/>
+      <w:numFmt w:val="bullet"/>
+      <w:lvlText w:val="●"/>
+      <w:lvlJc w:val="left"/>
+      <w:pPr>
+        <w:ind w:left="6480" w:hanging="360"/>
+      </w:pPr>
+    </w:lvl>
+  </w:abstractNum>
+  <w:abstractNum w:abstractNumId="5" w15:restartNumberingAfterBreak="0">
+    <w:nsid w:val="5AC872C3"/>
+    <w:multiLevelType w:val="hybridMultilevel"/>
+    <w:tmpl w:val="F350FA30"/>
+    <w:lvl w:ilvl="0" w:tplc="ACFA7FB0">
       <w:start w:val="1"/>
       <w:numFmt w:val="decimal"/>
       <w:lvlText w:val="%1."/>
@@ -3652,7 +3738,7 @@
         <w:ind w:left="360" w:hanging="300"/>
       </w:pPr>
     </w:lvl>
-    <w:lvl w:ilvl="1" w:tplc="CFF43956" w:tentative="1">
+    <w:lvl w:ilvl="1" w:tplc="FA96E148" w:tentative="1">
       <w:start w:val="1"/>
       <w:numFmt w:val="lowerLetter"/>
       <w:lvlText w:val="%2."/>
@@ -3661,133 +3747,47 @@
         <w:ind w:left="720" w:hanging="300"/>
       </w:pPr>
     </w:lvl>
-    <w:lvl w:ilvl="2" w:tplc="0292FE18">
+    <w:lvl w:ilvl="2" w:tplc="0A84CB28">
       <w:numFmt w:val="decimal"/>
       <w:lvlText w:val=""/>
       <w:lvlJc w:val="left"/>
     </w:lvl>
-    <w:lvl w:ilvl="3" w:tplc="97120174">
+    <w:lvl w:ilvl="3" w:tplc="68B07DC2">
       <w:numFmt w:val="decimal"/>
       <w:lvlText w:val=""/>
       <w:lvlJc w:val="left"/>
     </w:lvl>
-    <w:lvl w:ilvl="4" w:tplc="23281260">
+    <w:lvl w:ilvl="4" w:tplc="E63C2C52">
       <w:numFmt w:val="decimal"/>
       <w:lvlText w:val=""/>
       <w:lvlJc w:val="left"/>
     </w:lvl>
-    <w:lvl w:ilvl="5" w:tplc="580C476A">
+    <w:lvl w:ilvl="5" w:tplc="D2FCAEB6">
       <w:numFmt w:val="decimal"/>
       <w:lvlText w:val=""/>
       <w:lvlJc w:val="left"/>
     </w:lvl>
-    <w:lvl w:ilvl="6" w:tplc="275A0BA4">
+    <w:lvl w:ilvl="6" w:tplc="29CA744A">
       <w:numFmt w:val="decimal"/>
       <w:lvlText w:val=""/>
       <w:lvlJc w:val="left"/>
     </w:lvl>
-    <w:lvl w:ilvl="7" w:tplc="E8688C68">
+    <w:lvl w:ilvl="7" w:tplc="D5663312">
       <w:numFmt w:val="decimal"/>
       <w:lvlText w:val=""/>
       <w:lvlJc w:val="left"/>
     </w:lvl>
-    <w:lvl w:ilvl="8" w:tplc="E6F26DD8">
+    <w:lvl w:ilvl="8" w:tplc="AB765C7C">
       <w:numFmt w:val="decimal"/>
       <w:lvlText w:val=""/>
       <w:lvlJc w:val="left"/>
     </w:lvl>
   </w:abstractNum>
-  <w:abstractNum w:abstractNumId="5" w15:restartNumberingAfterBreak="0">
-    <w:nsid w:val="4DB85D32"/>
+  <w:abstractNum w:abstractNumId="6" w15:restartNumberingAfterBreak="0">
+    <w:nsid w:val="75CF4FB7"/>
     <w:multiLevelType w:val="hybridMultilevel"/>
-    <w:tmpl w:val="FD7C3BD0"/>
-    <w:lvl w:ilvl="0" w:tplc="099AC2B8" w:tentative="1">
-      <w:start w:val="1"/>
-      <w:numFmt w:val="bullet"/>
-      <w:lvlText w:val="●"/>
-      <w:lvlJc w:val="left"/>
-      <w:pPr>
-        <w:ind w:left="720" w:hanging="360"/>
-      </w:pPr>
-    </w:lvl>
-    <w:lvl w:ilvl="1" w:tplc="9AE60190" w:tentative="1">
-      <w:start w:val="1"/>
-      <w:numFmt w:val="bullet"/>
-      <w:lvlText w:val="○"/>
-      <w:lvlJc w:val="left"/>
-      <w:pPr>
-        <w:ind w:left="1440" w:hanging="360"/>
-      </w:pPr>
-    </w:lvl>
-    <w:lvl w:ilvl="2" w:tplc="59AC72E0" w:tentative="1">
-      <w:start w:val="1"/>
-      <w:numFmt w:val="bullet"/>
-      <w:lvlText w:val="■"/>
-      <w:lvlJc w:val="left"/>
-      <w:pPr>
-        <w:ind w:left="2160" w:hanging="360"/>
-      </w:pPr>
-    </w:lvl>
-    <w:lvl w:ilvl="3" w:tplc="6DC8FE3A" w:tentative="1">
-      <w:start w:val="1"/>
-      <w:numFmt w:val="bullet"/>
-      <w:lvlText w:val="●"/>
-      <w:lvlJc w:val="left"/>
-      <w:pPr>
-        <w:ind w:left="2880" w:hanging="360"/>
-      </w:pPr>
-    </w:lvl>
-    <w:lvl w:ilvl="4" w:tplc="B2D4F8DE" w:tentative="1">
-      <w:start w:val="1"/>
-      <w:numFmt w:val="bullet"/>
-      <w:lvlText w:val="○"/>
-      <w:lvlJc w:val="left"/>
-      <w:pPr>
-        <w:ind w:left="3600" w:hanging="360"/>
-      </w:pPr>
-    </w:lvl>
-    <w:lvl w:ilvl="5" w:tplc="116CD30A" w:tentative="1">
-      <w:start w:val="1"/>
-      <w:numFmt w:val="bullet"/>
-      <w:lvlText w:val="■"/>
-      <w:lvlJc w:val="left"/>
-      <w:pPr>
-        <w:ind w:left="4320" w:hanging="360"/>
-      </w:pPr>
-    </w:lvl>
-    <w:lvl w:ilvl="6" w:tplc="BC2EC86E" w:tentative="1">
-      <w:start w:val="1"/>
-      <w:numFmt w:val="bullet"/>
-      <w:lvlText w:val="●"/>
-      <w:lvlJc w:val="left"/>
-      <w:pPr>
-        <w:ind w:left="5040" w:hanging="360"/>
-      </w:pPr>
-    </w:lvl>
-    <w:lvl w:ilvl="7" w:tplc="AB288B68" w:tentative="1">
-      <w:start w:val="1"/>
-      <w:numFmt w:val="bullet"/>
-      <w:lvlText w:val="●"/>
-      <w:lvlJc w:val="left"/>
-      <w:pPr>
-        <w:ind w:left="5760" w:hanging="360"/>
-      </w:pPr>
-    </w:lvl>
-    <w:lvl w:ilvl="8" w:tplc="B66A9B5A" w:tentative="1">
-      <w:start w:val="1"/>
-      <w:numFmt w:val="bullet"/>
-      <w:lvlText w:val="●"/>
-      <w:lvlJc w:val="left"/>
-      <w:pPr>
-        <w:ind w:left="6480" w:hanging="360"/>
-      </w:pPr>
-    </w:lvl>
-  </w:abstractNum>
-  <w:abstractNum w:abstractNumId="6" w15:restartNumberingAfterBreak="0">
-    <w:nsid w:val="681E070F"/>
-    <w:multiLevelType w:val="hybridMultilevel"/>
-    <w:tmpl w:val="1626ECF2"/>
-    <w:lvl w:ilvl="0" w:tplc="9E00EADE">
+    <w:tmpl w:val="A4DAE474"/>
+    <w:lvl w:ilvl="0" w:tplc="EE92F44A">
       <w:start w:val="1"/>
       <w:numFmt w:val="decimal"/>
       <w:lvlText w:val="%1."/>
@@ -3796,7 +3796,7 @@
         <w:ind w:left="360" w:hanging="300"/>
       </w:pPr>
     </w:lvl>
-    <w:lvl w:ilvl="1" w:tplc="0A2EDF10" w:tentative="1">
+    <w:lvl w:ilvl="1" w:tplc="63341CA0" w:tentative="1">
       <w:start w:val="1"/>
       <w:numFmt w:val="lowerLetter"/>
       <w:lvlText w:val="%2."/>
@@ -3805,74 +3805,74 @@
         <w:ind w:left="720" w:hanging="300"/>
       </w:pPr>
     </w:lvl>
-    <w:lvl w:ilvl="2" w:tplc="00B46152">
+    <w:lvl w:ilvl="2" w:tplc="A7FAC870">
       <w:numFmt w:val="decimal"/>
       <w:lvlText w:val=""/>
       <w:lvlJc w:val="left"/>
     </w:lvl>
-    <w:lvl w:ilvl="3" w:tplc="FCE0B54E">
+    <w:lvl w:ilvl="3" w:tplc="0352A9D0">
       <w:numFmt w:val="decimal"/>
       <w:lvlText w:val=""/>
       <w:lvlJc w:val="left"/>
     </w:lvl>
-    <w:lvl w:ilvl="4" w:tplc="293681C4">
+    <w:lvl w:ilvl="4" w:tplc="4338272A">
       <w:numFmt w:val="decimal"/>
       <w:lvlText w:val=""/>
       <w:lvlJc w:val="left"/>
     </w:lvl>
-    <w:lvl w:ilvl="5" w:tplc="C4E06F4C">
+    <w:lvl w:ilvl="5" w:tplc="E842BDDE">
       <w:numFmt w:val="decimal"/>
       <w:lvlText w:val=""/>
       <w:lvlJc w:val="left"/>
     </w:lvl>
-    <w:lvl w:ilvl="6" w:tplc="1038BBA4">
+    <w:lvl w:ilvl="6" w:tplc="8AB01464">
       <w:numFmt w:val="decimal"/>
       <w:lvlText w:val=""/>
       <w:lvlJc w:val="left"/>
     </w:lvl>
-    <w:lvl w:ilvl="7" w:tplc="2320F7EE">
+    <w:lvl w:ilvl="7" w:tplc="8F0E9DB8">
       <w:numFmt w:val="decimal"/>
       <w:lvlText w:val=""/>
       <w:lvlJc w:val="left"/>
     </w:lvl>
-    <w:lvl w:ilvl="8" w:tplc="0F020FD0">
+    <w:lvl w:ilvl="8" w:tplc="4272A142">
       <w:numFmt w:val="decimal"/>
       <w:lvlText w:val=""/>
       <w:lvlJc w:val="left"/>
     </w:lvl>
   </w:abstractNum>
-  <w:num w:numId="1" w16cid:durableId="533349622">
-    <w:abstractNumId w:val="5"/>
+  <w:num w:numId="1" w16cid:durableId="941380320">
+    <w:abstractNumId w:val="4"/>
     <w:lvlOverride w:ilvl="0">
       <w:startOverride w:val="1"/>
     </w:lvlOverride>
   </w:num>
-  <w:num w:numId="2" w16cid:durableId="1438216498">
+  <w:num w:numId="2" w16cid:durableId="1761442401">
+    <w:abstractNumId w:val="6"/>
+    <w:lvlOverride w:ilvl="0">
+      <w:startOverride w:val="1"/>
+    </w:lvlOverride>
+  </w:num>
+  <w:num w:numId="3" w16cid:durableId="443307754">
     <w:abstractNumId w:val="3"/>
     <w:lvlOverride w:ilvl="0">
       <w:startOverride w:val="1"/>
     </w:lvlOverride>
   </w:num>
-  <w:num w:numId="3" w16cid:durableId="1041635972">
+  <w:num w:numId="4" w16cid:durableId="641236429">
     <w:abstractNumId w:val="0"/>
     <w:lvlOverride w:ilvl="0">
       <w:startOverride w:val="1"/>
     </w:lvlOverride>
   </w:num>
-  <w:num w:numId="4" w16cid:durableId="1509519279">
-    <w:abstractNumId w:val="4"/>
+  <w:num w:numId="5" w16cid:durableId="1329091563">
+    <w:abstractNumId w:val="2"/>
     <w:lvlOverride w:ilvl="0">
       <w:startOverride w:val="1"/>
     </w:lvlOverride>
   </w:num>
-  <w:num w:numId="5" w16cid:durableId="1150247326">
-    <w:abstractNumId w:val="1"/>
-    <w:lvlOverride w:ilvl="0">
-      <w:startOverride w:val="1"/>
-    </w:lvlOverride>
-  </w:num>
-  <w:num w:numId="6" w16cid:durableId="1182280101">
-    <w:abstractNumId w:val="6"/>
+  <w:num w:numId="6" w16cid:durableId="1702516817">
+    <w:abstractNumId w:val="5"/>
     <w:lvlOverride w:ilvl="0">
       <w:startOverride w:val="1"/>
     </w:lvlOverride>
@@ -4553,7 +4553,7 @@
     <w:autoRedefine/>
     <w:uiPriority w:val="39"/>
     <w:unhideWhenUsed/>
-    <w:rsid w:val="00A8213F"/>
+    <w:rsid w:val="00DF6931"/>
     <w:pPr>
       <w:spacing w:after="100"/>
     </w:pPr>

--- a/discoverer-neo/docs/user-guide/manual/Discoverer-Neo-VIEWER-Guide-Quick-fr-FR.docx
+++ b/discoverer-neo/docs/user-guide/manual/Discoverer-Neo-VIEWER-Guide-Quick-fr-FR.docx
@@ -54,7 +54,7 @@
           <w:sz w:val="22"/>
           <w:szCs w:val="22"/>
         </w:rPr>
-        <w:t>Version 2.1.1</w:t>
+        <w:t>Version 2.2.0</w:t>
       </w:r>
     </w:p>
     <w:p>
@@ -74,7 +74,7 @@
     <w:sdt>
       <w:sdtPr>
         <w:alias w:val="Sommaire"/>
-        <w:id w:val="-1007750809"/>
+        <w:id w:val="1269038178"/>
       </w:sdtPr>
       <w:sdtEndPr/>
       <w:sdtContent>
@@ -102,7 +102,7 @@
           <w:r>
             <w:fldChar w:fldCharType="separate"/>
           </w:r>
-          <w:hyperlink w:anchor="_Toc241748898" w:history="1">
+          <w:hyperlink w:anchor="_Toc241849146" w:history="1">
             <w:r>
               <w:rPr>
                 <w:rStyle w:val="Hiperligao"/>
@@ -126,7 +126,7 @@
               <w:rPr>
                 <w:noProof/>
               </w:rPr>
-              <w:instrText xml:space="preserve"> PAGEREF _Toc241748898 \h </w:instrText>
+              <w:instrText xml:space="preserve"> PAGEREF _Toc241849146 \h </w:instrText>
             </w:r>
             <w:r>
               <w:rPr>
@@ -168,7 +168,7 @@
               <w14:ligatures w14:val="standardContextual"/>
             </w:rPr>
           </w:pPr>
-          <w:hyperlink w:anchor="_Toc241748899" w:history="1">
+          <w:hyperlink w:anchor="_Toc241849147" w:history="1">
             <w:r>
               <w:rPr>
                 <w:rStyle w:val="Hiperligao"/>
@@ -192,7 +192,7 @@
               <w:rPr>
                 <w:noProof/>
               </w:rPr>
-              <w:instrText xml:space="preserve"> PAGEREF _Toc241748899 \h </w:instrText>
+              <w:instrText xml:space="preserve"> PAGEREF _Toc241849147 \h </w:instrText>
             </w:r>
             <w:r>
               <w:rPr>
@@ -234,7 +234,7 @@
               <w14:ligatures w14:val="standardContextual"/>
             </w:rPr>
           </w:pPr>
-          <w:hyperlink w:anchor="_Toc241748900" w:history="1">
+          <w:hyperlink w:anchor="_Toc241849148" w:history="1">
             <w:r>
               <w:rPr>
                 <w:rStyle w:val="Hiperligao"/>
@@ -258,7 +258,7 @@
               <w:rPr>
                 <w:noProof/>
               </w:rPr>
-              <w:instrText xml:space="preserve"> PAGEREF _Toc241748900 \h </w:instrText>
+              <w:instrText xml:space="preserve"> PAGEREF _Toc241849148 \h </w:instrText>
             </w:r>
             <w:r>
               <w:rPr>
@@ -300,7 +300,7 @@
               <w14:ligatures w14:val="standardContextual"/>
             </w:rPr>
           </w:pPr>
-          <w:hyperlink w:anchor="_Toc241748901" w:history="1">
+          <w:hyperlink w:anchor="_Toc241849149" w:history="1">
             <w:r>
               <w:rPr>
                 <w:rStyle w:val="Hiperligao"/>
@@ -324,7 +324,7 @@
               <w:rPr>
                 <w:noProof/>
               </w:rPr>
-              <w:instrText xml:space="preserve"> PAGEREF _Toc241748901 \h </w:instrText>
+              <w:instrText xml:space="preserve"> PAGEREF _Toc241849149 \h </w:instrText>
             </w:r>
             <w:r>
               <w:rPr>
@@ -366,7 +366,7 @@
               <w14:ligatures w14:val="standardContextual"/>
             </w:rPr>
           </w:pPr>
-          <w:hyperlink w:anchor="_Toc241748902" w:history="1">
+          <w:hyperlink w:anchor="_Toc241849150" w:history="1">
             <w:r>
               <w:rPr>
                 <w:rStyle w:val="Hiperligao"/>
@@ -390,7 +390,7 @@
               <w:rPr>
                 <w:noProof/>
               </w:rPr>
-              <w:instrText xml:space="preserve"> PAGEREF _Toc241748902 \h </w:instrText>
+              <w:instrText xml:space="preserve"> PAGEREF _Toc241849150 \h </w:instrText>
             </w:r>
             <w:r>
               <w:rPr>
@@ -432,7 +432,7 @@
               <w14:ligatures w14:val="standardContextual"/>
             </w:rPr>
           </w:pPr>
-          <w:hyperlink w:anchor="_Toc241748903" w:history="1">
+          <w:hyperlink w:anchor="_Toc241849151" w:history="1">
             <w:r>
               <w:rPr>
                 <w:rStyle w:val="Hiperligao"/>
@@ -456,7 +456,7 @@
               <w:rPr>
                 <w:noProof/>
               </w:rPr>
-              <w:instrText xml:space="preserve"> PAGEREF _Toc241748903 \h </w:instrText>
+              <w:instrText xml:space="preserve"> PAGEREF _Toc241849151 \h </w:instrText>
             </w:r>
             <w:r>
               <w:rPr>
@@ -504,7 +504,7 @@
       <w:pPr>
         <w:pStyle w:val="Ttulo1"/>
       </w:pPr>
-      <w:bookmarkStart w:id="0" w:name="_Toc241748898"/>
+      <w:bookmarkStart w:id="0" w:name="_Toc241849146"/>
       <w:r>
         <w:lastRenderedPageBreak/>
         <w:t>Votre rôle en une page</w:t>
@@ -561,7 +561,7 @@
           <w:left w:w="10" w:type="dxa"/>
           <w:right w:w="10" w:type="dxa"/>
         </w:tblCellMar>
-        <w:tblLook w:val="04A0" w:firstRow="1" w:lastRow="0" w:firstColumn="1" w:lastColumn="0" w:noHBand="0" w:noVBand="1"/>
+        <w:tblLook w:val="0000" w:firstRow="0" w:lastRow="0" w:firstColumn="0" w:lastColumn="0" w:noHBand="0" w:noVBand="0"/>
       </w:tblPr>
       <w:tblGrid>
         <w:gridCol w:w="3423"/>
@@ -1010,10 +1010,10 @@
           <w:noProof/>
         </w:rPr>
         <w:drawing>
-          <wp:inline distT="0" distB="0" distL="0" distR="0" wp14:anchorId="39CBC554" wp14:editId="595DEF98">
+          <wp:inline distT="0" distB="0" distL="0" distR="0" wp14:anchorId="4763C804" wp14:editId="59FD2C60">
             <wp:extent cx="5715000" cy="3571875"/>
             <wp:effectExtent l="0" t="0" r="0" b="0"/>
-            <wp:docPr id="447" name="01-login.png" descr="La page de connexion avec E-mail, Mot de passe, Rester connecté et le bouton Se connecter." title="La page de connexion avec E-mail, Mot de passe, Rester connecté et le bouton Se connecter."/>
+            <wp:docPr id="459" name="01-login.png" descr="La page de connexion avec E-mail, Mot de passe, Rester connecté et le bouton Se connecter." title="La page de connexion avec E-mail, Mot de passe, Rester connecté et le bouton Se connecter."/>
             <wp:cNvGraphicFramePr>
               <a:graphicFrameLocks xmlns:a="http://schemas.openxmlformats.org/drawingml/2006/main" noChangeAspect="1"/>
             </wp:cNvGraphicFramePr>
@@ -1063,7 +1063,7 @@
         <w:pStyle w:val="Ttulo1"/>
         <w:pageBreakBefore/>
       </w:pPr>
-      <w:bookmarkStart w:id="1" w:name="_Toc241748899"/>
+      <w:bookmarkStart w:id="1" w:name="_Toc241849147"/>
       <w:r>
         <w:lastRenderedPageBreak/>
         <w:t>Tableau de bord et cartes</w:t>
@@ -1106,10 +1106,10 @@
           <w:noProof/>
         </w:rPr>
         <w:drawing>
-          <wp:inline distT="0" distB="0" distL="0" distR="0" wp14:anchorId="03BD9062" wp14:editId="1A58C43D">
+          <wp:inline distT="0" distB="0" distL="0" distR="0" wp14:anchorId="609C406E" wp14:editId="6560A8D4">
             <wp:extent cx="5715000" cy="3429000"/>
             <wp:effectExtent l="0" t="0" r="0" b="0"/>
-            <wp:docPr id="448" name="03-maps-all.png" descr="La liste Cartes, onglet Tous, où chaque carte n'a que l'icône Ouvrir." title="La liste Cartes, onglet Tous, où chaque carte n'a que l'icône Ouvrir."/>
+            <wp:docPr id="460" name="03-maps-all.png" descr="La liste Cartes, onglet Tous, où chaque carte n'a que l'icône Ouvrir." title="La liste Cartes, onglet Tous, où chaque carte n'a que l'icône Ouvrir."/>
             <wp:cNvGraphicFramePr>
               <a:graphicFrameLocks xmlns:a="http://schemas.openxmlformats.org/drawingml/2006/main" noChangeAspect="1"/>
             </wp:cNvGraphicFramePr>
@@ -1266,7 +1266,7 @@
           <w:left w:w="10" w:type="dxa"/>
           <w:right w:w="10" w:type="dxa"/>
         </w:tblCellMar>
-        <w:tblLook w:val="04A0" w:firstRow="1" w:lastRow="0" w:firstColumn="1" w:lastColumn="0" w:noHBand="0" w:noVBand="1"/>
+        <w:tblLook w:val="0000" w:firstRow="0" w:lastRow="0" w:firstColumn="0" w:lastColumn="0" w:noHBand="0" w:noVBand="0"/>
       </w:tblPr>
       <w:tblGrid>
         <w:gridCol w:w="4513"/>
@@ -1578,7 +1578,7 @@
         <w:pStyle w:val="Ttulo1"/>
         <w:pageBreakBefore/>
       </w:pPr>
-      <w:bookmarkStart w:id="2" w:name="_Toc241748900"/>
+      <w:bookmarkStart w:id="2" w:name="_Toc241849148"/>
       <w:r>
         <w:lastRenderedPageBreak/>
         <w:t>Exécuter et lire une carte</w:t>
@@ -1601,10 +1601,10 @@
           <w:noProof/>
         </w:rPr>
         <w:drawing>
-          <wp:inline distT="0" distB="0" distL="0" distR="0" wp14:anchorId="5A6D1A52" wp14:editId="2697A48A">
+          <wp:inline distT="0" distB="0" distL="0" distR="0" wp14:anchorId="4839CA4C" wp14:editId="6C12940F">
             <wp:extent cx="5715000" cy="3571875"/>
             <wp:effectExtent l="0" t="0" r="0" b="0"/>
-            <wp:docPr id="449" name="06-viewer-results.png" descr="Une exécution terminée avec les boutons Excel, CSV et PDF au-dessus de la grille de résultats." title="Une exécution terminée avec les boutons Excel, CSV et PDF au-dessus de la grille de résultats."/>
+            <wp:docPr id="461" name="06-viewer-results.png" descr="Une exécution terminée avec les boutons Excel, CSV et PDF au-dessus de la grille de résultats." title="Une exécution terminée avec les boutons Excel, CSV et PDF au-dessus de la grille de résultats."/>
             <wp:cNvGraphicFramePr>
               <a:graphicFrameLocks xmlns:a="http://schemas.openxmlformats.org/drawingml/2006/main" noChangeAspect="1"/>
             </wp:cNvGraphicFramePr>
@@ -1794,7 +1794,7 @@
           <w:left w:w="10" w:type="dxa"/>
           <w:right w:w="10" w:type="dxa"/>
         </w:tblCellMar>
-        <w:tblLook w:val="04A0" w:firstRow="1" w:lastRow="0" w:firstColumn="1" w:lastColumn="0" w:noHBand="0" w:noVBand="1"/>
+        <w:tblLook w:val="0000" w:firstRow="0" w:lastRow="0" w:firstColumn="0" w:lastColumn="0" w:noHBand="0" w:noVBand="0"/>
       </w:tblPr>
       <w:tblGrid>
         <w:gridCol w:w="4513"/>
@@ -2117,7 +2117,7 @@
         <w:pStyle w:val="Ttulo1"/>
         <w:pageBreakBefore/>
       </w:pPr>
-      <w:bookmarkStart w:id="3" w:name="_Toc241748901"/>
+      <w:bookmarkStart w:id="3" w:name="_Toc241849149"/>
       <w:r>
         <w:lastRenderedPageBreak/>
         <w:t>Exécutions et exportations</w:t>
@@ -2157,10 +2157,10 @@
           <w:noProof/>
         </w:rPr>
         <w:drawing>
-          <wp:inline distT="0" distB="0" distL="0" distR="0" wp14:anchorId="2290196D" wp14:editId="0D2C3588">
+          <wp:inline distT="0" distB="0" distL="0" distR="0" wp14:anchorId="1FC6E41C" wp14:editId="2C29C5F0">
             <wp:extent cx="5715000" cy="3571875"/>
             <wp:effectExtent l="0" t="0" r="0" b="0"/>
-            <wp:docPr id="450" name="07-runs.png" descr="La page Exécutions listant les propres exécutions du Viewer." title="La page Exécutions listant les propres exécutions du Viewer."/>
+            <wp:docPr id="462" name="07-runs.png" descr="La page Exécutions listant les propres exécutions du Viewer." title="La page Exécutions listant les propres exécutions du Viewer."/>
             <wp:cNvGraphicFramePr>
               <a:graphicFrameLocks xmlns:a="http://schemas.openxmlformats.org/drawingml/2006/main" noChangeAspect="1"/>
             </wp:cNvGraphicFramePr>
@@ -2324,7 +2324,7 @@
           <w:left w:w="10" w:type="dxa"/>
           <w:right w:w="10" w:type="dxa"/>
         </w:tblCellMar>
-        <w:tblLook w:val="04A0" w:firstRow="1" w:lastRow="0" w:firstColumn="1" w:lastColumn="0" w:noHBand="0" w:noVBand="1"/>
+        <w:tblLook w:val="0000" w:firstRow="0" w:lastRow="0" w:firstColumn="0" w:lastColumn="0" w:noHBand="0" w:noVBand="0"/>
       </w:tblPr>
       <w:tblGrid>
         <w:gridCol w:w="4513"/>
@@ -2538,7 +2538,7 @@
         <w:pStyle w:val="Ttulo1"/>
         <w:pageBreakBefore/>
       </w:pPr>
-      <w:bookmarkStart w:id="4" w:name="_Toc241748902"/>
+      <w:bookmarkStart w:id="4" w:name="_Toc241849150"/>
       <w:r>
         <w:lastRenderedPageBreak/>
         <w:t>Planifications</w:t>
@@ -2591,10 +2591,10 @@
           <w:noProof/>
         </w:rPr>
         <w:drawing>
-          <wp:inline distT="0" distB="0" distL="0" distR="0" wp14:anchorId="740E4818" wp14:editId="62F0A891">
+          <wp:inline distT="0" distB="0" distL="0" distR="0" wp14:anchorId="599B51C4" wp14:editId="369CB448">
             <wp:extent cx="5715000" cy="3571875"/>
             <wp:effectExtent l="0" t="0" r="0" b="0"/>
-            <wp:docPr id="451" name="09-schedules.png" descr="La page Planifications avec le message Aucune planification pour le moment." title="La page Planifications avec le message Aucune planification pour le moment."/>
+            <wp:docPr id="463" name="09-schedules.png" descr="La page Planifications avec le message Aucune planification pour le moment." title="La page Planifications avec le message Aucune planification pour le moment."/>
             <wp:cNvGraphicFramePr>
               <a:graphicFrameLocks xmlns:a="http://schemas.openxmlformats.org/drawingml/2006/main" noChangeAspect="1"/>
             </wp:cNvGraphicFramePr>
@@ -2791,7 +2791,7 @@
           <w:left w:w="10" w:type="dxa"/>
           <w:right w:w="10" w:type="dxa"/>
         </w:tblCellMar>
-        <w:tblLook w:val="04A0" w:firstRow="1" w:lastRow="0" w:firstColumn="1" w:lastColumn="0" w:noHBand="0" w:noVBand="1"/>
+        <w:tblLook w:val="0000" w:firstRow="0" w:lastRow="0" w:firstColumn="0" w:lastColumn="0" w:noHBand="0" w:noVBand="0"/>
       </w:tblPr>
       <w:tblGrid>
         <w:gridCol w:w="4513"/>
@@ -2935,7 +2935,7 @@
                 <w:b/>
                 <w:bCs/>
               </w:rPr>
-              <w:t>Tous les jours (minuit)</w:t>
+              <w:t>Quotidien</w:t>
             </w:r>
             <w:r>
               <w:t xml:space="preserve">, </w:t>
@@ -2945,7 +2945,7 @@
                 <w:b/>
                 <w:bCs/>
               </w:rPr>
-              <w:t>Toutes les semaines (dimanche, minuit)</w:t>
+              <w:t>Hebdomadaire</w:t>
             </w:r>
             <w:r>
               <w:t xml:space="preserve">, </w:t>
@@ -2955,7 +2955,7 @@
                 <w:b/>
                 <w:bCs/>
               </w:rPr>
-              <w:t>Tous les mois (le 1er, minuit)</w:t>
+              <w:t>Bimensuel (le 1er et le 16)</w:t>
             </w:r>
             <w:r>
               <w:t xml:space="preserve">, </w:t>
@@ -2965,7 +2965,27 @@
                 <w:b/>
                 <w:bCs/>
               </w:rPr>
-              <w:t>Personnalisé</w:t>
+              <w:t>Mensuel</w:t>
+            </w:r>
+            <w:r>
+              <w:t xml:space="preserve">, tous les 2, 3, 4 ou 6 mois, </w:t>
+            </w:r>
+            <w:r>
+              <w:rPr>
+                <w:b/>
+                <w:bCs/>
+              </w:rPr>
+              <w:t>Annuel</w:t>
+            </w:r>
+            <w:r>
+              <w:t xml:space="preserve">, ou </w:t>
+            </w:r>
+            <w:r>
+              <w:rPr>
+                <w:b/>
+                <w:bCs/>
+              </w:rPr>
+              <w:t>Personnalisé (cron)</w:t>
             </w:r>
           </w:p>
         </w:tc>
@@ -3057,7 +3077,7 @@
         <w:pStyle w:val="Ttulo1"/>
         <w:pageBreakBefore/>
       </w:pPr>
-      <w:bookmarkStart w:id="5" w:name="_Toc241748903"/>
+      <w:bookmarkStart w:id="5" w:name="_Toc241849151"/>
       <w:r>
         <w:lastRenderedPageBreak/>
         <w:t>Paramètres</w:t>
@@ -3090,10 +3110,10 @@
           <w:noProof/>
         </w:rPr>
         <w:drawing>
-          <wp:inline distT="0" distB="0" distL="0" distR="0" wp14:anchorId="457FB996" wp14:editId="4FFF9372">
+          <wp:inline distT="0" distB="0" distL="0" distR="0" wp14:anchorId="34BCED19" wp14:editId="4EE0A1BC">
             <wp:extent cx="5715000" cy="3571875"/>
             <wp:effectExtent l="0" t="0" r="0" b="0"/>
-            <wp:docPr id="452" name="04-settings.png" descr="La page Paramètres avec les cartes Langue, Thème et Palette de couleurs." title="La page Paramètres avec les cartes Langue, Thème et Palette de couleurs."/>
+            <wp:docPr id="464" name="04-settings.png" descr="La page Paramètres avec les cartes Langue, Thème et Palette de couleurs." title="La page Paramètres avec les cartes Langue, Thème et Palette de couleurs."/>
             <wp:cNvGraphicFramePr>
               <a:graphicFrameLocks xmlns:a="http://schemas.openxmlformats.org/drawingml/2006/main" noChangeAspect="1"/>
             </wp:cNvGraphicFramePr>
@@ -3399,7 +3419,7 @@
         <w:sz w:val="16"/>
         <w:szCs w:val="16"/>
       </w:rPr>
-      <w:t>Discoverer Neo 2.1.1 · Guide rapide · VIEWER</w:t>
+      <w:t>Discoverer Neo 2.2.0 · Guide rapide · VIEWER</w:t>
     </w:r>
   </w:p>
 </w:hdr>
@@ -3408,10 +3428,10 @@
 <file path=word/numbering.xml><?xml version="1.0" encoding="utf-8"?>
 <w:numbering xmlns:wpc="http://schemas.microsoft.com/office/word/2010/wordprocessingCanvas" xmlns:cx="http://schemas.microsoft.com/office/drawing/2014/chartex" xmlns:cx1="http://schemas.microsoft.com/office/drawing/2015/9/8/chartex" xmlns:cx2="http://schemas.microsoft.com/office/drawing/2015/10/21/chartex" xmlns:cx3="http://schemas.microsoft.com/office/drawing/2016/5/9/chartex" xmlns:cx4="http://schemas.microsoft.com/office/drawing/2016/5/10/chartex" xmlns:cx5="http://schemas.microsoft.com/office/drawing/2016/5/11/chartex" xmlns:cx6="http://schemas.microsoft.com/office/drawing/2016/5/12/chartex" xmlns:cx7="http://schemas.microsoft.com/office/drawing/2016/5/13/chartex" xmlns:cx8="http://schemas.microsoft.com/office/drawing/2016/5/14/chartex" xmlns:mc="http://schemas.openxmlformats.org/markup-compatibility/2006" xmlns:aink="http://schemas.microsoft.com/office/drawing/2016/ink" xmlns:am3d="http://schemas.microsoft.com/office/drawing/2017/model3d" xmlns:o="urn:schemas-microsoft-com:office:office" xmlns:oel="http://schemas.microsoft.com/office/2019/extlst" xmlns:r="http://schemas.openxmlformats.org/officeDocument/2006/relationships" xmlns:m="http://schemas.openxmlformats.org/officeDocument/2006/math" xmlns:v="urn:schemas-microsoft-com:vml" xmlns:wp14="http://schemas.microsoft.com/office/word/2010/wordprocessingDrawing" xmlns:wp="http://schemas.openxmlformats.org/drawingml/2006/wordprocessingDrawing" xmlns:w10="urn:schemas-microsoft-com:office:word" xmlns:w="http://schemas.openxmlformats.org/wordprocessingml/2006/main" xmlns:w14="http://schemas.microsoft.com/office/word/2010/wordml" xmlns:w15="http://schemas.microsoft.com/office/word/2012/wordml" xmlns:w16cex="http://schemas.microsoft.com/office/word/2018/wordml/cex" xmlns:w16cid="http://schemas.microsoft.com/office/word/2016/wordml/cid" xmlns:w16="http://schemas.microsoft.com/office/word/2018/wordml" xmlns:w16sdtdh="http://schemas.microsoft.com/office/word/2020/wordml/sdtdatahash" xmlns:w16se="http://schemas.microsoft.com/office/word/2015/wordml/symex" xmlns:wpg="http://schemas.microsoft.com/office/word/2010/wordprocessingGroup" xmlns:wpi="http://schemas.microsoft.com/office/word/2010/wordprocessingInk" xmlns:wne="http://schemas.microsoft.com/office/word/2006/wordml" xmlns:wps="http://schemas.microsoft.com/office/word/2010/wordprocessingShape" mc:Ignorable="w14 w15 w16se w16cid w16 w16cex w16sdtdh wp14">
   <w:abstractNum w:abstractNumId="0" w15:restartNumberingAfterBreak="0">
-    <w:nsid w:val="221A7A25"/>
+    <w:nsid w:val="167715BF"/>
     <w:multiLevelType w:val="hybridMultilevel"/>
-    <w:tmpl w:val="747AF058"/>
-    <w:lvl w:ilvl="0" w:tplc="ECFC2EE2">
+    <w:tmpl w:val="F3E4F560"/>
+    <w:lvl w:ilvl="0" w:tplc="E48EBC9C">
       <w:start w:val="1"/>
       <w:numFmt w:val="decimal"/>
       <w:lvlText w:val="%1."/>
@@ -3420,7 +3440,7 @@
         <w:ind w:left="360" w:hanging="300"/>
       </w:pPr>
     </w:lvl>
-    <w:lvl w:ilvl="1" w:tplc="08981C1E" w:tentative="1">
+    <w:lvl w:ilvl="1" w:tplc="5E044B62" w:tentative="1">
       <w:start w:val="1"/>
       <w:numFmt w:val="lowerLetter"/>
       <w:lvlText w:val="%2."/>
@@ -3429,47 +3449,365 @@
         <w:ind w:left="720" w:hanging="300"/>
       </w:pPr>
     </w:lvl>
-    <w:lvl w:ilvl="2" w:tplc="0D9EA466">
+    <w:lvl w:ilvl="2" w:tplc="665E91F4">
       <w:numFmt w:val="decimal"/>
       <w:lvlText w:val=""/>
       <w:lvlJc w:val="left"/>
     </w:lvl>
-    <w:lvl w:ilvl="3" w:tplc="61DA7D22">
+    <w:lvl w:ilvl="3" w:tplc="B66A7AFE">
       <w:numFmt w:val="decimal"/>
       <w:lvlText w:val=""/>
       <w:lvlJc w:val="left"/>
     </w:lvl>
-    <w:lvl w:ilvl="4" w:tplc="065E8256">
+    <w:lvl w:ilvl="4" w:tplc="CC92B3C2">
       <w:numFmt w:val="decimal"/>
       <w:lvlText w:val=""/>
       <w:lvlJc w:val="left"/>
     </w:lvl>
-    <w:lvl w:ilvl="5" w:tplc="BEE87FF4">
+    <w:lvl w:ilvl="5" w:tplc="B6BE0ED0">
       <w:numFmt w:val="decimal"/>
       <w:lvlText w:val=""/>
       <w:lvlJc w:val="left"/>
     </w:lvl>
-    <w:lvl w:ilvl="6" w:tplc="4FBA055C">
+    <w:lvl w:ilvl="6" w:tplc="80A47908">
       <w:numFmt w:val="decimal"/>
       <w:lvlText w:val=""/>
       <w:lvlJc w:val="left"/>
     </w:lvl>
-    <w:lvl w:ilvl="7" w:tplc="1BB082FC">
+    <w:lvl w:ilvl="7" w:tplc="A170C5B0">
       <w:numFmt w:val="decimal"/>
       <w:lvlText w:val=""/>
       <w:lvlJc w:val="left"/>
     </w:lvl>
-    <w:lvl w:ilvl="8" w:tplc="6E321554">
+    <w:lvl w:ilvl="8" w:tplc="7E18FB98">
       <w:numFmt w:val="decimal"/>
       <w:lvlText w:val=""/>
       <w:lvlJc w:val="left"/>
     </w:lvl>
   </w:abstractNum>
   <w:abstractNum w:abstractNumId="1" w15:restartNumberingAfterBreak="0">
-    <w:nsid w:val="2B69053B"/>
+    <w:nsid w:val="2088410A"/>
     <w:multiLevelType w:val="hybridMultilevel"/>
-    <w:tmpl w:val="A91E5C40"/>
-    <w:lvl w:ilvl="0" w:tplc="9CD891D6" w:tentative="1">
+    <w:tmpl w:val="9ABC9300"/>
+    <w:lvl w:ilvl="0" w:tplc="0CB01E52" w:tentative="1">
+      <w:start w:val="1"/>
+      <w:numFmt w:val="bullet"/>
+      <w:lvlText w:val="●"/>
+      <w:lvlJc w:val="left"/>
+      <w:pPr>
+        <w:ind w:left="720" w:hanging="360"/>
+      </w:pPr>
+    </w:lvl>
+    <w:lvl w:ilvl="1" w:tplc="773234DA" w:tentative="1">
+      <w:start w:val="1"/>
+      <w:numFmt w:val="bullet"/>
+      <w:lvlText w:val="○"/>
+      <w:lvlJc w:val="left"/>
+      <w:pPr>
+        <w:ind w:left="1440" w:hanging="360"/>
+      </w:pPr>
+    </w:lvl>
+    <w:lvl w:ilvl="2" w:tplc="FC5CEFEE" w:tentative="1">
+      <w:start w:val="1"/>
+      <w:numFmt w:val="bullet"/>
+      <w:lvlText w:val="■"/>
+      <w:lvlJc w:val="left"/>
+      <w:pPr>
+        <w:ind w:left="2160" w:hanging="360"/>
+      </w:pPr>
+    </w:lvl>
+    <w:lvl w:ilvl="3" w:tplc="03483A08" w:tentative="1">
+      <w:start w:val="1"/>
+      <w:numFmt w:val="bullet"/>
+      <w:lvlText w:val="●"/>
+      <w:lvlJc w:val="left"/>
+      <w:pPr>
+        <w:ind w:left="2880" w:hanging="360"/>
+      </w:pPr>
+    </w:lvl>
+    <w:lvl w:ilvl="4" w:tplc="B66E393C" w:tentative="1">
+      <w:start w:val="1"/>
+      <w:numFmt w:val="bullet"/>
+      <w:lvlText w:val="○"/>
+      <w:lvlJc w:val="left"/>
+      <w:pPr>
+        <w:ind w:left="3600" w:hanging="360"/>
+      </w:pPr>
+    </w:lvl>
+    <w:lvl w:ilvl="5" w:tplc="0EFC5A0A" w:tentative="1">
+      <w:start w:val="1"/>
+      <w:numFmt w:val="bullet"/>
+      <w:lvlText w:val="■"/>
+      <w:lvlJc w:val="left"/>
+      <w:pPr>
+        <w:ind w:left="4320" w:hanging="360"/>
+      </w:pPr>
+    </w:lvl>
+    <w:lvl w:ilvl="6" w:tplc="BB22A1E4" w:tentative="1">
+      <w:start w:val="1"/>
+      <w:numFmt w:val="bullet"/>
+      <w:lvlText w:val="●"/>
+      <w:lvlJc w:val="left"/>
+      <w:pPr>
+        <w:ind w:left="5040" w:hanging="360"/>
+      </w:pPr>
+    </w:lvl>
+    <w:lvl w:ilvl="7" w:tplc="4F585F52" w:tentative="1">
+      <w:start w:val="1"/>
+      <w:numFmt w:val="bullet"/>
+      <w:lvlText w:val="●"/>
+      <w:lvlJc w:val="left"/>
+      <w:pPr>
+        <w:ind w:left="5760" w:hanging="360"/>
+      </w:pPr>
+    </w:lvl>
+    <w:lvl w:ilvl="8" w:tplc="337EBB3A" w:tentative="1">
+      <w:start w:val="1"/>
+      <w:numFmt w:val="bullet"/>
+      <w:lvlText w:val="●"/>
+      <w:lvlJc w:val="left"/>
+      <w:pPr>
+        <w:ind w:left="6480" w:hanging="360"/>
+      </w:pPr>
+    </w:lvl>
+  </w:abstractNum>
+  <w:abstractNum w:abstractNumId="2" w15:restartNumberingAfterBreak="0">
+    <w:nsid w:val="2B3957A3"/>
+    <w:multiLevelType w:val="hybridMultilevel"/>
+    <w:tmpl w:val="851E3D34"/>
+    <w:lvl w:ilvl="0" w:tplc="40D0FEFC">
+      <w:start w:val="1"/>
+      <w:numFmt w:val="decimal"/>
+      <w:lvlText w:val="%1."/>
+      <w:lvlJc w:val="left"/>
+      <w:pPr>
+        <w:ind w:left="360" w:hanging="300"/>
+      </w:pPr>
+    </w:lvl>
+    <w:lvl w:ilvl="1" w:tplc="B332F4C2" w:tentative="1">
+      <w:start w:val="1"/>
+      <w:numFmt w:val="lowerLetter"/>
+      <w:lvlText w:val="%2."/>
+      <w:lvlJc w:val="left"/>
+      <w:pPr>
+        <w:ind w:left="720" w:hanging="300"/>
+      </w:pPr>
+    </w:lvl>
+    <w:lvl w:ilvl="2" w:tplc="4A76E5C0">
+      <w:numFmt w:val="decimal"/>
+      <w:lvlText w:val=""/>
+      <w:lvlJc w:val="left"/>
+    </w:lvl>
+    <w:lvl w:ilvl="3" w:tplc="B3E273B4">
+      <w:numFmt w:val="decimal"/>
+      <w:lvlText w:val=""/>
+      <w:lvlJc w:val="left"/>
+    </w:lvl>
+    <w:lvl w:ilvl="4" w:tplc="4E4AF484">
+      <w:numFmt w:val="decimal"/>
+      <w:lvlText w:val=""/>
+      <w:lvlJc w:val="left"/>
+    </w:lvl>
+    <w:lvl w:ilvl="5" w:tplc="FBAEE09A">
+      <w:numFmt w:val="decimal"/>
+      <w:lvlText w:val=""/>
+      <w:lvlJc w:val="left"/>
+    </w:lvl>
+    <w:lvl w:ilvl="6" w:tplc="1EECAD6C">
+      <w:numFmt w:val="decimal"/>
+      <w:lvlText w:val=""/>
+      <w:lvlJc w:val="left"/>
+    </w:lvl>
+    <w:lvl w:ilvl="7" w:tplc="8FDC702E">
+      <w:numFmt w:val="decimal"/>
+      <w:lvlText w:val=""/>
+      <w:lvlJc w:val="left"/>
+    </w:lvl>
+    <w:lvl w:ilvl="8" w:tplc="00366AA4">
+      <w:numFmt w:val="decimal"/>
+      <w:lvlText w:val=""/>
+      <w:lvlJc w:val="left"/>
+    </w:lvl>
+  </w:abstractNum>
+  <w:abstractNum w:abstractNumId="3" w15:restartNumberingAfterBreak="0">
+    <w:nsid w:val="2BB570A7"/>
+    <w:multiLevelType w:val="hybridMultilevel"/>
+    <w:tmpl w:val="1C6A6E66"/>
+    <w:lvl w:ilvl="0" w:tplc="D5E0A24E">
+      <w:start w:val="1"/>
+      <w:numFmt w:val="decimal"/>
+      <w:lvlText w:val="%1."/>
+      <w:lvlJc w:val="left"/>
+      <w:pPr>
+        <w:ind w:left="360" w:hanging="300"/>
+      </w:pPr>
+    </w:lvl>
+    <w:lvl w:ilvl="1" w:tplc="1A98A242" w:tentative="1">
+      <w:start w:val="1"/>
+      <w:numFmt w:val="lowerLetter"/>
+      <w:lvlText w:val="%2."/>
+      <w:lvlJc w:val="left"/>
+      <w:pPr>
+        <w:ind w:left="720" w:hanging="300"/>
+      </w:pPr>
+    </w:lvl>
+    <w:lvl w:ilvl="2" w:tplc="5284E4BC">
+      <w:numFmt w:val="decimal"/>
+      <w:lvlText w:val=""/>
+      <w:lvlJc w:val="left"/>
+    </w:lvl>
+    <w:lvl w:ilvl="3" w:tplc="B3ECD714">
+      <w:numFmt w:val="decimal"/>
+      <w:lvlText w:val=""/>
+      <w:lvlJc w:val="left"/>
+    </w:lvl>
+    <w:lvl w:ilvl="4" w:tplc="98907C4C">
+      <w:numFmt w:val="decimal"/>
+      <w:lvlText w:val=""/>
+      <w:lvlJc w:val="left"/>
+    </w:lvl>
+    <w:lvl w:ilvl="5" w:tplc="0B3A1262">
+      <w:numFmt w:val="decimal"/>
+      <w:lvlText w:val=""/>
+      <w:lvlJc w:val="left"/>
+    </w:lvl>
+    <w:lvl w:ilvl="6" w:tplc="7BFC031A">
+      <w:numFmt w:val="decimal"/>
+      <w:lvlText w:val=""/>
+      <w:lvlJc w:val="left"/>
+    </w:lvl>
+    <w:lvl w:ilvl="7" w:tplc="410009DE">
+      <w:numFmt w:val="decimal"/>
+      <w:lvlText w:val=""/>
+      <w:lvlJc w:val="left"/>
+    </w:lvl>
+    <w:lvl w:ilvl="8" w:tplc="05E8F996">
+      <w:numFmt w:val="decimal"/>
+      <w:lvlText w:val=""/>
+      <w:lvlJc w:val="left"/>
+    </w:lvl>
+  </w:abstractNum>
+  <w:abstractNum w:abstractNumId="4" w15:restartNumberingAfterBreak="0">
+    <w:nsid w:val="2C5A280B"/>
+    <w:multiLevelType w:val="hybridMultilevel"/>
+    <w:tmpl w:val="D0C4931A"/>
+    <w:lvl w:ilvl="0" w:tplc="E8D6FD0C">
+      <w:start w:val="1"/>
+      <w:numFmt w:val="decimal"/>
+      <w:lvlText w:val="%1."/>
+      <w:lvlJc w:val="left"/>
+      <w:pPr>
+        <w:ind w:left="360" w:hanging="300"/>
+      </w:pPr>
+    </w:lvl>
+    <w:lvl w:ilvl="1" w:tplc="644068F4" w:tentative="1">
+      <w:start w:val="1"/>
+      <w:numFmt w:val="lowerLetter"/>
+      <w:lvlText w:val="%2."/>
+      <w:lvlJc w:val="left"/>
+      <w:pPr>
+        <w:ind w:left="720" w:hanging="300"/>
+      </w:pPr>
+    </w:lvl>
+    <w:lvl w:ilvl="2" w:tplc="D2EC4404">
+      <w:numFmt w:val="decimal"/>
+      <w:lvlText w:val=""/>
+      <w:lvlJc w:val="left"/>
+    </w:lvl>
+    <w:lvl w:ilvl="3" w:tplc="DDEE791E">
+      <w:numFmt w:val="decimal"/>
+      <w:lvlText w:val=""/>
+      <w:lvlJc w:val="left"/>
+    </w:lvl>
+    <w:lvl w:ilvl="4" w:tplc="EDD6E924">
+      <w:numFmt w:val="decimal"/>
+      <w:lvlText w:val=""/>
+      <w:lvlJc w:val="left"/>
+    </w:lvl>
+    <w:lvl w:ilvl="5" w:tplc="C4D83EB2">
+      <w:numFmt w:val="decimal"/>
+      <w:lvlText w:val=""/>
+      <w:lvlJc w:val="left"/>
+    </w:lvl>
+    <w:lvl w:ilvl="6" w:tplc="8208EF5A">
+      <w:numFmt w:val="decimal"/>
+      <w:lvlText w:val=""/>
+      <w:lvlJc w:val="left"/>
+    </w:lvl>
+    <w:lvl w:ilvl="7" w:tplc="0480DF38">
+      <w:numFmt w:val="decimal"/>
+      <w:lvlText w:val=""/>
+      <w:lvlJc w:val="left"/>
+    </w:lvl>
+    <w:lvl w:ilvl="8" w:tplc="1BCA658A">
+      <w:numFmt w:val="decimal"/>
+      <w:lvlText w:val=""/>
+      <w:lvlJc w:val="left"/>
+    </w:lvl>
+  </w:abstractNum>
+  <w:abstractNum w:abstractNumId="5" w15:restartNumberingAfterBreak="0">
+    <w:nsid w:val="3884571B"/>
+    <w:multiLevelType w:val="hybridMultilevel"/>
+    <w:tmpl w:val="DDB62744"/>
+    <w:lvl w:ilvl="0" w:tplc="CE924D6A">
+      <w:start w:val="1"/>
+      <w:numFmt w:val="decimal"/>
+      <w:lvlText w:val="%1."/>
+      <w:lvlJc w:val="left"/>
+      <w:pPr>
+        <w:ind w:left="360" w:hanging="300"/>
+      </w:pPr>
+    </w:lvl>
+    <w:lvl w:ilvl="1" w:tplc="30B879FA" w:tentative="1">
+      <w:start w:val="1"/>
+      <w:numFmt w:val="lowerLetter"/>
+      <w:lvlText w:val="%2."/>
+      <w:lvlJc w:val="left"/>
+      <w:pPr>
+        <w:ind w:left="720" w:hanging="300"/>
+      </w:pPr>
+    </w:lvl>
+    <w:lvl w:ilvl="2" w:tplc="DA6CF9AA">
+      <w:numFmt w:val="decimal"/>
+      <w:lvlText w:val=""/>
+      <w:lvlJc w:val="left"/>
+    </w:lvl>
+    <w:lvl w:ilvl="3" w:tplc="84F65044">
+      <w:numFmt w:val="decimal"/>
+      <w:lvlText w:val=""/>
+      <w:lvlJc w:val="left"/>
+    </w:lvl>
+    <w:lvl w:ilvl="4" w:tplc="9DB4A4EA">
+      <w:numFmt w:val="decimal"/>
+      <w:lvlText w:val=""/>
+      <w:lvlJc w:val="left"/>
+    </w:lvl>
+    <w:lvl w:ilvl="5" w:tplc="53682FC6">
+      <w:numFmt w:val="decimal"/>
+      <w:lvlText w:val=""/>
+      <w:lvlJc w:val="left"/>
+    </w:lvl>
+    <w:lvl w:ilvl="6" w:tplc="079C5E2E">
+      <w:numFmt w:val="decimal"/>
+      <w:lvlText w:val=""/>
+      <w:lvlJc w:val="left"/>
+    </w:lvl>
+    <w:lvl w:ilvl="7" w:tplc="6442C7CE">
+      <w:numFmt w:val="decimal"/>
+      <w:lvlText w:val=""/>
+      <w:lvlJc w:val="left"/>
+    </w:lvl>
+    <w:lvl w:ilvl="8" w:tplc="B6847120">
+      <w:numFmt w:val="decimal"/>
+      <w:lvlText w:val=""/>
+      <w:lvlJc w:val="left"/>
+    </w:lvl>
+  </w:abstractNum>
+  <w:abstractNum w:abstractNumId="6" w15:restartNumberingAfterBreak="0">
+    <w:nsid w:val="489547D1"/>
+    <w:multiLevelType w:val="hybridMultilevel"/>
+    <w:tmpl w:val="A62697CA"/>
+    <w:lvl w:ilvl="0" w:tplc="A78632BA" w:tentative="1">
       <w:start w:val="1"/>
       <w:numFmt w:val="bullet"/>
       <w:lvlText w:val="•"/>
@@ -3478,7 +3816,7 @@
         <w:ind w:left="360" w:hanging="260"/>
       </w:pPr>
     </w:lvl>
-    <w:lvl w:ilvl="1" w:tplc="66B6E05E" w:tentative="1">
+    <w:lvl w:ilvl="1" w:tplc="95649BEE" w:tentative="1">
       <w:start w:val="1"/>
       <w:numFmt w:val="bullet"/>
       <w:lvlText w:val="–"/>
@@ -3487,392 +3825,74 @@
         <w:ind w:left="720" w:hanging="260"/>
       </w:pPr>
     </w:lvl>
-    <w:lvl w:ilvl="2" w:tplc="0F742E36">
+    <w:lvl w:ilvl="2" w:tplc="680CF8EA">
       <w:numFmt w:val="decimal"/>
       <w:lvlText w:val=""/>
       <w:lvlJc w:val="left"/>
     </w:lvl>
-    <w:lvl w:ilvl="3" w:tplc="47D64E54">
+    <w:lvl w:ilvl="3" w:tplc="E51A9F6E">
       <w:numFmt w:val="decimal"/>
       <w:lvlText w:val=""/>
       <w:lvlJc w:val="left"/>
     </w:lvl>
-    <w:lvl w:ilvl="4" w:tplc="7E68D0C2">
+    <w:lvl w:ilvl="4" w:tplc="C7BAE0B8">
       <w:numFmt w:val="decimal"/>
       <w:lvlText w:val=""/>
       <w:lvlJc w:val="left"/>
     </w:lvl>
-    <w:lvl w:ilvl="5" w:tplc="2D4E710A">
+    <w:lvl w:ilvl="5" w:tplc="9A2AC9DE">
       <w:numFmt w:val="decimal"/>
       <w:lvlText w:val=""/>
       <w:lvlJc w:val="left"/>
     </w:lvl>
-    <w:lvl w:ilvl="6" w:tplc="E578AE6C">
+    <w:lvl w:ilvl="6" w:tplc="BC94004A">
       <w:numFmt w:val="decimal"/>
       <w:lvlText w:val=""/>
       <w:lvlJc w:val="left"/>
     </w:lvl>
-    <w:lvl w:ilvl="7" w:tplc="FBEC3EF0">
+    <w:lvl w:ilvl="7" w:tplc="796A44A8">
       <w:numFmt w:val="decimal"/>
       <w:lvlText w:val=""/>
       <w:lvlJc w:val="left"/>
     </w:lvl>
-    <w:lvl w:ilvl="8" w:tplc="06FC5B02">
+    <w:lvl w:ilvl="8" w:tplc="51C0C7C6">
       <w:numFmt w:val="decimal"/>
       <w:lvlText w:val=""/>
       <w:lvlJc w:val="left"/>
     </w:lvl>
   </w:abstractNum>
-  <w:abstractNum w:abstractNumId="2" w15:restartNumberingAfterBreak="0">
-    <w:nsid w:val="407F16F8"/>
-    <w:multiLevelType w:val="hybridMultilevel"/>
-    <w:tmpl w:val="CF4C3090"/>
-    <w:lvl w:ilvl="0" w:tplc="4904B19E">
-      <w:start w:val="1"/>
-      <w:numFmt w:val="decimal"/>
-      <w:lvlText w:val="%1."/>
-      <w:lvlJc w:val="left"/>
-      <w:pPr>
-        <w:ind w:left="360" w:hanging="300"/>
-      </w:pPr>
-    </w:lvl>
-    <w:lvl w:ilvl="1" w:tplc="ADDA22C4" w:tentative="1">
-      <w:start w:val="1"/>
-      <w:numFmt w:val="lowerLetter"/>
-      <w:lvlText w:val="%2."/>
-      <w:lvlJc w:val="left"/>
-      <w:pPr>
-        <w:ind w:left="720" w:hanging="300"/>
-      </w:pPr>
-    </w:lvl>
-    <w:lvl w:ilvl="2" w:tplc="0F5ED2FA">
-      <w:numFmt w:val="decimal"/>
-      <w:lvlText w:val=""/>
-      <w:lvlJc w:val="left"/>
-    </w:lvl>
-    <w:lvl w:ilvl="3" w:tplc="51C679AC">
-      <w:numFmt w:val="decimal"/>
-      <w:lvlText w:val=""/>
-      <w:lvlJc w:val="left"/>
-    </w:lvl>
-    <w:lvl w:ilvl="4" w:tplc="55A04B24">
-      <w:numFmt w:val="decimal"/>
-      <w:lvlText w:val=""/>
-      <w:lvlJc w:val="left"/>
-    </w:lvl>
-    <w:lvl w:ilvl="5" w:tplc="224AE54E">
-      <w:numFmt w:val="decimal"/>
-      <w:lvlText w:val=""/>
-      <w:lvlJc w:val="left"/>
-    </w:lvl>
-    <w:lvl w:ilvl="6" w:tplc="66008D6E">
-      <w:numFmt w:val="decimal"/>
-      <w:lvlText w:val=""/>
-      <w:lvlJc w:val="left"/>
-    </w:lvl>
-    <w:lvl w:ilvl="7" w:tplc="2CA074CA">
-      <w:numFmt w:val="decimal"/>
-      <w:lvlText w:val=""/>
-      <w:lvlJc w:val="left"/>
-    </w:lvl>
-    <w:lvl w:ilvl="8" w:tplc="F03E23D2">
-      <w:numFmt w:val="decimal"/>
-      <w:lvlText w:val=""/>
-      <w:lvlJc w:val="left"/>
-    </w:lvl>
-  </w:abstractNum>
-  <w:abstractNum w:abstractNumId="3" w15:restartNumberingAfterBreak="0">
-    <w:nsid w:val="44F64AB5"/>
-    <w:multiLevelType w:val="hybridMultilevel"/>
-    <w:tmpl w:val="A6E4F4E0"/>
-    <w:lvl w:ilvl="0" w:tplc="BD526714">
-      <w:start w:val="1"/>
-      <w:numFmt w:val="decimal"/>
-      <w:lvlText w:val="%1."/>
-      <w:lvlJc w:val="left"/>
-      <w:pPr>
-        <w:ind w:left="360" w:hanging="300"/>
-      </w:pPr>
-    </w:lvl>
-    <w:lvl w:ilvl="1" w:tplc="D5163020" w:tentative="1">
-      <w:start w:val="1"/>
-      <w:numFmt w:val="lowerLetter"/>
-      <w:lvlText w:val="%2."/>
-      <w:lvlJc w:val="left"/>
-      <w:pPr>
-        <w:ind w:left="720" w:hanging="300"/>
-      </w:pPr>
-    </w:lvl>
-    <w:lvl w:ilvl="2" w:tplc="BD90B416">
-      <w:numFmt w:val="decimal"/>
-      <w:lvlText w:val=""/>
-      <w:lvlJc w:val="left"/>
-    </w:lvl>
-    <w:lvl w:ilvl="3" w:tplc="23328DB6">
-      <w:numFmt w:val="decimal"/>
-      <w:lvlText w:val=""/>
-      <w:lvlJc w:val="left"/>
-    </w:lvl>
-    <w:lvl w:ilvl="4" w:tplc="24BA71DC">
-      <w:numFmt w:val="decimal"/>
-      <w:lvlText w:val=""/>
-      <w:lvlJc w:val="left"/>
-    </w:lvl>
-    <w:lvl w:ilvl="5" w:tplc="9998CED2">
-      <w:numFmt w:val="decimal"/>
-      <w:lvlText w:val=""/>
-      <w:lvlJc w:val="left"/>
-    </w:lvl>
-    <w:lvl w:ilvl="6" w:tplc="E0B65CF8">
-      <w:numFmt w:val="decimal"/>
-      <w:lvlText w:val=""/>
-      <w:lvlJc w:val="left"/>
-    </w:lvl>
-    <w:lvl w:ilvl="7" w:tplc="F2ECE490">
-      <w:numFmt w:val="decimal"/>
-      <w:lvlText w:val=""/>
-      <w:lvlJc w:val="left"/>
-    </w:lvl>
-    <w:lvl w:ilvl="8" w:tplc="EE6EB424">
-      <w:numFmt w:val="decimal"/>
-      <w:lvlText w:val=""/>
-      <w:lvlJc w:val="left"/>
-    </w:lvl>
-  </w:abstractNum>
-  <w:abstractNum w:abstractNumId="4" w15:restartNumberingAfterBreak="0">
-    <w:nsid w:val="50A93860"/>
-    <w:multiLevelType w:val="hybridMultilevel"/>
-    <w:tmpl w:val="E03E6106"/>
-    <w:lvl w:ilvl="0" w:tplc="85605478" w:tentative="1">
-      <w:start w:val="1"/>
-      <w:numFmt w:val="bullet"/>
-      <w:lvlText w:val="●"/>
-      <w:lvlJc w:val="left"/>
-      <w:pPr>
-        <w:ind w:left="720" w:hanging="360"/>
-      </w:pPr>
-    </w:lvl>
-    <w:lvl w:ilvl="1" w:tplc="EB5EF710" w:tentative="1">
-      <w:start w:val="1"/>
-      <w:numFmt w:val="bullet"/>
-      <w:lvlText w:val="○"/>
-      <w:lvlJc w:val="left"/>
-      <w:pPr>
-        <w:ind w:left="1440" w:hanging="360"/>
-      </w:pPr>
-    </w:lvl>
-    <w:lvl w:ilvl="2" w:tplc="A8F66E98" w:tentative="1">
-      <w:start w:val="1"/>
-      <w:numFmt w:val="bullet"/>
-      <w:lvlText w:val="■"/>
-      <w:lvlJc w:val="left"/>
-      <w:pPr>
-        <w:ind w:left="2160" w:hanging="360"/>
-      </w:pPr>
-    </w:lvl>
-    <w:lvl w:ilvl="3" w:tplc="33CA2E66" w:tentative="1">
-      <w:start w:val="1"/>
-      <w:numFmt w:val="bullet"/>
-      <w:lvlText w:val="●"/>
-      <w:lvlJc w:val="left"/>
-      <w:pPr>
-        <w:ind w:left="2880" w:hanging="360"/>
-      </w:pPr>
-    </w:lvl>
-    <w:lvl w:ilvl="4" w:tplc="4EFA4CBE" w:tentative="1">
-      <w:start w:val="1"/>
-      <w:numFmt w:val="bullet"/>
-      <w:lvlText w:val="○"/>
-      <w:lvlJc w:val="left"/>
-      <w:pPr>
-        <w:ind w:left="3600" w:hanging="360"/>
-      </w:pPr>
-    </w:lvl>
-    <w:lvl w:ilvl="5" w:tplc="912476D2" w:tentative="1">
-      <w:start w:val="1"/>
-      <w:numFmt w:val="bullet"/>
-      <w:lvlText w:val="■"/>
-      <w:lvlJc w:val="left"/>
-      <w:pPr>
-        <w:ind w:left="4320" w:hanging="360"/>
-      </w:pPr>
-    </w:lvl>
-    <w:lvl w:ilvl="6" w:tplc="F18ADC46" w:tentative="1">
-      <w:start w:val="1"/>
-      <w:numFmt w:val="bullet"/>
-      <w:lvlText w:val="●"/>
-      <w:lvlJc w:val="left"/>
-      <w:pPr>
-        <w:ind w:left="5040" w:hanging="360"/>
-      </w:pPr>
-    </w:lvl>
-    <w:lvl w:ilvl="7" w:tplc="1BB2FB44" w:tentative="1">
-      <w:start w:val="1"/>
-      <w:numFmt w:val="bullet"/>
-      <w:lvlText w:val="●"/>
-      <w:lvlJc w:val="left"/>
-      <w:pPr>
-        <w:ind w:left="5760" w:hanging="360"/>
-      </w:pPr>
-    </w:lvl>
-    <w:lvl w:ilvl="8" w:tplc="F3187D68" w:tentative="1">
-      <w:start w:val="1"/>
-      <w:numFmt w:val="bullet"/>
-      <w:lvlText w:val="●"/>
-      <w:lvlJc w:val="left"/>
-      <w:pPr>
-        <w:ind w:left="6480" w:hanging="360"/>
-      </w:pPr>
-    </w:lvl>
-  </w:abstractNum>
-  <w:abstractNum w:abstractNumId="5" w15:restartNumberingAfterBreak="0">
-    <w:nsid w:val="5AC872C3"/>
-    <w:multiLevelType w:val="hybridMultilevel"/>
-    <w:tmpl w:val="F350FA30"/>
-    <w:lvl w:ilvl="0" w:tplc="ACFA7FB0">
-      <w:start w:val="1"/>
-      <w:numFmt w:val="decimal"/>
-      <w:lvlText w:val="%1."/>
-      <w:lvlJc w:val="left"/>
-      <w:pPr>
-        <w:ind w:left="360" w:hanging="300"/>
-      </w:pPr>
-    </w:lvl>
-    <w:lvl w:ilvl="1" w:tplc="FA96E148" w:tentative="1">
-      <w:start w:val="1"/>
-      <w:numFmt w:val="lowerLetter"/>
-      <w:lvlText w:val="%2."/>
-      <w:lvlJc w:val="left"/>
-      <w:pPr>
-        <w:ind w:left="720" w:hanging="300"/>
-      </w:pPr>
-    </w:lvl>
-    <w:lvl w:ilvl="2" w:tplc="0A84CB28">
-      <w:numFmt w:val="decimal"/>
-      <w:lvlText w:val=""/>
-      <w:lvlJc w:val="left"/>
-    </w:lvl>
-    <w:lvl w:ilvl="3" w:tplc="68B07DC2">
-      <w:numFmt w:val="decimal"/>
-      <w:lvlText w:val=""/>
-      <w:lvlJc w:val="left"/>
-    </w:lvl>
-    <w:lvl w:ilvl="4" w:tplc="E63C2C52">
-      <w:numFmt w:val="decimal"/>
-      <w:lvlText w:val=""/>
-      <w:lvlJc w:val="left"/>
-    </w:lvl>
-    <w:lvl w:ilvl="5" w:tplc="D2FCAEB6">
-      <w:numFmt w:val="decimal"/>
-      <w:lvlText w:val=""/>
-      <w:lvlJc w:val="left"/>
-    </w:lvl>
-    <w:lvl w:ilvl="6" w:tplc="29CA744A">
-      <w:numFmt w:val="decimal"/>
-      <w:lvlText w:val=""/>
-      <w:lvlJc w:val="left"/>
-    </w:lvl>
-    <w:lvl w:ilvl="7" w:tplc="D5663312">
-      <w:numFmt w:val="decimal"/>
-      <w:lvlText w:val=""/>
-      <w:lvlJc w:val="left"/>
-    </w:lvl>
-    <w:lvl w:ilvl="8" w:tplc="AB765C7C">
-      <w:numFmt w:val="decimal"/>
-      <w:lvlText w:val=""/>
-      <w:lvlJc w:val="left"/>
-    </w:lvl>
-  </w:abstractNum>
-  <w:abstractNum w:abstractNumId="6" w15:restartNumberingAfterBreak="0">
-    <w:nsid w:val="75CF4FB7"/>
-    <w:multiLevelType w:val="hybridMultilevel"/>
-    <w:tmpl w:val="A4DAE474"/>
-    <w:lvl w:ilvl="0" w:tplc="EE92F44A">
-      <w:start w:val="1"/>
-      <w:numFmt w:val="decimal"/>
-      <w:lvlText w:val="%1."/>
-      <w:lvlJc w:val="left"/>
-      <w:pPr>
-        <w:ind w:left="360" w:hanging="300"/>
-      </w:pPr>
-    </w:lvl>
-    <w:lvl w:ilvl="1" w:tplc="63341CA0" w:tentative="1">
-      <w:start w:val="1"/>
-      <w:numFmt w:val="lowerLetter"/>
-      <w:lvlText w:val="%2."/>
-      <w:lvlJc w:val="left"/>
-      <w:pPr>
-        <w:ind w:left="720" w:hanging="300"/>
-      </w:pPr>
-    </w:lvl>
-    <w:lvl w:ilvl="2" w:tplc="A7FAC870">
-      <w:numFmt w:val="decimal"/>
-      <w:lvlText w:val=""/>
-      <w:lvlJc w:val="left"/>
-    </w:lvl>
-    <w:lvl w:ilvl="3" w:tplc="0352A9D0">
-      <w:numFmt w:val="decimal"/>
-      <w:lvlText w:val=""/>
-      <w:lvlJc w:val="left"/>
-    </w:lvl>
-    <w:lvl w:ilvl="4" w:tplc="4338272A">
-      <w:numFmt w:val="decimal"/>
-      <w:lvlText w:val=""/>
-      <w:lvlJc w:val="left"/>
-    </w:lvl>
-    <w:lvl w:ilvl="5" w:tplc="E842BDDE">
-      <w:numFmt w:val="decimal"/>
-      <w:lvlText w:val=""/>
-      <w:lvlJc w:val="left"/>
-    </w:lvl>
-    <w:lvl w:ilvl="6" w:tplc="8AB01464">
-      <w:numFmt w:val="decimal"/>
-      <w:lvlText w:val=""/>
-      <w:lvlJc w:val="left"/>
-    </w:lvl>
-    <w:lvl w:ilvl="7" w:tplc="8F0E9DB8">
-      <w:numFmt w:val="decimal"/>
-      <w:lvlText w:val=""/>
-      <w:lvlJc w:val="left"/>
-    </w:lvl>
-    <w:lvl w:ilvl="8" w:tplc="4272A142">
-      <w:numFmt w:val="decimal"/>
-      <w:lvlText w:val=""/>
-      <w:lvlJc w:val="left"/>
-    </w:lvl>
-  </w:abstractNum>
-  <w:num w:numId="1" w16cid:durableId="941380320">
+  <w:num w:numId="1" w16cid:durableId="181626473">
+    <w:abstractNumId w:val="1"/>
+    <w:lvlOverride w:ilvl="0">
+      <w:startOverride w:val="1"/>
+    </w:lvlOverride>
+  </w:num>
+  <w:num w:numId="2" w16cid:durableId="694231316">
+    <w:abstractNumId w:val="5"/>
+    <w:lvlOverride w:ilvl="0">
+      <w:startOverride w:val="1"/>
+    </w:lvlOverride>
+  </w:num>
+  <w:num w:numId="3" w16cid:durableId="1782602748">
+    <w:abstractNumId w:val="0"/>
+    <w:lvlOverride w:ilvl="0">
+      <w:startOverride w:val="1"/>
+    </w:lvlOverride>
+  </w:num>
+  <w:num w:numId="4" w16cid:durableId="1701053221">
+    <w:abstractNumId w:val="3"/>
+    <w:lvlOverride w:ilvl="0">
+      <w:startOverride w:val="1"/>
+    </w:lvlOverride>
+  </w:num>
+  <w:num w:numId="5" w16cid:durableId="222303278">
     <w:abstractNumId w:val="4"/>
     <w:lvlOverride w:ilvl="0">
       <w:startOverride w:val="1"/>
     </w:lvlOverride>
   </w:num>
-  <w:num w:numId="2" w16cid:durableId="1761442401">
-    <w:abstractNumId w:val="6"/>
-    <w:lvlOverride w:ilvl="0">
-      <w:startOverride w:val="1"/>
-    </w:lvlOverride>
-  </w:num>
-  <w:num w:numId="3" w16cid:durableId="443307754">
-    <w:abstractNumId w:val="3"/>
-    <w:lvlOverride w:ilvl="0">
-      <w:startOverride w:val="1"/>
-    </w:lvlOverride>
-  </w:num>
-  <w:num w:numId="4" w16cid:durableId="641236429">
-    <w:abstractNumId w:val="0"/>
-    <w:lvlOverride w:ilvl="0">
-      <w:startOverride w:val="1"/>
-    </w:lvlOverride>
-  </w:num>
-  <w:num w:numId="5" w16cid:durableId="1329091563">
+  <w:num w:numId="6" w16cid:durableId="1859927393">
     <w:abstractNumId w:val="2"/>
-    <w:lvlOverride w:ilvl="0">
-      <w:startOverride w:val="1"/>
-    </w:lvlOverride>
-  </w:num>
-  <w:num w:numId="6" w16cid:durableId="1702516817">
-    <w:abstractNumId w:val="5"/>
     <w:lvlOverride w:ilvl="0">
       <w:startOverride w:val="1"/>
     </w:lvlOverride>
@@ -4553,7 +4573,7 @@
     <w:autoRedefine/>
     <w:uiPriority w:val="39"/>
     <w:unhideWhenUsed/>
-    <w:rsid w:val="00DF6931"/>
+    <w:rsid w:val="00840214"/>
     <w:pPr>
       <w:spacing w:after="100"/>
     </w:pPr>
